--- a/Projeto final/segunda fase/Nicolas.docx
+++ b/Projeto final/segunda fase/Nicolas.docx
@@ -406,7 +406,7 @@
           <w:color w:val="000000"/>
         </w:rPr>
       </w:pPr>
-      <w:bookmarkStart w:id="0" w:name="_heading=h.gjdgxs"/>
+      <w:bookmarkStart w:id="0" w:name="_heading=h.gjdgxs" w:colFirst="0" w:colLast="0"/>
       <w:bookmarkEnd w:id="0"/>
       <w:r>
         <w:rPr>
@@ -416,7 +416,6 @@
       </w:r>
       <w:r>
         <w:rPr>
-          <w:rStyle w:val="26"/>
           <w:color w:val="000000"/>
           <w:vertAlign w:val="superscript"/>
         </w:rPr>
@@ -468,36 +467,7 @@
         <w:tab/>
       </w:r>
     </w:p>
-    <w:p>
-      <w:pPr>
-        <w:spacing w:line="300" w:lineRule="auto"/>
-        <w:ind w:firstLine="0"/>
-        <w:rPr>
-          <w:b/>
-          <w:color w:val="000000"/>
-        </w:rPr>
-      </w:pPr>
-    </w:p>
-    <w:p>
-      <w:pPr>
-        <w:spacing w:line="300" w:lineRule="auto"/>
-        <w:ind w:firstLine="0"/>
-        <w:rPr>
-          <w:b/>
-          <w:color w:val="000000"/>
-        </w:rPr>
-      </w:pPr>
-    </w:p>
-    <w:p>
-      <w:pPr>
-        <w:spacing w:line="300" w:lineRule="auto"/>
-        <w:ind w:firstLine="0"/>
-        <w:rPr>
-          <w:b/>
-          <w:color w:val="000000"/>
-        </w:rPr>
-      </w:pPr>
-    </w:p>
+    <w:p/>
     <w:p>
       <w:pPr>
         <w:spacing w:line="300" w:lineRule="auto"/>
@@ -730,7 +700,7 @@
     </w:p>
     <w:tbl>
       <w:tblPr>
-        <w:tblStyle w:val="41"/>
+        <w:tblStyle w:val="28"/>
         <w:tblW w:w="8504" w:type="dxa"/>
         <w:tblInd w:w="108" w:type="dxa"/>
         <w:tblLayout w:type="fixed"/>
@@ -743,17 +713,9 @@
       </w:tblPr>
       <w:tblGrid>
         <w:gridCol w:w="4252"/>
-        <w:gridCol w:w="4251"/>
+        <w:gridCol w:w="4252"/>
       </w:tblGrid>
       <w:tr>
-        <w:tblPrEx>
-          <w:tblCellMar>
-            <w:top w:w="0" w:type="dxa"/>
-            <w:left w:w="115" w:type="dxa"/>
-            <w:bottom w:w="0" w:type="dxa"/>
-            <w:right w:w="115" w:type="dxa"/>
-          </w:tblCellMar>
-        </w:tblPrEx>
         <w:tc>
           <w:tcPr>
             <w:tcW w:w="4252" w:type="dxa"/>
@@ -761,43 +723,31 @@
           </w:tcPr>
           <w:p>
             <w:pPr>
-              <w:widowControl w:val="0"/>
-              <w:spacing w:before="0" w:after="0"/>
               <w:ind w:firstLine="0"/>
               <w:jc w:val="left"/>
-              <w:rPr>
-                <w:kern w:val="0"/>
-              </w:rPr>
             </w:pPr>
             <w:r>
               <w:rPr>
                 <w:color w:val="000000"/>
-                <w:kern w:val="0"/>
               </w:rPr>
               <w:t>______________________________</w:t>
             </w:r>
           </w:p>
           <w:p>
             <w:pPr>
-              <w:widowControl w:val="0"/>
-              <w:spacing w:before="0" w:after="0" w:line="240" w:lineRule="auto"/>
+              <w:spacing w:line="240" w:lineRule="auto"/>
               <w:ind w:firstLine="0"/>
               <w:jc w:val="center"/>
-              <w:rPr>
-                <w:kern w:val="0"/>
-              </w:rPr>
             </w:pPr>
             <w:r>
               <w:rPr>
                 <w:color w:val="000000"/>
-                <w:kern w:val="0"/>
               </w:rPr>
               <w:t>Profª. Aparecida da S. Ferreira</w:t>
             </w:r>
             <w:r>
               <w:rPr>
                 <w:color w:val="000000"/>
-                <w:kern w:val="0"/>
                 <w:vertAlign w:val="superscript"/>
               </w:rPr>
               <w:t>1</w:t>
@@ -805,8 +755,7 @@
           </w:p>
           <w:p>
             <w:pPr>
-              <w:widowControl w:val="0"/>
-              <w:spacing w:before="0" w:after="0" w:line="240" w:lineRule="auto"/>
+              <w:spacing w:line="240" w:lineRule="auto"/>
               <w:ind w:firstLine="0"/>
               <w:jc w:val="center"/>
               <w:rPr>
@@ -816,25 +765,19 @@
             <w:r>
               <w:rPr>
                 <w:color w:val="000000"/>
-                <w:kern w:val="0"/>
               </w:rPr>
               <w:t>Especialista em Tecnologia da Informação</w:t>
             </w:r>
           </w:p>
           <w:p>
             <w:pPr>
-              <w:widowControl w:val="0"/>
-              <w:spacing w:before="0" w:after="14" w:line="240" w:lineRule="auto"/>
+              <w:spacing w:after="14" w:line="240" w:lineRule="auto"/>
               <w:ind w:left="10" w:right="344" w:hanging="10"/>
               <w:jc w:val="center"/>
-              <w:rPr>
-                <w:kern w:val="0"/>
-              </w:rPr>
             </w:pPr>
             <w:r>
               <w:rPr>
                 <w:i/>
-                <w:kern w:val="0"/>
                 <w:sz w:val="20"/>
                 <w:szCs w:val="20"/>
               </w:rPr>
@@ -843,24 +786,15 @@
           </w:p>
           <w:p>
             <w:pPr>
-              <w:widowControl w:val="0"/>
-              <w:spacing w:before="0" w:after="0" w:line="240" w:lineRule="auto"/>
+              <w:spacing w:line="240" w:lineRule="auto"/>
               <w:ind w:firstLine="0"/>
-              <w:rPr>
-                <w:kern w:val="0"/>
-              </w:rPr>
             </w:pPr>
             <w:r>
-              <w:rPr>
-                <w:kern w:val="0"/>
-              </w:rPr>
               <w:t xml:space="preserve">                  Orientadora</w:t>
             </w:r>
           </w:p>
           <w:p>
             <w:pPr>
-              <w:widowControl w:val="0"/>
-              <w:spacing w:before="0" w:after="0"/>
               <w:ind w:firstLine="0"/>
               <w:jc w:val="center"/>
               <w:rPr>
@@ -871,31 +805,24 @@
         </w:tc>
         <w:tc>
           <w:tcPr>
-            <w:tcW w:w="4251" w:type="dxa"/>
+            <w:tcW w:w="4252" w:type="dxa"/>
             <w:shd w:val="clear" w:color="auto" w:fill="auto"/>
           </w:tcPr>
           <w:p>
             <w:pPr>
-              <w:widowControl w:val="0"/>
-              <w:spacing w:before="0" w:after="0"/>
               <w:ind w:firstLine="0"/>
               <w:jc w:val="left"/>
-              <w:rPr>
-                <w:kern w:val="0"/>
-              </w:rPr>
             </w:pPr>
             <w:r>
               <w:rPr>
                 <w:color w:val="000000"/>
-                <w:kern w:val="0"/>
               </w:rPr>
               <w:t>______________________________</w:t>
             </w:r>
           </w:p>
           <w:p>
             <w:pPr>
-              <w:widowControl w:val="0"/>
-              <w:spacing w:before="0" w:after="0" w:line="240" w:lineRule="auto"/>
+              <w:spacing w:line="240" w:lineRule="auto"/>
               <w:ind w:firstLine="0"/>
               <w:jc w:val="center"/>
               <w:rPr>
@@ -905,35 +832,23 @@
             <w:r>
               <w:rPr>
                 <w:color w:val="000000"/>
-                <w:kern w:val="0"/>
               </w:rPr>
               <w:t>Profª  Cleonice</w:t>
             </w:r>
           </w:p>
           <w:p>
             <w:pPr>
-              <w:widowControl w:val="0"/>
-              <w:spacing w:before="0" w:after="0" w:line="240" w:lineRule="auto"/>
+              <w:spacing w:line="240" w:lineRule="auto"/>
               <w:ind w:firstLine="0"/>
-              <w:rPr>
-                <w:kern w:val="0"/>
-              </w:rPr>
             </w:pPr>
             <w:r>
-              <w:rPr>
-                <w:kern w:val="0"/>
-              </w:rPr>
               <w:t xml:space="preserve">                  Banco de dados</w:t>
             </w:r>
           </w:p>
           <w:p>
             <w:pPr>
-              <w:widowControl w:val="0"/>
-              <w:spacing w:before="0" w:after="0" w:line="240" w:lineRule="auto"/>
+              <w:spacing w:line="240" w:lineRule="auto"/>
               <w:ind w:firstLine="0"/>
-              <w:rPr>
-                <w:kern w:val="0"/>
-              </w:rPr>
             </w:pPr>
           </w:p>
         </w:tc>
@@ -954,26 +869,20 @@
           </w:tcPr>
           <w:p>
             <w:pPr>
-              <w:widowControl w:val="0"/>
-              <w:spacing w:before="0" w:after="0" w:line="240" w:lineRule="auto"/>
+              <w:spacing w:line="240" w:lineRule="auto"/>
               <w:ind w:firstLine="0"/>
               <w:jc w:val="left"/>
-              <w:rPr>
-                <w:kern w:val="0"/>
-              </w:rPr>
             </w:pPr>
             <w:r>
               <w:rPr>
                 <w:color w:val="000000"/>
-                <w:kern w:val="0"/>
               </w:rPr>
               <w:t>______________________________</w:t>
             </w:r>
           </w:p>
           <w:p>
             <w:pPr>
-              <w:widowControl w:val="0"/>
-              <w:spacing w:before="0" w:after="0" w:line="240" w:lineRule="auto"/>
+              <w:spacing w:line="240" w:lineRule="auto"/>
               <w:ind w:firstLine="0"/>
               <w:jc w:val="center"/>
               <w:rPr>
@@ -983,26 +892,20 @@
           </w:p>
           <w:p>
             <w:pPr>
-              <w:widowControl w:val="0"/>
-              <w:spacing w:before="0" w:after="0" w:line="240" w:lineRule="auto"/>
+              <w:spacing w:line="240" w:lineRule="auto"/>
               <w:ind w:firstLine="0"/>
               <w:jc w:val="center"/>
-              <w:rPr>
-                <w:kern w:val="0"/>
-              </w:rPr>
             </w:pPr>
             <w:r>
               <w:rPr>
                 <w:color w:val="000000"/>
-                <w:kern w:val="0"/>
               </w:rPr>
               <w:t>Prof</w:t>
             </w:r>
           </w:p>
           <w:p>
             <w:pPr>
-              <w:widowControl w:val="0"/>
-              <w:spacing w:before="0" w:after="0" w:line="240" w:lineRule="auto"/>
+              <w:spacing w:line="240" w:lineRule="auto"/>
               <w:ind w:firstLine="0"/>
               <w:jc w:val="center"/>
               <w:rPr>
@@ -1012,25 +915,19 @@
             <w:r>
               <w:rPr>
                 <w:color w:val="000000"/>
-                <w:kern w:val="0"/>
               </w:rPr>
               <w:t>Especialista em Tecnologia da Informação</w:t>
             </w:r>
           </w:p>
           <w:p>
             <w:pPr>
-              <w:widowControl w:val="0"/>
-              <w:spacing w:before="0" w:after="14" w:line="240" w:lineRule="auto"/>
+              <w:spacing w:after="14" w:line="240" w:lineRule="auto"/>
               <w:ind w:left="10" w:right="344" w:hanging="10"/>
               <w:jc w:val="center"/>
-              <w:rPr>
-                <w:kern w:val="0"/>
-              </w:rPr>
             </w:pPr>
             <w:r>
               <w:rPr>
                 <w:i/>
-                <w:kern w:val="0"/>
                 <w:sz w:val="20"/>
                 <w:szCs w:val="20"/>
               </w:rPr>
@@ -1039,27 +936,19 @@
           </w:p>
           <w:p>
             <w:pPr>
-              <w:widowControl w:val="0"/>
-              <w:spacing w:before="0" w:after="0" w:line="240" w:lineRule="auto"/>
+              <w:spacing w:line="240" w:lineRule="auto"/>
               <w:ind w:firstLine="0"/>
-              <w:rPr>
-                <w:kern w:val="0"/>
-              </w:rPr>
             </w:pPr>
             <w:r>
-              <w:rPr>
-                <w:kern w:val="0"/>
-              </w:rPr>
               <w:t xml:space="preserve">                 WEB DESIGN</w:t>
             </w:r>
           </w:p>
           <w:p>
             <w:pPr>
-              <w:widowControl w:val="0"/>
               <w:tabs>
                 <w:tab w:val="left" w:pos="8130"/>
               </w:tabs>
-              <w:spacing w:before="0" w:after="0" w:line="240" w:lineRule="auto"/>
+              <w:spacing w:line="240" w:lineRule="auto"/>
               <w:ind w:firstLine="0"/>
               <w:jc w:val="center"/>
               <w:rPr>
@@ -1070,31 +959,25 @@
         </w:tc>
         <w:tc>
           <w:tcPr>
-            <w:tcW w:w="4251" w:type="dxa"/>
+            <w:tcW w:w="4252" w:type="dxa"/>
             <w:shd w:val="clear" w:color="auto" w:fill="auto"/>
           </w:tcPr>
           <w:p>
             <w:pPr>
-              <w:widowControl w:val="0"/>
-              <w:spacing w:before="0" w:after="0" w:line="240" w:lineRule="auto"/>
+              <w:spacing w:line="240" w:lineRule="auto"/>
               <w:ind w:firstLine="0"/>
               <w:jc w:val="left"/>
-              <w:rPr>
-                <w:kern w:val="0"/>
-              </w:rPr>
             </w:pPr>
             <w:r>
               <w:rPr>
                 <w:color w:val="000000"/>
-                <w:kern w:val="0"/>
               </w:rPr>
               <w:t>______________________________</w:t>
             </w:r>
           </w:p>
           <w:p>
             <w:pPr>
-              <w:widowControl w:val="0"/>
-              <w:spacing w:before="0" w:after="0" w:line="240" w:lineRule="auto"/>
+              <w:spacing w:line="240" w:lineRule="auto"/>
               <w:ind w:firstLine="0"/>
               <w:jc w:val="center"/>
               <w:rPr>
@@ -1104,72 +987,55 @@
           </w:p>
           <w:p>
             <w:pPr>
-              <w:widowControl w:val="0"/>
-              <w:spacing w:before="0" w:after="0" w:line="240" w:lineRule="auto"/>
+              <w:spacing w:line="240" w:lineRule="auto"/>
               <w:ind w:firstLine="0"/>
               <w:jc w:val="center"/>
-              <w:rPr>
-                <w:kern w:val="0"/>
-              </w:rPr>
             </w:pPr>
             <w:r>
               <w:rPr>
                 <w:color w:val="000000"/>
-                <w:kern w:val="0"/>
               </w:rPr>
               <w:t xml:space="preserve">Profª  </w:t>
             </w:r>
           </w:p>
           <w:p>
             <w:pPr>
-              <w:widowControl w:val="0"/>
-              <w:spacing w:before="0" w:after="0" w:line="240" w:lineRule="auto"/>
+              <w:spacing w:line="240" w:lineRule="auto"/>
               <w:ind w:firstLine="0"/>
               <w:jc w:val="center"/>
-              <w:rPr>
-                <w:kern w:val="0"/>
-              </w:rPr>
             </w:pPr>
             <w:r>
               <w:rPr>
                 <w:color w:val="000000"/>
-                <w:kern w:val="0"/>
               </w:rPr>
               <w:t xml:space="preserve">Especialista em </w:t>
             </w:r>
             <w:r>
               <w:rPr>
-                <w:kern w:val="0"/>
-                <w:shd w:val="clear" w:fill="FFFFFF"/>
+                <w:shd w:val="clear" w:color="auto" w:fill="FFFFFF"/>
               </w:rPr>
               <w:t>Educação Especial: Atendimento às Necessidades Espe. - Faculdade Iguaçu-ESAP</w:t>
             </w:r>
           </w:p>
           <w:p>
             <w:pPr>
-              <w:widowControl w:val="0"/>
-              <w:spacing w:before="0" w:after="0" w:line="240" w:lineRule="auto"/>
+              <w:spacing w:line="240" w:lineRule="auto"/>
               <w:ind w:firstLine="0"/>
               <w:jc w:val="center"/>
-              <w:rPr>
-                <w:kern w:val="0"/>
-              </w:rPr>
             </w:pPr>
             <w:r>
               <w:rPr>
                 <w:color w:val="000000"/>
-                <w:kern w:val="0"/>
               </w:rPr>
               <w:t>Coordenadora de curso</w:t>
             </w:r>
           </w:p>
           <w:p>
             <w:pPr>
-              <w:widowControl w:val="0"/>
               <w:tabs>
                 <w:tab w:val="left" w:pos="8130"/>
               </w:tabs>
-              <w:spacing w:before="0" w:after="0" w:line="240" w:lineRule="auto"/>
+              <w:spacing w:line="240" w:lineRule="auto"/>
               <w:ind w:firstLine="0"/>
               <w:jc w:val="center"/>
               <w:rPr>
@@ -1198,8 +1064,7 @@
           </w:tcPr>
           <w:p>
             <w:pPr>
-              <w:widowControl w:val="0"/>
-              <w:spacing w:before="0" w:after="0" w:line="240" w:lineRule="auto"/>
+              <w:spacing w:line="240" w:lineRule="auto"/>
               <w:ind w:firstLine="0"/>
               <w:jc w:val="left"/>
               <w:rPr>
@@ -1210,13 +1075,12 @@
         </w:tc>
         <w:tc>
           <w:tcPr>
-            <w:tcW w:w="4251" w:type="dxa"/>
+            <w:tcW w:w="4252" w:type="dxa"/>
             <w:shd w:val="clear" w:color="auto" w:fill="auto"/>
           </w:tcPr>
           <w:p>
             <w:pPr>
-              <w:widowControl w:val="0"/>
-              <w:spacing w:before="0" w:after="0" w:line="240" w:lineRule="auto"/>
+              <w:spacing w:line="240" w:lineRule="auto"/>
               <w:ind w:firstLine="0"/>
               <w:jc w:val="left"/>
               <w:rPr>
@@ -1268,7 +1132,7 @@
         <w:tabs>
           <w:tab w:val="left" w:pos="709"/>
         </w:tabs>
-        <w:spacing w:before="240" w:after="0" w:line="259" w:lineRule="auto"/>
+        <w:spacing w:before="240" w:line="259" w:lineRule="auto"/>
         <w:ind w:firstLine="0"/>
         <w:rPr>
           <w:rFonts w:ascii="Calibri" w:hAnsi="Calibri" w:eastAsia="Calibri" w:cs="Calibri"/>
@@ -1289,7 +1153,7 @@
     </w:p>
     <w:sdt>
       <w:sdtPr>
-        <w:id w:val="286451238"/>
+        <w:id w:val="-135803776"/>
         <w:docPartObj>
           <w:docPartGallery w:val="Table of Contents"/>
           <w:docPartUnique/>
@@ -1298,7 +1162,7 @@
       <w:sdtContent>
         <w:p>
           <w:pPr>
-            <w:pStyle w:val="23"/>
+            <w:pStyle w:val="20"/>
           </w:pPr>
         </w:p>
         <w:p>
@@ -1344,6 +1208,7 @@
       </w:r>
       <w:r>
         <w:rPr>
+          <w:rFonts w:hint="default"/>
           <w:lang w:val="pt-BR"/>
         </w:rPr>
         <w:t xml:space="preserve"> </w:t>
@@ -1353,6 +1218,7 @@
       </w:r>
       <w:r>
         <w:rPr>
+          <w:rFonts w:hint="default"/>
           <w:lang w:val="pt-BR"/>
         </w:rPr>
         <w:t xml:space="preserve"> </w:t>
@@ -1362,6 +1228,7 @@
       </w:r>
       <w:r>
         <w:rPr>
+          <w:rFonts w:hint="default"/>
           <w:lang w:val="pt-BR"/>
         </w:rPr>
         <w:t xml:space="preserve"> </w:t>
@@ -1371,6 +1238,7 @@
       </w:r>
       <w:r>
         <w:rPr>
+          <w:rFonts w:hint="default"/>
           <w:lang w:val="pt-BR"/>
         </w:rPr>
         <w:t xml:space="preserve"> </w:t>
@@ -1380,6 +1248,7 @@
       </w:r>
       <w:r>
         <w:rPr>
+          <w:rFonts w:hint="default"/>
           <w:lang w:val="pt-BR"/>
         </w:rPr>
         <w:t xml:space="preserve"> </w:t>
@@ -1389,6 +1258,7 @@
       </w:r>
       <w:r>
         <w:rPr>
+          <w:rFonts w:hint="default"/>
           <w:lang w:val="pt-BR"/>
         </w:rPr>
         <w:t xml:space="preserve"> </w:t>
@@ -1398,6 +1268,7 @@
       </w:r>
       <w:r>
         <w:rPr>
+          <w:rFonts w:hint="default"/>
           <w:lang w:val="pt-BR"/>
         </w:rPr>
         <w:t xml:space="preserve"> </w:t>
@@ -1407,6 +1278,7 @@
       </w:r>
       <w:r>
         <w:rPr>
+          <w:rFonts w:hint="default"/>
           <w:lang w:val="pt-BR"/>
         </w:rPr>
         <w:t xml:space="preserve"> </w:t>
@@ -1424,6 +1296,7 @@
       </w:r>
       <w:r>
         <w:rPr>
+          <w:rFonts w:hint="default"/>
           <w:lang w:val="pt-BR"/>
         </w:rPr>
         <w:t xml:space="preserve"> </w:t>
@@ -1441,6 +1314,7 @@
       </w:r>
       <w:r>
         <w:rPr>
+          <w:rFonts w:hint="default"/>
           <w:lang w:val="pt-BR"/>
         </w:rPr>
         <w:t xml:space="preserve"> </w:t>
@@ -1450,6 +1324,7 @@
       </w:r>
       <w:r>
         <w:rPr>
+          <w:rFonts w:hint="default"/>
           <w:lang w:val="pt-BR"/>
         </w:rPr>
         <w:t xml:space="preserve"> </w:t>
@@ -1459,6 +1334,7 @@
       </w:r>
       <w:r>
         <w:rPr>
+          <w:rFonts w:hint="default"/>
           <w:lang w:val="pt-BR"/>
         </w:rPr>
         <w:t xml:space="preserve"> </w:t>
@@ -1468,6 +1344,7 @@
       </w:r>
       <w:r>
         <w:rPr>
+          <w:rFonts w:hint="default"/>
           <w:lang w:val="pt-BR"/>
         </w:rPr>
         <w:t xml:space="preserve"> </w:t>
@@ -1477,6 +1354,7 @@
       </w:r>
       <w:r>
         <w:rPr>
+          <w:rFonts w:hint="default"/>
           <w:lang w:val="pt-BR"/>
         </w:rPr>
         <w:t xml:space="preserve"> </w:t>
@@ -1486,6 +1364,7 @@
       </w:r>
       <w:r>
         <w:rPr>
+          <w:rFonts w:hint="default"/>
           <w:lang w:val="pt-BR"/>
         </w:rPr>
         <w:t xml:space="preserve"> </w:t>
@@ -1518,6 +1397,7 @@
       </w:r>
       <w:r>
         <w:rPr>
+          <w:rFonts w:hint="default"/>
           <w:lang w:val="pt-BR"/>
         </w:rPr>
         <w:t xml:space="preserve"> </w:t>
@@ -1527,6 +1407,7 @@
       </w:r>
       <w:r>
         <w:rPr>
+          <w:rFonts w:hint="default"/>
           <w:lang w:val="pt-BR"/>
         </w:rPr>
         <w:t xml:space="preserve"> </w:t>
@@ -1536,6 +1417,7 @@
       </w:r>
       <w:r>
         <w:rPr>
+          <w:rFonts w:hint="default"/>
           <w:lang w:val="pt-BR"/>
         </w:rPr>
         <w:t xml:space="preserve"> </w:t>
@@ -1553,6 +1435,7 @@
       </w:r>
       <w:r>
         <w:rPr>
+          <w:rFonts w:hint="default"/>
           <w:lang w:val="pt-BR"/>
         </w:rPr>
         <w:t xml:space="preserve"> </w:t>
@@ -1562,6 +1445,7 @@
       </w:r>
       <w:r>
         <w:rPr>
+          <w:rFonts w:hint="default"/>
           <w:lang w:val="pt-BR"/>
         </w:rPr>
         <w:t xml:space="preserve"> </w:t>
@@ -1571,6 +1455,7 @@
       </w:r>
       <w:r>
         <w:rPr>
+          <w:rFonts w:hint="default"/>
           <w:lang w:val="pt-BR"/>
         </w:rPr>
         <w:t xml:space="preserve"> </w:t>
@@ -1580,6 +1465,7 @@
       </w:r>
       <w:r>
         <w:rPr>
+          <w:rFonts w:hint="default"/>
           <w:lang w:val="pt-BR"/>
         </w:rPr>
         <w:t xml:space="preserve"> </w:t>
@@ -1609,6 +1495,7 @@
       <w:pPr>
         <w:spacing w:line="360" w:lineRule="auto"/>
         <w:rPr>
+          <w:rFonts w:hint="default"/>
           <w:lang w:val="pt-BR"/>
         </w:rPr>
       </w:pPr>
@@ -1617,6 +1504,7 @@
       </w:r>
       <w:r>
         <w:rPr>
+          <w:rFonts w:hint="default"/>
           <w:lang w:val="pt-BR"/>
         </w:rPr>
         <w:t xml:space="preserve"> </w:t>
@@ -1626,6 +1514,7 @@
       </w:r>
       <w:r>
         <w:rPr>
+          <w:rFonts w:hint="default"/>
           <w:lang w:val="pt-BR"/>
         </w:rPr>
         <w:t xml:space="preserve"> </w:t>
@@ -1635,6 +1524,7 @@
       </w:r>
       <w:r>
         <w:rPr>
+          <w:rFonts w:hint="default"/>
           <w:lang w:val="pt-BR"/>
         </w:rPr>
         <w:t xml:space="preserve"> </w:t>
@@ -1644,6 +1534,7 @@
       </w:r>
       <w:r>
         <w:rPr>
+          <w:rFonts w:hint="default"/>
           <w:lang w:val="pt-BR"/>
         </w:rPr>
         <w:t>.</w:t>
@@ -1658,6 +1549,7 @@
       </w:r>
       <w:r>
         <w:rPr>
+          <w:rFonts w:hint="default"/>
           <w:lang w:val="pt-BR"/>
         </w:rPr>
         <w:t xml:space="preserve"> </w:t>
@@ -1667,6 +1559,7 @@
       </w:r>
       <w:r>
         <w:rPr>
+          <w:rFonts w:hint="default"/>
           <w:lang w:val="pt-BR"/>
         </w:rPr>
         <w:t xml:space="preserve"> </w:t>
@@ -1676,6 +1569,7 @@
       </w:r>
       <w:r>
         <w:rPr>
+          <w:rFonts w:hint="default"/>
           <w:lang w:val="pt-BR"/>
         </w:rPr>
         <w:t xml:space="preserve"> </w:t>
@@ -1685,6 +1579,7 @@
       </w:r>
       <w:r>
         <w:rPr>
+          <w:rFonts w:hint="default"/>
           <w:lang w:val="pt-BR"/>
         </w:rPr>
         <w:t xml:space="preserve"> </w:t>
@@ -1694,6 +1589,7 @@
       </w:r>
       <w:r>
         <w:rPr>
+          <w:rFonts w:hint="default"/>
           <w:lang w:val="pt-BR"/>
         </w:rPr>
         <w:t xml:space="preserve"> </w:t>
@@ -1703,6 +1599,7 @@
       </w:r>
       <w:r>
         <w:rPr>
+          <w:rFonts w:hint="default"/>
           <w:lang w:val="pt-BR"/>
         </w:rPr>
         <w:t xml:space="preserve"> </w:t>
@@ -1712,6 +1609,7 @@
       </w:r>
       <w:r>
         <w:rPr>
+          <w:rFonts w:hint="default"/>
           <w:lang w:val="pt-BR"/>
         </w:rPr>
         <w:t xml:space="preserve"> </w:t>
@@ -1772,6 +1670,7 @@
       <w:pPr>
         <w:spacing w:line="360" w:lineRule="auto"/>
         <w:rPr>
+          <w:rFonts w:hint="default"/>
           <w:lang w:val="pt-BR"/>
         </w:rPr>
       </w:pPr>
@@ -1785,154 +1684,222 @@
         <w:tab/>
       </w:r>
       <w:r>
+        <w:rPr>
+          <w:rFonts w:hint="default"/>
+        </w:rPr>
         <w:t>O desenvolvimento do site de loja de equipamentos esportivos deve seguir um</w:t>
       </w:r>
       <w:r>
         <w:rPr>
-          <w:lang w:val="pt-BR"/>
-        </w:rPr>
-        <w:t xml:space="preserve"> </w:t>
-      </w:r>
-      <w:r>
+          <w:rFonts w:hint="default"/>
+          <w:lang w:val="pt-BR"/>
+        </w:rPr>
+        <w:t xml:space="preserve"> </w:t>
+      </w:r>
+      <w:r>
+        <w:rPr>
+          <w:rFonts w:hint="default"/>
+        </w:rPr>
         <w:t>procedimento metodológico estruturado que começa pelo levantamento de requisitos. Nesta fase inicial, são identificados os requisitos funcionais, como cadastro e login de</w:t>
       </w:r>
       <w:r>
         <w:rPr>
-          <w:lang w:val="pt-BR"/>
-        </w:rPr>
-        <w:t xml:space="preserve"> </w:t>
-      </w:r>
-      <w:r>
+          <w:rFonts w:hint="default"/>
+          <w:lang w:val="pt-BR"/>
+        </w:rPr>
+        <w:t xml:space="preserve"> </w:t>
+      </w:r>
+      <w:r>
+        <w:rPr>
+          <w:rFonts w:hint="default"/>
+        </w:rPr>
         <w:t>usuários com perfis diferenciados para clientes e administradores, catálogo de produtos</w:t>
       </w:r>
       <w:r>
         <w:rPr>
-          <w:lang w:val="pt-BR"/>
-        </w:rPr>
-        <w:t xml:space="preserve"> </w:t>
-      </w:r>
-      <w:r>
+          <w:rFonts w:hint="default"/>
+          <w:lang w:val="pt-BR"/>
+        </w:rPr>
+        <w:t xml:space="preserve"> </w:t>
+      </w:r>
+      <w:r>
+        <w:rPr>
+          <w:rFonts w:hint="default"/>
+        </w:rPr>
         <w:t>com filtros por categoria, marca, preço e esporte, carrinho de compras, finalização de</w:t>
       </w:r>
       <w:r>
         <w:rPr>
-          <w:lang w:val="pt-BR"/>
-        </w:rPr>
-        <w:t xml:space="preserve"> </w:t>
-      </w:r>
-      <w:r>
+          <w:rFonts w:hint="default"/>
+          <w:lang w:val="pt-BR"/>
+        </w:rPr>
+        <w:t xml:space="preserve"> </w:t>
+      </w:r>
+      <w:r>
+        <w:rPr>
+          <w:rFonts w:hint="default"/>
+        </w:rPr>
         <w:t>pedido com integração a gateway de pagamento, histórico de pedidos com rastreamento, sistema de avaliação e comentários sobre os produtos, além de um painel administrativo</w:t>
       </w:r>
       <w:r>
         <w:rPr>
-          <w:lang w:val="pt-BR"/>
-        </w:rPr>
-        <w:t xml:space="preserve"> </w:t>
-      </w:r>
-      <w:r>
+          <w:rFonts w:hint="default"/>
+          <w:lang w:val="pt-BR"/>
+        </w:rPr>
+        <w:t xml:space="preserve"> </w:t>
+      </w:r>
+      <w:r>
+        <w:rPr>
+          <w:rFonts w:hint="default"/>
+        </w:rPr>
         <w:t>completo para gerenciar produtos, pedidos e usuários. Também são definidos os</w:t>
       </w:r>
       <w:r>
         <w:rPr>
-          <w:lang w:val="pt-BR"/>
-        </w:rPr>
-        <w:t xml:space="preserve"> </w:t>
-      </w:r>
-      <w:r>
+          <w:rFonts w:hint="default"/>
+          <w:lang w:val="pt-BR"/>
+        </w:rPr>
+        <w:t xml:space="preserve"> </w:t>
+      </w:r>
+      <w:r>
+        <w:rPr>
+          <w:rFonts w:hint="default"/>
+        </w:rPr>
         <w:t>requisitos não funcionais, incluindo responsividade para dispositivos móveis, tablets e</w:t>
       </w:r>
       <w:r>
         <w:rPr>
-          <w:lang w:val="pt-BR"/>
-        </w:rPr>
-        <w:t xml:space="preserve"> </w:t>
-      </w:r>
-      <w:r>
+          <w:rFonts w:hint="default"/>
+          <w:lang w:val="pt-BR"/>
+        </w:rPr>
+        <w:t xml:space="preserve"> </w:t>
+      </w:r>
+      <w:r>
+        <w:rPr>
+          <w:rFonts w:hint="default"/>
+        </w:rPr>
         <w:t>desktops, segurança com criptografia de senhas e proteção contra injeção de SQL, desempenho garantindo tempo de carregamento inferior a dois segundos e escalabilidade</w:t>
       </w:r>
       <w:r>
         <w:rPr>
-          <w:lang w:val="pt-BR"/>
-        </w:rPr>
-        <w:t xml:space="preserve"> </w:t>
-      </w:r>
-      <w:r>
+          <w:rFonts w:hint="default"/>
+          <w:lang w:val="pt-BR"/>
+        </w:rPr>
+        <w:t xml:space="preserve"> </w:t>
+      </w:r>
+      <w:r>
+        <w:rPr>
+          <w:rFonts w:hint="default"/>
+        </w:rPr>
         <w:t>para suportar até dez mil usuários simultâneos. A etapa seguinte e fundamental é a modelagem de dados, que começa com a criação do</w:t>
       </w:r>
       <w:r>
         <w:rPr>
-          <w:lang w:val="pt-BR"/>
-        </w:rPr>
-        <w:t xml:space="preserve"> </w:t>
-      </w:r>
-      <w:r>
+          <w:rFonts w:hint="default"/>
+          <w:lang w:val="pt-BR"/>
+        </w:rPr>
+        <w:t xml:space="preserve"> </w:t>
+      </w:r>
+      <w:r>
+        <w:rPr>
+          <w:rFonts w:hint="default"/>
+        </w:rPr>
         <w:t>Diagrama Entidade-Relacionamento. As entidades principais definidas são Usuário, contendo id_usuario, nome, email, senha, cpf, telefone, tipo e data_cadastro; Endereço, com id_endereco, id_usuario, logradouro, numero, complemento, cidade, estado, cep e</w:t>
       </w:r>
       <w:r>
         <w:rPr>
-          <w:lang w:val="pt-BR"/>
-        </w:rPr>
-        <w:t xml:space="preserve"> </w:t>
-      </w:r>
-      <w:r>
+          <w:rFonts w:hint="default"/>
+          <w:lang w:val="pt-BR"/>
+        </w:rPr>
+        <w:t xml:space="preserve"> </w:t>
+      </w:r>
+      <w:r>
+        <w:rPr>
+          <w:rFonts w:hint="default"/>
+        </w:rPr>
         <w:t>tipo_endereco; Produto, incluindo id_produto, nome, descricao, preco, estoque, peso, dimensoes, id_marca e id_categoria; Categoria, com id_categoria, nome, descricao e</w:t>
       </w:r>
       <w:r>
         <w:rPr>
-          <w:lang w:val="pt-BR"/>
-        </w:rPr>
-        <w:t xml:space="preserve"> </w:t>
-      </w:r>
-      <w:r>
+          <w:rFonts w:hint="default"/>
+          <w:lang w:val="pt-BR"/>
+        </w:rPr>
+        <w:t xml:space="preserve"> </w:t>
+      </w:r>
+      <w:r>
+        <w:rPr>
+          <w:rFonts w:hint="default"/>
+        </w:rPr>
         <w:t>id_categoria_pai para permitir subcategorias; Marca, contendo id_marca, nome e logo;</w:t>
       </w:r>
       <w:r>
         <w:rPr>
-          <w:lang w:val="pt-BR"/>
-        </w:rPr>
-        <w:t xml:space="preserve"> </w:t>
-      </w:r>
-      <w:r>
+          <w:rFonts w:hint="default"/>
+          <w:lang w:val="pt-BR"/>
+        </w:rPr>
+        <w:t xml:space="preserve"> </w:t>
+      </w:r>
+      <w:r>
+        <w:rPr>
+          <w:rFonts w:hint="default"/>
+        </w:rPr>
         <w:t>Esporte, com id_esporte e nome; e a tabela associativa Produto_Esporte que relaciona</w:t>
       </w:r>
       <w:r>
         <w:rPr>
-          <w:lang w:val="pt-BR"/>
-        </w:rPr>
-        <w:t xml:space="preserve"> </w:t>
-      </w:r>
-      <w:r>
+          <w:rFonts w:hint="default"/>
+          <w:lang w:val="pt-BR"/>
+        </w:rPr>
+        <w:t xml:space="preserve"> </w:t>
+      </w:r>
+      <w:r>
+        <w:rPr>
+          <w:rFonts w:hint="default"/>
+        </w:rPr>
         <w:t>produtos a esportes. Para gerenciar as compras, são criadas as entidades Pedido, com</w:t>
       </w:r>
       <w:r>
         <w:rPr>
-          <w:lang w:val="pt-BR"/>
-        </w:rPr>
-        <w:t xml:space="preserve"> </w:t>
-      </w:r>
-      <w:r>
+          <w:rFonts w:hint="default"/>
+          <w:lang w:val="pt-BR"/>
+        </w:rPr>
+        <w:t xml:space="preserve"> </w:t>
+      </w:r>
+      <w:r>
+        <w:rPr>
+          <w:rFonts w:hint="default"/>
+        </w:rPr>
         <w:t>id_pedido, id_usuario, data_pedido, status, total, forma_pagamento e</w:t>
       </w:r>
       <w:r>
         <w:rPr>
-          <w:lang w:val="pt-BR"/>
-        </w:rPr>
-        <w:t xml:space="preserve"> </w:t>
-      </w:r>
-      <w:r>
+          <w:rFonts w:hint="default"/>
+          <w:lang w:val="pt-BR"/>
+        </w:rPr>
+        <w:t xml:space="preserve"> </w:t>
+      </w:r>
+      <w:r>
+        <w:rPr>
+          <w:rFonts w:hint="default"/>
+        </w:rPr>
         <w:t>id_endereco_entrega; Item_Pedido, contendo id_item, id_pedido, id_produto, quantidade</w:t>
       </w:r>
       <w:r>
         <w:rPr>
-          <w:lang w:val="pt-BR"/>
-        </w:rPr>
-        <w:t xml:space="preserve"> </w:t>
-      </w:r>
-      <w:r>
+          <w:rFonts w:hint="default"/>
+          <w:lang w:val="pt-BR"/>
+        </w:rPr>
+        <w:t xml:space="preserve"> </w:t>
+      </w:r>
+      <w:r>
+        <w:rPr>
+          <w:rFonts w:hint="default"/>
+        </w:rPr>
         <w:t>e preco_unitario; Avaliacao, com id_avaliacao, id_produto, id_usuario, nota, comentario e</w:t>
       </w:r>
       <w:r>
         <w:rPr>
+          <w:rFonts w:hint="default"/>
           <w:lang w:val="pt-BR"/>
         </w:rPr>
         <w:t xml:space="preserve"> data; além de Carrinho e Item_Carrinho para gerenciamento temporário das compras antes da finalização do pedido. </w:t>
@@ -1942,11 +1909,13 @@
       <w:pPr>
         <w:spacing w:line="360" w:lineRule="auto"/>
         <w:rPr>
-          <w:lang w:val="pt-BR"/>
-        </w:rPr>
-      </w:pPr>
-      <w:r>
-        <w:rPr>
+          <w:rFonts w:hint="default"/>
+          <w:lang w:val="pt-BR"/>
+        </w:rPr>
+      </w:pPr>
+      <w:r>
+        <w:rPr>
+          <w:rFonts w:hint="default"/>
           <w:lang w:val="pt-BR"/>
         </w:rPr>
         <w:t xml:space="preserve">A implementação no banco de dados relacional utiliza comandos SQL para criar as tabelas com chaves primárias, chaves estrangeiras e restrições de integridade referencial, garantindo que nenhum pedido seja cadastrado sem um usuário válido e que nenhum item de pedido exista sem um produto correspondente. Após a modelagem, define-se a arquitetura e as tecnologias. A sugestão é adotar uma arquitetura MVC com API RESTful para comunicação entre front-end e back-end, utilizando autenticação via JWT. Para o front-end, recomenda-se React.js ou Vue.js combinado com Bootstrap ou Tailwind CSS. O back-end pode ser desenvolvido com Node.js e Express, ou alternativamente com Laravel ou Django. O banco de dados relacional escolhido pode ser MySQL ou PostgreSQL, complementado com Redis para cache de sessões e carrinho de compras. O armazenamento de imagens dos produtos deve ser feito em serviços de nuvem como AWS S3 ou Cloudinary, enquanto a integração com pagamento utiliza APIs como Mercado Pago, Stripe ou PagSeguro. </w:t>
@@ -1956,11 +1925,13 @@
       <w:pPr>
         <w:spacing w:line="360" w:lineRule="auto"/>
         <w:rPr>
-          <w:lang w:val="pt-BR"/>
-        </w:rPr>
-      </w:pPr>
-      <w:r>
-        <w:rPr>
+          <w:rFonts w:hint="default"/>
+          <w:lang w:val="pt-BR"/>
+        </w:rPr>
+      </w:pPr>
+      <w:r>
+        <w:rPr>
+          <w:rFonts w:hint="default"/>
           <w:lang w:val="pt-BR"/>
         </w:rPr>
         <w:t xml:space="preserve">O desenvolvimento segue etapas sequenciais. Inicialmente configura-se o ambiente com Git, banco de dados e servidor. Em seguida, implementa-se o modelo de dados através de migrations e seeders para popular dados iniciais. Desenvolve-se o back-end com os CRUDs completos para produtos, categorias, marcas e usuários, além dos endpoints para autenticação, carrinho e processamento de pedidos. Paralelamente, desenvolve-se o front-end com as páginas de catálogo, detalhe do produto, carrinho e checkout. </w:t>
@@ -1970,11 +1941,13 @@
       <w:pPr>
         <w:spacing w:line="360" w:lineRule="auto"/>
         <w:rPr>
-          <w:lang w:val="pt-BR"/>
-        </w:rPr>
-      </w:pPr>
-      <w:r>
-        <w:rPr>
+          <w:rFonts w:hint="default"/>
+          <w:lang w:val="pt-BR"/>
+        </w:rPr>
+      </w:pPr>
+      <w:r>
+        <w:rPr>
+          <w:rFonts w:hint="default"/>
           <w:lang w:val="pt-BR"/>
         </w:rPr>
         <w:t>Após a integração com o gateway de pagamento, constrói-se o painel administrativo para gestão da loja. Todo o código passa por testes unitários nos modelos e controladores, testes de integração validando o fluxo completo de compra, testes de segurança contra injeção SQL, XSS e CSRF, testes de carga simulando múltiplos acessos simultâneos e testes de usabilidade verificando navegação, responsividade e acessibilidade.</w:t>
@@ -2001,12 +1974,14 @@
       <w:pPr>
         <w:spacing w:line="360" w:lineRule="auto"/>
         <w:rPr>
+          <w:rFonts w:hint="default"/>
           <w:sz w:val="24"/>
           <w:szCs w:val="24"/>
         </w:rPr>
       </w:pPr>
       <w:r>
         <w:rPr>
+          <w:rFonts w:hint="default"/>
           <w:sz w:val="24"/>
           <w:szCs w:val="24"/>
         </w:rPr>
@@ -2017,12 +1992,14 @@
       <w:pPr>
         <w:spacing w:line="360" w:lineRule="auto"/>
         <w:rPr>
+          <w:rFonts w:hint="default"/>
           <w:sz w:val="24"/>
           <w:szCs w:val="24"/>
         </w:rPr>
       </w:pPr>
       <w:r>
         <w:rPr>
+          <w:rFonts w:hint="default"/>
           <w:sz w:val="24"/>
           <w:szCs w:val="24"/>
         </w:rPr>
@@ -2033,12 +2010,14 @@
       <w:pPr>
         <w:spacing w:line="360" w:lineRule="auto"/>
         <w:rPr>
+          <w:rFonts w:hint="default"/>
           <w:sz w:val="24"/>
           <w:szCs w:val="24"/>
         </w:rPr>
       </w:pPr>
       <w:r>
         <w:rPr>
+          <w:rFonts w:hint="default"/>
           <w:sz w:val="24"/>
           <w:szCs w:val="24"/>
         </w:rPr>
@@ -2049,12 +2028,14 @@
       <w:pPr>
         <w:spacing w:line="360" w:lineRule="auto"/>
         <w:rPr>
+          <w:rFonts w:hint="default"/>
           <w:sz w:val="24"/>
           <w:szCs w:val="24"/>
         </w:rPr>
       </w:pPr>
       <w:r>
         <w:rPr>
+          <w:rFonts w:hint="default"/>
           <w:sz w:val="24"/>
           <w:szCs w:val="24"/>
         </w:rPr>
@@ -2065,12 +2046,14 @@
       <w:pPr>
         <w:spacing w:line="360" w:lineRule="auto"/>
         <w:rPr>
+          <w:rFonts w:hint="default"/>
           <w:sz w:val="24"/>
           <w:szCs w:val="24"/>
         </w:rPr>
       </w:pPr>
       <w:r>
         <w:rPr>
+          <w:rFonts w:hint="default"/>
           <w:sz w:val="24"/>
           <w:szCs w:val="24"/>
         </w:rPr>
@@ -2081,12 +2064,14 @@
       <w:pPr>
         <w:spacing w:line="360" w:lineRule="auto"/>
         <w:rPr>
+          <w:rFonts w:hint="default"/>
           <w:sz w:val="24"/>
           <w:szCs w:val="24"/>
         </w:rPr>
       </w:pPr>
       <w:r>
         <w:rPr>
+          <w:rFonts w:hint="default"/>
           <w:sz w:val="24"/>
           <w:szCs w:val="24"/>
         </w:rPr>
@@ -2097,12 +2082,14 @@
       <w:pPr>
         <w:spacing w:line="360" w:lineRule="auto"/>
         <w:rPr>
+          <w:rFonts w:hint="default"/>
           <w:sz w:val="24"/>
           <w:szCs w:val="24"/>
         </w:rPr>
       </w:pPr>
       <w:r>
         <w:rPr>
+          <w:rFonts w:hint="default"/>
           <w:sz w:val="24"/>
           <w:szCs w:val="24"/>
         </w:rPr>
@@ -2113,12 +2100,14 @@
       <w:pPr>
         <w:spacing w:line="360" w:lineRule="auto"/>
         <w:rPr>
+          <w:rFonts w:hint="default"/>
           <w:sz w:val="24"/>
           <w:szCs w:val="24"/>
         </w:rPr>
       </w:pPr>
       <w:r>
         <w:rPr>
+          <w:rFonts w:hint="default"/>
           <w:sz w:val="24"/>
           <w:szCs w:val="24"/>
         </w:rPr>
@@ -2133,8 +2122,11 @@
           <w:szCs w:val="24"/>
         </w:rPr>
       </w:pPr>
-      <w:r>
-        <w:rPr>
+      <w:bookmarkStart w:id="33" w:name="_GoBack"/>
+      <w:bookmarkEnd w:id="33"/>
+      <w:r>
+        <w:rPr>
+          <w:rFonts w:hint="default"/>
           <w:sz w:val="24"/>
           <w:szCs w:val="24"/>
         </w:rPr>
@@ -2177,6 +2169,7 @@
       </w:pPr>
       <w:r>
         <w:rPr>
+          <w:rFonts w:hint="default"/>
           <w:lang w:val="pt-BR"/>
         </w:rPr>
         <w:t>V</w:t>
@@ -2246,10 +2239,14 @@
         </w:rPr>
       </w:pPr>
       <w:r>
+        <w:rPr>
+          <w:sz w:val="28"/>
+          <w:szCs w:val="28"/>
+        </w:rPr>
         <w:drawing>
-          <wp:inline distT="0" distB="0" distL="0" distR="0">
+          <wp:inline distT="0" distB="0" distL="114300" distR="114300">
             <wp:extent cx="5752465" cy="4305935"/>
-            <wp:effectExtent l="0" t="0" r="0" b="0"/>
+            <wp:effectExtent l="0" t="0" r="635" b="18415"/>
             <wp:docPr id="1" name="Imagem 2" descr="Captura de tela 2026-04-25 160016"/>
             <wp:cNvGraphicFramePr>
               <a:graphicFrameLocks xmlns:a="http://schemas.openxmlformats.org/drawingml/2006/main" noChangeAspect="1"/>
@@ -2260,7 +2257,7 @@
                   <pic:nvPicPr>
                     <pic:cNvPr id="1" name="Imagem 2" descr="Captura de tela 2026-04-25 160016"/>
                     <pic:cNvPicPr>
-                      <a:picLocks noChangeAspect="1" noChangeArrowheads="1"/>
+                      <a:picLocks noChangeAspect="1"/>
                     </pic:cNvPicPr>
                   </pic:nvPicPr>
                   <pic:blipFill>
@@ -2277,2103 +2274,6 @@
                     <a:prstGeom prst="rect">
                       <a:avLst/>
                     </a:prstGeom>
-                  </pic:spPr>
-                </pic:pic>
-              </a:graphicData>
-            </a:graphic>
-          </wp:inline>
-        </w:drawing>
-      </w:r>
-    </w:p>
-    <w:p>
-      <w:pPr>
-        <w:ind w:firstLine="0"/>
-        <w:rPr>
-          <w:sz w:val="20"/>
-          <w:szCs w:val="20"/>
-          <w:lang w:val="pt-BR"/>
-        </w:rPr>
-      </w:pPr>
-      <w:r>
-        <w:rPr>
-          <w:sz w:val="20"/>
-          <w:szCs w:val="20"/>
-          <w:lang w:val="pt-BR"/>
-        </w:rPr>
-        <w:t>Fonte: Souza(2026).</w:t>
-      </w:r>
-    </w:p>
-    <w:p>
-      <w:pPr>
-        <w:ind w:firstLine="0"/>
-        <w:rPr>
-          <w:b/>
-          <w:color w:val="FF0000"/>
-        </w:rPr>
-      </w:pPr>
-    </w:p>
-    <w:p>
-      <w:pPr>
-        <w:pStyle w:val="3"/>
-        <w:spacing w:before="0" w:after="0"/>
-      </w:pPr>
-      <w:bookmarkStart w:id="7" w:name="_Toc119164368"/>
-      <w:r>
-        <w:t>5.1 Requisitos</w:t>
-      </w:r>
-      <w:bookmarkEnd w:id="7"/>
-    </w:p>
-    <w:p>
-      <w:pPr>
-        <w:tabs>
-          <w:tab w:val="left" w:pos="0"/>
-        </w:tabs>
-        <w:spacing w:line="360" w:lineRule="auto"/>
-        <w:ind w:firstLine="0"/>
-        <w:rPr>
-          <w:rFonts w:hint="default"/>
-          <w:b/>
-          <w:bCs/>
-          <w:color w:val="FF0000"/>
-          <w:lang w:val="pt-BR"/>
-        </w:rPr>
-      </w:pPr>
-      <w:r>
-        <w:rPr>
-          <w:rFonts w:hint="default"/>
-          <w:b/>
-          <w:bCs/>
-          <w:color w:val="FF0000"/>
-          <w:lang w:val="pt-BR"/>
-        </w:rPr>
-        <w:t>FALTA TEXTO E CITAÇÕES</w:t>
-      </w:r>
-    </w:p>
-    <w:p>
-      <w:pPr>
-        <w:tabs>
-          <w:tab w:val="left" w:pos="0"/>
-        </w:tabs>
-        <w:spacing w:line="360" w:lineRule="auto"/>
-        <w:ind w:firstLine="0"/>
-        <w:rPr>
-          <w:rFonts w:hint="default"/>
-          <w:lang w:val="pt-BR"/>
-        </w:rPr>
-      </w:pPr>
-    </w:p>
-    <w:p>
-      <w:pPr>
-        <w:tabs>
-          <w:tab w:val="left" w:pos="0"/>
-        </w:tabs>
-        <w:spacing w:line="360" w:lineRule="auto"/>
-        <w:ind w:firstLine="0"/>
-        <w:rPr>
-          <w:rFonts w:hint="default"/>
-          <w:lang w:val="pt-BR"/>
-        </w:rPr>
-      </w:pPr>
-    </w:p>
-    <w:p>
-      <w:pPr>
-        <w:tabs>
-          <w:tab w:val="left" w:pos="0"/>
-        </w:tabs>
-        <w:spacing w:line="360" w:lineRule="auto"/>
-        <w:ind w:firstLine="0"/>
-        <w:rPr>
-          <w:rFonts w:hint="default"/>
-          <w:lang w:val="pt-BR"/>
-        </w:rPr>
-      </w:pPr>
-    </w:p>
-    <w:p>
-      <w:pPr>
-        <w:tabs>
-          <w:tab w:val="left" w:pos="0"/>
-        </w:tabs>
-        <w:spacing w:line="360" w:lineRule="auto"/>
-        <w:ind w:firstLine="0"/>
-        <w:rPr>
-          <w:rFonts w:hint="default"/>
-          <w:lang w:val="pt-BR"/>
-        </w:rPr>
-      </w:pPr>
-    </w:p>
-    <w:p>
-      <w:pPr>
-        <w:tabs>
-          <w:tab w:val="left" w:pos="0"/>
-        </w:tabs>
-        <w:spacing w:line="360" w:lineRule="auto"/>
-        <w:ind w:firstLine="0"/>
-        <w:rPr>
-          <w:rFonts w:hint="default"/>
-          <w:lang w:val="pt-BR"/>
-        </w:rPr>
-      </w:pPr>
-    </w:p>
-    <w:p>
-      <w:pPr>
-        <w:tabs>
-          <w:tab w:val="left" w:pos="0"/>
-        </w:tabs>
-        <w:spacing w:line="360" w:lineRule="auto"/>
-        <w:ind w:firstLine="0"/>
-        <w:rPr>
-          <w:rFonts w:hint="default"/>
-          <w:lang w:val="pt-BR"/>
-        </w:rPr>
-      </w:pPr>
-    </w:p>
-    <w:p>
-      <w:pPr>
-        <w:tabs>
-          <w:tab w:val="left" w:pos="0"/>
-        </w:tabs>
-        <w:spacing w:line="360" w:lineRule="auto"/>
-        <w:ind w:firstLine="0"/>
-        <w:rPr>
-          <w:rFonts w:hint="default"/>
-          <w:lang w:val="pt-BR"/>
-        </w:rPr>
-      </w:pPr>
-    </w:p>
-    <w:p>
-      <w:pPr>
-        <w:tabs>
-          <w:tab w:val="left" w:pos="0"/>
-        </w:tabs>
-        <w:spacing w:line="360" w:lineRule="auto"/>
-        <w:ind w:firstLine="0"/>
-        <w:rPr>
-          <w:rFonts w:hint="default"/>
-          <w:lang w:val="pt-BR"/>
-        </w:rPr>
-      </w:pPr>
-    </w:p>
-    <w:p>
-      <w:pPr>
-        <w:tabs>
-          <w:tab w:val="left" w:pos="0"/>
-        </w:tabs>
-        <w:spacing w:line="360" w:lineRule="auto"/>
-        <w:ind w:firstLine="0"/>
-        <w:rPr>
-          <w:rFonts w:hint="default"/>
-          <w:lang w:val="pt-BR"/>
-        </w:rPr>
-      </w:pPr>
-    </w:p>
-    <w:p>
-      <w:pPr>
-        <w:tabs>
-          <w:tab w:val="left" w:pos="0"/>
-        </w:tabs>
-        <w:spacing w:line="360" w:lineRule="auto"/>
-        <w:ind w:firstLine="0"/>
-        <w:rPr>
-          <w:rFonts w:hint="default"/>
-          <w:lang w:val="pt-BR"/>
-        </w:rPr>
-      </w:pPr>
-    </w:p>
-    <w:p>
-      <w:pPr>
-        <w:pStyle w:val="3"/>
-        <w:spacing w:before="0" w:after="0"/>
-      </w:pPr>
-      <w:bookmarkStart w:id="8" w:name="_Toc119164369"/>
-      <w:r>
-        <w:t>5.1.1 Requisitos funcionais</w:t>
-      </w:r>
-      <w:bookmarkEnd w:id="8"/>
-    </w:p>
-    <w:p>
-      <w:pPr>
-        <w:tabs>
-          <w:tab w:val="left" w:pos="0"/>
-        </w:tabs>
-        <w:spacing w:line="360" w:lineRule="auto"/>
-        <w:ind w:firstLine="0"/>
-        <w:rPr>
-          <w:rFonts w:hint="default"/>
-          <w:b/>
-          <w:bCs/>
-          <w:color w:val="FF0000"/>
-          <w:lang w:val="pt-BR"/>
-        </w:rPr>
-      </w:pPr>
-      <w:r>
-        <w:rPr>
-          <w:rFonts w:hint="default"/>
-          <w:b/>
-          <w:bCs/>
-          <w:color w:val="FF0000"/>
-          <w:lang w:val="pt-BR"/>
-        </w:rPr>
-        <w:t>FALTA TEXTO E CITAÇÕES</w:t>
-      </w:r>
-    </w:p>
-    <w:p>
-      <w:pPr>
-        <w:spacing w:before="0" w:after="0"/>
-      </w:pPr>
-    </w:p>
-    <w:p>
-      <w:pPr>
-        <w:spacing w:before="0" w:after="0"/>
-      </w:pPr>
-    </w:p>
-    <w:p>
-      <w:pPr>
-        <w:spacing w:before="0" w:after="0"/>
-      </w:pPr>
-    </w:p>
-    <w:tbl>
-      <w:tblPr>
-        <w:tblStyle w:val="9"/>
-        <w:tblW w:w="9071" w:type="dxa"/>
-        <w:tblInd w:w="0" w:type="dxa"/>
-        <w:tblBorders>
-          <w:top w:val="single" w:color="auto" w:sz="4" w:space="0"/>
-          <w:left w:val="single" w:color="auto" w:sz="4" w:space="0"/>
-          <w:bottom w:val="single" w:color="auto" w:sz="4" w:space="0"/>
-          <w:right w:val="single" w:color="auto" w:sz="4" w:space="0"/>
-          <w:insideH w:val="single" w:color="auto" w:sz="4" w:space="0"/>
-          <w:insideV w:val="single" w:color="auto" w:sz="4" w:space="0"/>
-        </w:tblBorders>
-        <w:tblLayout w:type="fixed"/>
-        <w:tblCellMar>
-          <w:top w:w="28" w:type="dxa"/>
-          <w:left w:w="28" w:type="dxa"/>
-          <w:bottom w:w="28" w:type="dxa"/>
-          <w:right w:w="28" w:type="dxa"/>
-        </w:tblCellMar>
-      </w:tblPr>
-      <w:tblGrid>
-        <w:gridCol w:w="1660"/>
-        <w:gridCol w:w="7411"/>
-      </w:tblGrid>
-      <w:tr>
-        <w:tblPrEx>
-          <w:tblBorders>
-            <w:top w:val="single" w:color="auto" w:sz="4" w:space="0"/>
-            <w:left w:val="single" w:color="auto" w:sz="4" w:space="0"/>
-            <w:bottom w:val="single" w:color="auto" w:sz="4" w:space="0"/>
-            <w:right w:val="single" w:color="auto" w:sz="4" w:space="0"/>
-            <w:insideH w:val="single" w:color="auto" w:sz="4" w:space="0"/>
-            <w:insideV w:val="single" w:color="auto" w:sz="4" w:space="0"/>
-          </w:tblBorders>
-        </w:tblPrEx>
-        <w:trPr>
-          <w:tblHeader/>
-        </w:trPr>
-        <w:tc>
-          <w:tcPr>
-            <w:tcW w:w="1660" w:type="dxa"/>
-            <w:vAlign w:val="center"/>
-          </w:tcPr>
-          <w:p>
-            <w:pPr>
-              <w:pStyle w:val="39"/>
-              <w:spacing w:line="240" w:lineRule="auto"/>
-              <w:ind w:left="0" w:leftChars="0" w:firstLine="0" w:firstLineChars="0"/>
-              <w:jc w:val="both"/>
-            </w:pPr>
-            <w:r>
-              <w:t>Código</w:t>
-            </w:r>
-          </w:p>
-        </w:tc>
-        <w:tc>
-          <w:tcPr>
-            <w:tcW w:w="7411" w:type="dxa"/>
-            <w:vAlign w:val="center"/>
-          </w:tcPr>
-          <w:p>
-            <w:pPr>
-              <w:pStyle w:val="39"/>
-              <w:spacing w:line="240" w:lineRule="auto"/>
-            </w:pPr>
-            <w:r>
-              <w:t>Requisito Funcional</w:t>
-            </w:r>
-          </w:p>
-        </w:tc>
-      </w:tr>
-      <w:tr>
-        <w:tblPrEx>
-          <w:tblBorders>
-            <w:top w:val="single" w:color="auto" w:sz="4" w:space="0"/>
-            <w:left w:val="single" w:color="auto" w:sz="4" w:space="0"/>
-            <w:bottom w:val="single" w:color="auto" w:sz="4" w:space="0"/>
-            <w:right w:val="single" w:color="auto" w:sz="4" w:space="0"/>
-            <w:insideH w:val="single" w:color="auto" w:sz="4" w:space="0"/>
-            <w:insideV w:val="single" w:color="auto" w:sz="4" w:space="0"/>
-          </w:tblBorders>
-          <w:tblCellMar>
-            <w:top w:w="28" w:type="dxa"/>
-            <w:left w:w="28" w:type="dxa"/>
-            <w:bottom w:w="28" w:type="dxa"/>
-            <w:right w:w="28" w:type="dxa"/>
-          </w:tblCellMar>
-        </w:tblPrEx>
-        <w:tc>
-          <w:tcPr>
-            <w:tcW w:w="1660" w:type="dxa"/>
-            <w:vAlign w:val="center"/>
-          </w:tcPr>
-          <w:p>
-            <w:pPr>
-              <w:pStyle w:val="38"/>
-              <w:spacing w:line="240" w:lineRule="auto"/>
-              <w:ind w:left="0" w:leftChars="0" w:firstLine="0" w:firstLineChars="0"/>
-            </w:pPr>
-            <w:r>
-              <w:t>RF01</w:t>
-            </w:r>
-          </w:p>
-        </w:tc>
-        <w:tc>
-          <w:tcPr>
-            <w:tcW w:w="7411" w:type="dxa"/>
-            <w:vAlign w:val="center"/>
-          </w:tcPr>
-          <w:p>
-            <w:pPr>
-              <w:pStyle w:val="38"/>
-              <w:spacing w:line="240" w:lineRule="auto"/>
-              <w:ind w:left="0" w:leftChars="0" w:firstLine="0" w:firstLineChars="0"/>
-            </w:pPr>
-            <w:r>
-              <w:t>O sistema deve permitir o cadastro de clientes.</w:t>
-            </w:r>
-          </w:p>
-        </w:tc>
-      </w:tr>
-      <w:tr>
-        <w:tblPrEx>
-          <w:tblBorders>
-            <w:top w:val="single" w:color="auto" w:sz="4" w:space="0"/>
-            <w:left w:val="single" w:color="auto" w:sz="4" w:space="0"/>
-            <w:bottom w:val="single" w:color="auto" w:sz="4" w:space="0"/>
-            <w:right w:val="single" w:color="auto" w:sz="4" w:space="0"/>
-            <w:insideH w:val="single" w:color="auto" w:sz="4" w:space="0"/>
-            <w:insideV w:val="single" w:color="auto" w:sz="4" w:space="0"/>
-          </w:tblBorders>
-          <w:tblCellMar>
-            <w:top w:w="28" w:type="dxa"/>
-            <w:left w:w="28" w:type="dxa"/>
-            <w:bottom w:w="28" w:type="dxa"/>
-            <w:right w:w="28" w:type="dxa"/>
-          </w:tblCellMar>
-        </w:tblPrEx>
-        <w:tc>
-          <w:tcPr>
-            <w:tcW w:w="1660" w:type="dxa"/>
-            <w:vAlign w:val="center"/>
-          </w:tcPr>
-          <w:p>
-            <w:pPr>
-              <w:pStyle w:val="38"/>
-              <w:spacing w:line="240" w:lineRule="auto"/>
-              <w:ind w:left="0" w:leftChars="0" w:firstLine="0" w:firstLineChars="0"/>
-            </w:pPr>
-            <w:r>
-              <w:t>RF02</w:t>
-            </w:r>
-          </w:p>
-        </w:tc>
-        <w:tc>
-          <w:tcPr>
-            <w:tcW w:w="7411" w:type="dxa"/>
-            <w:vAlign w:val="center"/>
-          </w:tcPr>
-          <w:p>
-            <w:pPr>
-              <w:pStyle w:val="38"/>
-              <w:spacing w:line="240" w:lineRule="auto"/>
-              <w:ind w:left="0" w:leftChars="0" w:firstLine="0" w:firstLineChars="0"/>
-            </w:pPr>
-            <w:r>
-              <w:t>O sistema deve permitir o login de clientes e administradores.</w:t>
-            </w:r>
-          </w:p>
-        </w:tc>
-      </w:tr>
-      <w:tr>
-        <w:tblPrEx>
-          <w:tblBorders>
-            <w:top w:val="single" w:color="auto" w:sz="4" w:space="0"/>
-            <w:left w:val="single" w:color="auto" w:sz="4" w:space="0"/>
-            <w:bottom w:val="single" w:color="auto" w:sz="4" w:space="0"/>
-            <w:right w:val="single" w:color="auto" w:sz="4" w:space="0"/>
-            <w:insideH w:val="single" w:color="auto" w:sz="4" w:space="0"/>
-            <w:insideV w:val="single" w:color="auto" w:sz="4" w:space="0"/>
-          </w:tblBorders>
-          <w:tblCellMar>
-            <w:top w:w="28" w:type="dxa"/>
-            <w:left w:w="28" w:type="dxa"/>
-            <w:bottom w:w="28" w:type="dxa"/>
-            <w:right w:w="28" w:type="dxa"/>
-          </w:tblCellMar>
-        </w:tblPrEx>
-        <w:tc>
-          <w:tcPr>
-            <w:tcW w:w="1660" w:type="dxa"/>
-            <w:vAlign w:val="center"/>
-          </w:tcPr>
-          <w:p>
-            <w:pPr>
-              <w:pStyle w:val="38"/>
-              <w:spacing w:line="240" w:lineRule="auto"/>
-              <w:ind w:left="0" w:leftChars="0" w:firstLine="0" w:firstLineChars="0"/>
-            </w:pPr>
-            <w:r>
-              <w:t>RF03</w:t>
-            </w:r>
-          </w:p>
-        </w:tc>
-        <w:tc>
-          <w:tcPr>
-            <w:tcW w:w="7411" w:type="dxa"/>
-            <w:vAlign w:val="center"/>
-          </w:tcPr>
-          <w:p>
-            <w:pPr>
-              <w:pStyle w:val="38"/>
-              <w:spacing w:line="240" w:lineRule="auto"/>
-              <w:ind w:left="0" w:leftChars="0" w:firstLine="0" w:firstLineChars="0"/>
-            </w:pPr>
-            <w:r>
-              <w:t>O sistema deve permitir o cadastro, edição e exclusão de produtos esportivos.</w:t>
-            </w:r>
-          </w:p>
-        </w:tc>
-      </w:tr>
-      <w:tr>
-        <w:tblPrEx>
-          <w:tblBorders>
-            <w:top w:val="single" w:color="auto" w:sz="4" w:space="0"/>
-            <w:left w:val="single" w:color="auto" w:sz="4" w:space="0"/>
-            <w:bottom w:val="single" w:color="auto" w:sz="4" w:space="0"/>
-            <w:right w:val="single" w:color="auto" w:sz="4" w:space="0"/>
-            <w:insideH w:val="single" w:color="auto" w:sz="4" w:space="0"/>
-            <w:insideV w:val="single" w:color="auto" w:sz="4" w:space="0"/>
-          </w:tblBorders>
-          <w:tblCellMar>
-            <w:top w:w="28" w:type="dxa"/>
-            <w:left w:w="28" w:type="dxa"/>
-            <w:bottom w:w="28" w:type="dxa"/>
-            <w:right w:w="28" w:type="dxa"/>
-          </w:tblCellMar>
-        </w:tblPrEx>
-        <w:tc>
-          <w:tcPr>
-            <w:tcW w:w="1660" w:type="dxa"/>
-            <w:vAlign w:val="center"/>
-          </w:tcPr>
-          <w:p>
-            <w:pPr>
-              <w:pStyle w:val="38"/>
-              <w:spacing w:line="240" w:lineRule="auto"/>
-              <w:ind w:left="0" w:leftChars="0" w:firstLine="0" w:firstLineChars="0"/>
-            </w:pPr>
-            <w:r>
-              <w:t>RF04</w:t>
-            </w:r>
-          </w:p>
-        </w:tc>
-        <w:tc>
-          <w:tcPr>
-            <w:tcW w:w="7411" w:type="dxa"/>
-            <w:vAlign w:val="center"/>
-          </w:tcPr>
-          <w:p>
-            <w:pPr>
-              <w:pStyle w:val="38"/>
-              <w:spacing w:line="240" w:lineRule="auto"/>
-              <w:ind w:left="0" w:leftChars="0" w:firstLine="0" w:firstLineChars="0"/>
-            </w:pPr>
-            <w:r>
-              <w:t>O sistema deve exibir um catálogo de produtos com informações como nome, preço, descrição e estoque.</w:t>
-            </w:r>
-          </w:p>
-        </w:tc>
-      </w:tr>
-      <w:tr>
-        <w:tblPrEx>
-          <w:tblBorders>
-            <w:top w:val="single" w:color="auto" w:sz="4" w:space="0"/>
-            <w:left w:val="single" w:color="auto" w:sz="4" w:space="0"/>
-            <w:bottom w:val="single" w:color="auto" w:sz="4" w:space="0"/>
-            <w:right w:val="single" w:color="auto" w:sz="4" w:space="0"/>
-            <w:insideH w:val="single" w:color="auto" w:sz="4" w:space="0"/>
-            <w:insideV w:val="single" w:color="auto" w:sz="4" w:space="0"/>
-          </w:tblBorders>
-          <w:tblCellMar>
-            <w:top w:w="28" w:type="dxa"/>
-            <w:left w:w="28" w:type="dxa"/>
-            <w:bottom w:w="28" w:type="dxa"/>
-            <w:right w:w="28" w:type="dxa"/>
-          </w:tblCellMar>
-        </w:tblPrEx>
-        <w:tc>
-          <w:tcPr>
-            <w:tcW w:w="1660" w:type="dxa"/>
-            <w:vAlign w:val="center"/>
-          </w:tcPr>
-          <w:p>
-            <w:pPr>
-              <w:pStyle w:val="38"/>
-              <w:spacing w:line="240" w:lineRule="auto"/>
-              <w:ind w:left="0" w:leftChars="0" w:firstLine="0" w:firstLineChars="0"/>
-            </w:pPr>
-            <w:r>
-              <w:t>RF05</w:t>
-            </w:r>
-          </w:p>
-        </w:tc>
-        <w:tc>
-          <w:tcPr>
-            <w:tcW w:w="7411" w:type="dxa"/>
-            <w:vAlign w:val="center"/>
-          </w:tcPr>
-          <w:p>
-            <w:pPr>
-              <w:pStyle w:val="38"/>
-              <w:spacing w:line="240" w:lineRule="auto"/>
-              <w:ind w:left="0" w:leftChars="0" w:firstLine="0" w:firstLineChars="0"/>
-            </w:pPr>
-            <w:r>
-              <w:t>O sistema deve permitir a pesquisa de produtos por nome e categoria.</w:t>
-            </w:r>
-          </w:p>
-        </w:tc>
-      </w:tr>
-      <w:tr>
-        <w:tblPrEx>
-          <w:tblBorders>
-            <w:top w:val="single" w:color="auto" w:sz="4" w:space="0"/>
-            <w:left w:val="single" w:color="auto" w:sz="4" w:space="0"/>
-            <w:bottom w:val="single" w:color="auto" w:sz="4" w:space="0"/>
-            <w:right w:val="single" w:color="auto" w:sz="4" w:space="0"/>
-            <w:insideH w:val="single" w:color="auto" w:sz="4" w:space="0"/>
-            <w:insideV w:val="single" w:color="auto" w:sz="4" w:space="0"/>
-          </w:tblBorders>
-          <w:tblCellMar>
-            <w:top w:w="28" w:type="dxa"/>
-            <w:left w:w="28" w:type="dxa"/>
-            <w:bottom w:w="28" w:type="dxa"/>
-            <w:right w:w="28" w:type="dxa"/>
-          </w:tblCellMar>
-        </w:tblPrEx>
-        <w:tc>
-          <w:tcPr>
-            <w:tcW w:w="1660" w:type="dxa"/>
-            <w:vAlign w:val="center"/>
-          </w:tcPr>
-          <w:p>
-            <w:pPr>
-              <w:pStyle w:val="38"/>
-              <w:spacing w:line="240" w:lineRule="auto"/>
-              <w:ind w:left="0" w:leftChars="0" w:firstLine="0" w:firstLineChars="0"/>
-            </w:pPr>
-            <w:r>
-              <w:t>RF06</w:t>
-            </w:r>
-          </w:p>
-        </w:tc>
-        <w:tc>
-          <w:tcPr>
-            <w:tcW w:w="7411" w:type="dxa"/>
-            <w:vAlign w:val="center"/>
-          </w:tcPr>
-          <w:p>
-            <w:pPr>
-              <w:pStyle w:val="38"/>
-              <w:spacing w:line="240" w:lineRule="auto"/>
-              <w:ind w:left="0" w:leftChars="0" w:firstLine="0" w:firstLineChars="0"/>
-            </w:pPr>
-            <w:r>
-              <w:t>O sistema deve permitir adicionar, alterar e remover produtos do carrinho de compras.</w:t>
-            </w:r>
-          </w:p>
-        </w:tc>
-      </w:tr>
-      <w:tr>
-        <w:tblPrEx>
-          <w:tblBorders>
-            <w:top w:val="single" w:color="auto" w:sz="4" w:space="0"/>
-            <w:left w:val="single" w:color="auto" w:sz="4" w:space="0"/>
-            <w:bottom w:val="single" w:color="auto" w:sz="4" w:space="0"/>
-            <w:right w:val="single" w:color="auto" w:sz="4" w:space="0"/>
-            <w:insideH w:val="single" w:color="auto" w:sz="4" w:space="0"/>
-            <w:insideV w:val="single" w:color="auto" w:sz="4" w:space="0"/>
-          </w:tblBorders>
-          <w:tblCellMar>
-            <w:top w:w="28" w:type="dxa"/>
-            <w:left w:w="28" w:type="dxa"/>
-            <w:bottom w:w="28" w:type="dxa"/>
-            <w:right w:w="28" w:type="dxa"/>
-          </w:tblCellMar>
-        </w:tblPrEx>
-        <w:tc>
-          <w:tcPr>
-            <w:tcW w:w="1660" w:type="dxa"/>
-            <w:vAlign w:val="center"/>
-          </w:tcPr>
-          <w:p>
-            <w:pPr>
-              <w:pStyle w:val="38"/>
-              <w:spacing w:line="240" w:lineRule="auto"/>
-              <w:ind w:left="0" w:leftChars="0" w:firstLine="0" w:firstLineChars="0"/>
-            </w:pPr>
-            <w:r>
-              <w:t>RF07</w:t>
-            </w:r>
-          </w:p>
-        </w:tc>
-        <w:tc>
-          <w:tcPr>
-            <w:tcW w:w="7411" w:type="dxa"/>
-            <w:vAlign w:val="center"/>
-          </w:tcPr>
-          <w:p>
-            <w:pPr>
-              <w:pStyle w:val="38"/>
-              <w:spacing w:line="240" w:lineRule="auto"/>
-              <w:ind w:left="0" w:leftChars="0" w:firstLine="0" w:firstLineChars="0"/>
-            </w:pPr>
-            <w:r>
-              <w:t>O sistema deve permitir a finalização da compra e geração do pedido.</w:t>
-            </w:r>
-          </w:p>
-        </w:tc>
-      </w:tr>
-      <w:tr>
-        <w:tblPrEx>
-          <w:tblBorders>
-            <w:top w:val="single" w:color="auto" w:sz="4" w:space="0"/>
-            <w:left w:val="single" w:color="auto" w:sz="4" w:space="0"/>
-            <w:bottom w:val="single" w:color="auto" w:sz="4" w:space="0"/>
-            <w:right w:val="single" w:color="auto" w:sz="4" w:space="0"/>
-            <w:insideH w:val="single" w:color="auto" w:sz="4" w:space="0"/>
-            <w:insideV w:val="single" w:color="auto" w:sz="4" w:space="0"/>
-          </w:tblBorders>
-          <w:tblCellMar>
-            <w:top w:w="28" w:type="dxa"/>
-            <w:left w:w="28" w:type="dxa"/>
-            <w:bottom w:w="28" w:type="dxa"/>
-            <w:right w:w="28" w:type="dxa"/>
-          </w:tblCellMar>
-        </w:tblPrEx>
-        <w:tc>
-          <w:tcPr>
-            <w:tcW w:w="1660" w:type="dxa"/>
-            <w:vAlign w:val="center"/>
-          </w:tcPr>
-          <w:p>
-            <w:pPr>
-              <w:pStyle w:val="38"/>
-              <w:spacing w:line="240" w:lineRule="auto"/>
-              <w:ind w:left="0" w:leftChars="0" w:firstLine="0" w:firstLineChars="0"/>
-            </w:pPr>
-            <w:r>
-              <w:t>RF08</w:t>
-            </w:r>
-          </w:p>
-        </w:tc>
-        <w:tc>
-          <w:tcPr>
-            <w:tcW w:w="7411" w:type="dxa"/>
-            <w:vAlign w:val="center"/>
-          </w:tcPr>
-          <w:p>
-            <w:pPr>
-              <w:pStyle w:val="38"/>
-              <w:spacing w:line="240" w:lineRule="auto"/>
-              <w:ind w:left="0" w:leftChars="0" w:firstLine="0" w:firstLineChars="0"/>
-            </w:pPr>
-            <w:r>
-              <w:t>O sistema deve permitir ao cliente consultar o histórico de pedidos.</w:t>
-            </w:r>
-          </w:p>
-        </w:tc>
-      </w:tr>
-      <w:tr>
-        <w:tblPrEx>
-          <w:tblBorders>
-            <w:top w:val="single" w:color="auto" w:sz="4" w:space="0"/>
-            <w:left w:val="single" w:color="auto" w:sz="4" w:space="0"/>
-            <w:bottom w:val="single" w:color="auto" w:sz="4" w:space="0"/>
-            <w:right w:val="single" w:color="auto" w:sz="4" w:space="0"/>
-            <w:insideH w:val="single" w:color="auto" w:sz="4" w:space="0"/>
-            <w:insideV w:val="single" w:color="auto" w:sz="4" w:space="0"/>
-          </w:tblBorders>
-          <w:tblCellMar>
-            <w:top w:w="28" w:type="dxa"/>
-            <w:left w:w="28" w:type="dxa"/>
-            <w:bottom w:w="28" w:type="dxa"/>
-            <w:right w:w="28" w:type="dxa"/>
-          </w:tblCellMar>
-        </w:tblPrEx>
-        <w:tc>
-          <w:tcPr>
-            <w:tcW w:w="1660" w:type="dxa"/>
-            <w:vAlign w:val="center"/>
-          </w:tcPr>
-          <w:p>
-            <w:pPr>
-              <w:pStyle w:val="38"/>
-              <w:spacing w:line="240" w:lineRule="auto"/>
-              <w:ind w:left="0" w:leftChars="0" w:firstLine="0" w:firstLineChars="0"/>
-            </w:pPr>
-            <w:r>
-              <w:t>RF09</w:t>
-            </w:r>
-          </w:p>
-        </w:tc>
-        <w:tc>
-          <w:tcPr>
-            <w:tcW w:w="7411" w:type="dxa"/>
-            <w:vAlign w:val="center"/>
-          </w:tcPr>
-          <w:p>
-            <w:pPr>
-              <w:pStyle w:val="38"/>
-              <w:spacing w:line="240" w:lineRule="auto"/>
-              <w:ind w:left="0" w:leftChars="0" w:firstLine="0" w:firstLineChars="0"/>
-            </w:pPr>
-            <w:r>
-              <w:t>O sistema deve permitir ao administrador gerenciar clientes, produtos e pedidos.</w:t>
-            </w:r>
-          </w:p>
-        </w:tc>
-      </w:tr>
-      <w:tr>
-        <w:tblPrEx>
-          <w:tblBorders>
-            <w:top w:val="single" w:color="auto" w:sz="4" w:space="0"/>
-            <w:left w:val="single" w:color="auto" w:sz="4" w:space="0"/>
-            <w:bottom w:val="single" w:color="auto" w:sz="4" w:space="0"/>
-            <w:right w:val="single" w:color="auto" w:sz="4" w:space="0"/>
-            <w:insideH w:val="single" w:color="auto" w:sz="4" w:space="0"/>
-            <w:insideV w:val="single" w:color="auto" w:sz="4" w:space="0"/>
-          </w:tblBorders>
-          <w:tblCellMar>
-            <w:top w:w="28" w:type="dxa"/>
-            <w:left w:w="28" w:type="dxa"/>
-            <w:bottom w:w="28" w:type="dxa"/>
-            <w:right w:w="28" w:type="dxa"/>
-          </w:tblCellMar>
-        </w:tblPrEx>
-        <w:tc>
-          <w:tcPr>
-            <w:tcW w:w="1660" w:type="dxa"/>
-            <w:vAlign w:val="center"/>
-          </w:tcPr>
-          <w:p>
-            <w:pPr>
-              <w:pStyle w:val="38"/>
-              <w:spacing w:line="240" w:lineRule="auto"/>
-              <w:ind w:left="0" w:leftChars="0" w:firstLine="0" w:firstLineChars="0"/>
-            </w:pPr>
-            <w:r>
-              <w:t>RF10</w:t>
-            </w:r>
-          </w:p>
-        </w:tc>
-        <w:tc>
-          <w:tcPr>
-            <w:tcW w:w="7411" w:type="dxa"/>
-            <w:vAlign w:val="center"/>
-          </w:tcPr>
-          <w:p>
-            <w:pPr>
-              <w:pStyle w:val="38"/>
-              <w:spacing w:line="240" w:lineRule="auto"/>
-              <w:ind w:left="0" w:leftChars="0" w:firstLine="0" w:firstLineChars="0"/>
-            </w:pPr>
-            <w:r>
-              <w:t>O sistema deve controlar automaticamente a quantidade de produtos em estoque após cada venda.</w:t>
-            </w:r>
-          </w:p>
-        </w:tc>
-      </w:tr>
-    </w:tbl>
-    <w:p>
-      <w:pPr>
-        <w:ind w:firstLine="0"/>
-        <w:rPr>
-          <w:sz w:val="20"/>
-          <w:szCs w:val="20"/>
-          <w:lang w:val="pt-BR"/>
-        </w:rPr>
-      </w:pPr>
-      <w:r>
-        <w:rPr>
-          <w:sz w:val="20"/>
-          <w:szCs w:val="20"/>
-          <w:lang w:val="pt-BR"/>
-        </w:rPr>
-        <w:t>Fonte: Souza(2026).</w:t>
-      </w:r>
-    </w:p>
-    <w:p>
-      <w:pPr>
-        <w:spacing w:before="0" w:after="0"/>
-        <w:ind w:left="0" w:leftChars="0" w:firstLine="0" w:firstLineChars="0"/>
-      </w:pPr>
-    </w:p>
-    <w:p>
-      <w:pPr>
-        <w:tabs>
-          <w:tab w:val="left" w:pos="0"/>
-        </w:tabs>
-        <w:spacing w:line="360" w:lineRule="auto"/>
-        <w:ind w:firstLine="0"/>
-        <w:rPr>
-          <w:color w:val="000000"/>
-          <w:sz w:val="22"/>
-          <w:szCs w:val="22"/>
-        </w:rPr>
-      </w:pPr>
-      <w:r>
-        <w:tab/>
-      </w:r>
-    </w:p>
-    <w:p>
-      <w:pPr>
-        <w:pStyle w:val="4"/>
-        <w:spacing w:before="0" w:after="0" w:line="360" w:lineRule="auto"/>
-        <w:rPr>
-          <w:b/>
-        </w:rPr>
-      </w:pPr>
-      <w:bookmarkStart w:id="9" w:name="_Toc119164370"/>
-      <w:r>
-        <w:rPr>
-          <w:b/>
-        </w:rPr>
-        <w:t>5.1.2 Requisitos não funcionais</w:t>
-      </w:r>
-      <w:bookmarkEnd w:id="9"/>
-      <w:r>
-        <w:rPr>
-          <w:b/>
-        </w:rPr>
-        <w:t xml:space="preserve"> </w:t>
-      </w:r>
-    </w:p>
-    <w:p>
-      <w:pPr>
-        <w:tabs>
-          <w:tab w:val="left" w:pos="0"/>
-        </w:tabs>
-        <w:spacing w:line="360" w:lineRule="auto"/>
-        <w:ind w:firstLine="0"/>
-        <w:rPr>
-          <w:rFonts w:hint="default"/>
-          <w:b/>
-          <w:bCs/>
-          <w:color w:val="FF0000"/>
-          <w:lang w:val="pt-BR"/>
-        </w:rPr>
-      </w:pPr>
-      <w:r>
-        <w:rPr>
-          <w:rFonts w:hint="default"/>
-          <w:b/>
-          <w:bCs/>
-          <w:color w:val="FF0000"/>
-          <w:lang w:val="pt-BR"/>
-        </w:rPr>
-        <w:t>FALTA TEXTO E CITAÇÕES</w:t>
-      </w:r>
-    </w:p>
-    <w:p>
-      <w:pPr>
-        <w:tabs>
-          <w:tab w:val="left" w:pos="0"/>
-        </w:tabs>
-        <w:spacing w:line="360" w:lineRule="auto"/>
-        <w:ind w:firstLine="0"/>
-      </w:pPr>
-    </w:p>
-    <w:p>
-      <w:pPr>
-        <w:widowControl/>
-        <w:spacing w:line="240" w:lineRule="auto"/>
-        <w:ind w:firstLine="0"/>
-        <w:jc w:val="left"/>
-        <w:rPr>
-          <w:rFonts w:ascii="Calibri" w:hAnsi="Calibri" w:eastAsia="Calibri" w:cs="Calibri"/>
-        </w:rPr>
-      </w:pPr>
-    </w:p>
-    <w:tbl>
-      <w:tblPr>
-        <w:tblStyle w:val="9"/>
-        <w:tblW w:w="9071" w:type="dxa"/>
-        <w:tblInd w:w="0" w:type="dxa"/>
-        <w:tblBorders>
-          <w:top w:val="single" w:color="auto" w:sz="4" w:space="0"/>
-          <w:left w:val="single" w:color="auto" w:sz="4" w:space="0"/>
-          <w:bottom w:val="single" w:color="auto" w:sz="4" w:space="0"/>
-          <w:right w:val="single" w:color="auto" w:sz="4" w:space="0"/>
-          <w:insideH w:val="single" w:color="auto" w:sz="4" w:space="0"/>
-          <w:insideV w:val="single" w:color="auto" w:sz="4" w:space="0"/>
-        </w:tblBorders>
-        <w:tblLayout w:type="fixed"/>
-        <w:tblCellMar>
-          <w:top w:w="28" w:type="dxa"/>
-          <w:left w:w="28" w:type="dxa"/>
-          <w:bottom w:w="28" w:type="dxa"/>
-          <w:right w:w="28" w:type="dxa"/>
-        </w:tblCellMar>
-      </w:tblPr>
-      <w:tblGrid>
-        <w:gridCol w:w="1660"/>
-        <w:gridCol w:w="7411"/>
-      </w:tblGrid>
-      <w:tr>
-        <w:tblPrEx>
-          <w:tblBorders>
-            <w:top w:val="single" w:color="auto" w:sz="4" w:space="0"/>
-            <w:left w:val="single" w:color="auto" w:sz="4" w:space="0"/>
-            <w:bottom w:val="single" w:color="auto" w:sz="4" w:space="0"/>
-            <w:right w:val="single" w:color="auto" w:sz="4" w:space="0"/>
-            <w:insideH w:val="single" w:color="auto" w:sz="4" w:space="0"/>
-            <w:insideV w:val="single" w:color="auto" w:sz="4" w:space="0"/>
-          </w:tblBorders>
-        </w:tblPrEx>
-        <w:trPr>
-          <w:tblHeader/>
-        </w:trPr>
-        <w:tc>
-          <w:tcPr>
-            <w:tcW w:w="1660" w:type="dxa"/>
-            <w:vAlign w:val="center"/>
-          </w:tcPr>
-          <w:p>
-            <w:pPr>
-              <w:pStyle w:val="39"/>
-              <w:spacing w:line="240" w:lineRule="auto"/>
-              <w:ind w:left="0" w:leftChars="0" w:firstLine="0" w:firstLineChars="0"/>
-              <w:jc w:val="both"/>
-            </w:pPr>
-            <w:r>
-              <w:t>Código</w:t>
-            </w:r>
-          </w:p>
-        </w:tc>
-        <w:tc>
-          <w:tcPr>
-            <w:tcW w:w="7411" w:type="dxa"/>
-            <w:vAlign w:val="center"/>
-          </w:tcPr>
-          <w:p>
-            <w:pPr>
-              <w:pStyle w:val="39"/>
-              <w:spacing w:line="240" w:lineRule="auto"/>
-              <w:jc w:val="both"/>
-            </w:pPr>
-            <w:r>
-              <w:t>Requisito Não Funcional</w:t>
-            </w:r>
-          </w:p>
-        </w:tc>
-      </w:tr>
-      <w:tr>
-        <w:tblPrEx>
-          <w:tblBorders>
-            <w:top w:val="single" w:color="auto" w:sz="4" w:space="0"/>
-            <w:left w:val="single" w:color="auto" w:sz="4" w:space="0"/>
-            <w:bottom w:val="single" w:color="auto" w:sz="4" w:space="0"/>
-            <w:right w:val="single" w:color="auto" w:sz="4" w:space="0"/>
-            <w:insideH w:val="single" w:color="auto" w:sz="4" w:space="0"/>
-            <w:insideV w:val="single" w:color="auto" w:sz="4" w:space="0"/>
-          </w:tblBorders>
-          <w:tblCellMar>
-            <w:top w:w="28" w:type="dxa"/>
-            <w:left w:w="28" w:type="dxa"/>
-            <w:bottom w:w="28" w:type="dxa"/>
-            <w:right w:w="28" w:type="dxa"/>
-          </w:tblCellMar>
-        </w:tblPrEx>
-        <w:tc>
-          <w:tcPr>
-            <w:tcW w:w="1660" w:type="dxa"/>
-            <w:vAlign w:val="center"/>
-          </w:tcPr>
-          <w:p>
-            <w:pPr>
-              <w:pStyle w:val="38"/>
-              <w:spacing w:line="240" w:lineRule="auto"/>
-              <w:ind w:left="0" w:leftChars="0" w:firstLine="0" w:firstLineChars="0"/>
-            </w:pPr>
-            <w:r>
-              <w:t>RNF01</w:t>
-            </w:r>
-          </w:p>
-        </w:tc>
-        <w:tc>
-          <w:tcPr>
-            <w:tcW w:w="7411" w:type="dxa"/>
-            <w:vAlign w:val="center"/>
-          </w:tcPr>
-          <w:p>
-            <w:pPr>
-              <w:pStyle w:val="38"/>
-              <w:spacing w:line="240" w:lineRule="auto"/>
-              <w:ind w:left="0" w:leftChars="0" w:firstLine="0" w:firstLineChars="0"/>
-            </w:pPr>
-            <w:r>
-              <w:t>O sistema deve ser responsivo, funcionando em computadores, tablets e smartphones.</w:t>
-            </w:r>
-          </w:p>
-        </w:tc>
-      </w:tr>
-      <w:tr>
-        <w:tblPrEx>
-          <w:tblBorders>
-            <w:top w:val="single" w:color="auto" w:sz="4" w:space="0"/>
-            <w:left w:val="single" w:color="auto" w:sz="4" w:space="0"/>
-            <w:bottom w:val="single" w:color="auto" w:sz="4" w:space="0"/>
-            <w:right w:val="single" w:color="auto" w:sz="4" w:space="0"/>
-            <w:insideH w:val="single" w:color="auto" w:sz="4" w:space="0"/>
-            <w:insideV w:val="single" w:color="auto" w:sz="4" w:space="0"/>
-          </w:tblBorders>
-          <w:tblCellMar>
-            <w:top w:w="28" w:type="dxa"/>
-            <w:left w:w="28" w:type="dxa"/>
-            <w:bottom w:w="28" w:type="dxa"/>
-            <w:right w:w="28" w:type="dxa"/>
-          </w:tblCellMar>
-        </w:tblPrEx>
-        <w:tc>
-          <w:tcPr>
-            <w:tcW w:w="1660" w:type="dxa"/>
-            <w:vAlign w:val="center"/>
-          </w:tcPr>
-          <w:p>
-            <w:pPr>
-              <w:pStyle w:val="38"/>
-              <w:spacing w:line="240" w:lineRule="auto"/>
-              <w:ind w:left="0" w:leftChars="0" w:firstLine="0" w:firstLineChars="0"/>
-            </w:pPr>
-            <w:r>
-              <w:t>RNF02</w:t>
-            </w:r>
-          </w:p>
-        </w:tc>
-        <w:tc>
-          <w:tcPr>
-            <w:tcW w:w="7411" w:type="dxa"/>
-            <w:vAlign w:val="center"/>
-          </w:tcPr>
-          <w:p>
-            <w:pPr>
-              <w:pStyle w:val="38"/>
-              <w:spacing w:line="240" w:lineRule="auto"/>
-              <w:ind w:left="0" w:leftChars="0" w:firstLine="0" w:firstLineChars="0"/>
-            </w:pPr>
-            <w:r>
-              <w:t>As senhas dos usuários devem ser armazenadas de forma criptografada.</w:t>
-            </w:r>
-          </w:p>
-        </w:tc>
-      </w:tr>
-      <w:tr>
-        <w:tblPrEx>
-          <w:tblBorders>
-            <w:top w:val="single" w:color="auto" w:sz="4" w:space="0"/>
-            <w:left w:val="single" w:color="auto" w:sz="4" w:space="0"/>
-            <w:bottom w:val="single" w:color="auto" w:sz="4" w:space="0"/>
-            <w:right w:val="single" w:color="auto" w:sz="4" w:space="0"/>
-            <w:insideH w:val="single" w:color="auto" w:sz="4" w:space="0"/>
-            <w:insideV w:val="single" w:color="auto" w:sz="4" w:space="0"/>
-          </w:tblBorders>
-          <w:tblCellMar>
-            <w:top w:w="28" w:type="dxa"/>
-            <w:left w:w="28" w:type="dxa"/>
-            <w:bottom w:w="28" w:type="dxa"/>
-            <w:right w:w="28" w:type="dxa"/>
-          </w:tblCellMar>
-        </w:tblPrEx>
-        <w:tc>
-          <w:tcPr>
-            <w:tcW w:w="1660" w:type="dxa"/>
-            <w:vAlign w:val="center"/>
-          </w:tcPr>
-          <w:p>
-            <w:pPr>
-              <w:pStyle w:val="38"/>
-              <w:spacing w:line="240" w:lineRule="auto"/>
-              <w:ind w:left="0" w:leftChars="0" w:firstLine="0" w:firstLineChars="0"/>
-            </w:pPr>
-            <w:r>
-              <w:t>RNF03</w:t>
-            </w:r>
-          </w:p>
-        </w:tc>
-        <w:tc>
-          <w:tcPr>
-            <w:tcW w:w="7411" w:type="dxa"/>
-            <w:vAlign w:val="center"/>
-          </w:tcPr>
-          <w:p>
-            <w:pPr>
-              <w:pStyle w:val="38"/>
-              <w:spacing w:line="240" w:lineRule="auto"/>
-              <w:ind w:left="0" w:leftChars="0" w:firstLine="0" w:firstLineChars="0"/>
-            </w:pPr>
-            <w:r>
-              <w:t>O sistema deve utilizar conexão segura (HTTPS).</w:t>
-            </w:r>
-          </w:p>
-        </w:tc>
-      </w:tr>
-      <w:tr>
-        <w:tblPrEx>
-          <w:tblBorders>
-            <w:top w:val="single" w:color="auto" w:sz="4" w:space="0"/>
-            <w:left w:val="single" w:color="auto" w:sz="4" w:space="0"/>
-            <w:bottom w:val="single" w:color="auto" w:sz="4" w:space="0"/>
-            <w:right w:val="single" w:color="auto" w:sz="4" w:space="0"/>
-            <w:insideH w:val="single" w:color="auto" w:sz="4" w:space="0"/>
-            <w:insideV w:val="single" w:color="auto" w:sz="4" w:space="0"/>
-          </w:tblBorders>
-          <w:tblCellMar>
-            <w:top w:w="28" w:type="dxa"/>
-            <w:left w:w="28" w:type="dxa"/>
-            <w:bottom w:w="28" w:type="dxa"/>
-            <w:right w:w="28" w:type="dxa"/>
-          </w:tblCellMar>
-        </w:tblPrEx>
-        <w:tc>
-          <w:tcPr>
-            <w:tcW w:w="1660" w:type="dxa"/>
-            <w:vAlign w:val="center"/>
-          </w:tcPr>
-          <w:p>
-            <w:pPr>
-              <w:pStyle w:val="38"/>
-              <w:spacing w:line="240" w:lineRule="auto"/>
-              <w:ind w:left="0" w:leftChars="0" w:firstLine="0" w:firstLineChars="0"/>
-            </w:pPr>
-            <w:r>
-              <w:t>RNF04</w:t>
-            </w:r>
-          </w:p>
-        </w:tc>
-        <w:tc>
-          <w:tcPr>
-            <w:tcW w:w="7411" w:type="dxa"/>
-            <w:vAlign w:val="center"/>
-          </w:tcPr>
-          <w:p>
-            <w:pPr>
-              <w:pStyle w:val="38"/>
-              <w:spacing w:line="240" w:lineRule="auto"/>
-              <w:ind w:left="0" w:leftChars="0" w:firstLine="0" w:firstLineChars="0"/>
-            </w:pPr>
-            <w:r>
-              <w:t>O tempo de carregamento das páginas não deve ultrapassar 2 segundos em condições normais de uso.</w:t>
-            </w:r>
-          </w:p>
-        </w:tc>
-      </w:tr>
-      <w:tr>
-        <w:tblPrEx>
-          <w:tblBorders>
-            <w:top w:val="single" w:color="auto" w:sz="4" w:space="0"/>
-            <w:left w:val="single" w:color="auto" w:sz="4" w:space="0"/>
-            <w:bottom w:val="single" w:color="auto" w:sz="4" w:space="0"/>
-            <w:right w:val="single" w:color="auto" w:sz="4" w:space="0"/>
-            <w:insideH w:val="single" w:color="auto" w:sz="4" w:space="0"/>
-            <w:insideV w:val="single" w:color="auto" w:sz="4" w:space="0"/>
-          </w:tblBorders>
-          <w:tblCellMar>
-            <w:top w:w="28" w:type="dxa"/>
-            <w:left w:w="28" w:type="dxa"/>
-            <w:bottom w:w="28" w:type="dxa"/>
-            <w:right w:w="28" w:type="dxa"/>
-          </w:tblCellMar>
-        </w:tblPrEx>
-        <w:tc>
-          <w:tcPr>
-            <w:tcW w:w="1660" w:type="dxa"/>
-            <w:vAlign w:val="center"/>
-          </w:tcPr>
-          <w:p>
-            <w:pPr>
-              <w:pStyle w:val="38"/>
-              <w:spacing w:line="240" w:lineRule="auto"/>
-              <w:ind w:left="0" w:leftChars="0" w:firstLine="0" w:firstLineChars="0"/>
-            </w:pPr>
-            <w:r>
-              <w:t>RNF05</w:t>
-            </w:r>
-          </w:p>
-        </w:tc>
-        <w:tc>
-          <w:tcPr>
-            <w:tcW w:w="7411" w:type="dxa"/>
-            <w:vAlign w:val="center"/>
-          </w:tcPr>
-          <w:p>
-            <w:pPr>
-              <w:pStyle w:val="38"/>
-              <w:spacing w:line="240" w:lineRule="auto"/>
-              <w:ind w:left="0" w:leftChars="0" w:firstLine="0" w:firstLineChars="0"/>
-            </w:pPr>
-            <w:r>
-              <w:t>O sistema deve possuir interface simples, intuitiva e de fácil utilização.</w:t>
-            </w:r>
-          </w:p>
-        </w:tc>
-      </w:tr>
-      <w:tr>
-        <w:tblPrEx>
-          <w:tblBorders>
-            <w:top w:val="single" w:color="auto" w:sz="4" w:space="0"/>
-            <w:left w:val="single" w:color="auto" w:sz="4" w:space="0"/>
-            <w:bottom w:val="single" w:color="auto" w:sz="4" w:space="0"/>
-            <w:right w:val="single" w:color="auto" w:sz="4" w:space="0"/>
-            <w:insideH w:val="single" w:color="auto" w:sz="4" w:space="0"/>
-            <w:insideV w:val="single" w:color="auto" w:sz="4" w:space="0"/>
-          </w:tblBorders>
-          <w:tblCellMar>
-            <w:top w:w="28" w:type="dxa"/>
-            <w:left w:w="28" w:type="dxa"/>
-            <w:bottom w:w="28" w:type="dxa"/>
-            <w:right w:w="28" w:type="dxa"/>
-          </w:tblCellMar>
-        </w:tblPrEx>
-        <w:tc>
-          <w:tcPr>
-            <w:tcW w:w="1660" w:type="dxa"/>
-            <w:vAlign w:val="center"/>
-          </w:tcPr>
-          <w:p>
-            <w:pPr>
-              <w:pStyle w:val="38"/>
-              <w:spacing w:line="240" w:lineRule="auto"/>
-              <w:ind w:left="0" w:leftChars="0" w:firstLine="0" w:firstLineChars="0"/>
-            </w:pPr>
-            <w:r>
-              <w:t>RNF06</w:t>
-            </w:r>
-          </w:p>
-        </w:tc>
-        <w:tc>
-          <w:tcPr>
-            <w:tcW w:w="7411" w:type="dxa"/>
-            <w:vAlign w:val="center"/>
-          </w:tcPr>
-          <w:p>
-            <w:pPr>
-              <w:pStyle w:val="38"/>
-              <w:spacing w:line="240" w:lineRule="auto"/>
-              <w:ind w:left="0" w:leftChars="0" w:firstLine="0" w:firstLineChars="0"/>
-            </w:pPr>
-            <w:r>
-              <w:t>O sistema deve garantir a integridade dos dados armazenados no banco de dados.</w:t>
-            </w:r>
-          </w:p>
-        </w:tc>
-      </w:tr>
-      <w:tr>
-        <w:tblPrEx>
-          <w:tblBorders>
-            <w:top w:val="single" w:color="auto" w:sz="4" w:space="0"/>
-            <w:left w:val="single" w:color="auto" w:sz="4" w:space="0"/>
-            <w:bottom w:val="single" w:color="auto" w:sz="4" w:space="0"/>
-            <w:right w:val="single" w:color="auto" w:sz="4" w:space="0"/>
-            <w:insideH w:val="single" w:color="auto" w:sz="4" w:space="0"/>
-            <w:insideV w:val="single" w:color="auto" w:sz="4" w:space="0"/>
-          </w:tblBorders>
-          <w:tblCellMar>
-            <w:top w:w="28" w:type="dxa"/>
-            <w:left w:w="28" w:type="dxa"/>
-            <w:bottom w:w="28" w:type="dxa"/>
-            <w:right w:w="28" w:type="dxa"/>
-          </w:tblCellMar>
-        </w:tblPrEx>
-        <w:tc>
-          <w:tcPr>
-            <w:tcW w:w="1660" w:type="dxa"/>
-            <w:vAlign w:val="center"/>
-          </w:tcPr>
-          <w:p>
-            <w:pPr>
-              <w:pStyle w:val="38"/>
-              <w:spacing w:line="240" w:lineRule="auto"/>
-              <w:ind w:left="0" w:leftChars="0" w:firstLine="0" w:firstLineChars="0"/>
-            </w:pPr>
-            <w:r>
-              <w:t>RNF07</w:t>
-            </w:r>
-          </w:p>
-        </w:tc>
-        <w:tc>
-          <w:tcPr>
-            <w:tcW w:w="7411" w:type="dxa"/>
-            <w:vAlign w:val="center"/>
-          </w:tcPr>
-          <w:p>
-            <w:pPr>
-              <w:pStyle w:val="38"/>
-              <w:spacing w:line="240" w:lineRule="auto"/>
-              <w:ind w:left="0" w:leftChars="0" w:firstLine="0" w:firstLineChars="0"/>
-            </w:pPr>
-            <w:r>
-              <w:t>O sistema deve estar disponível 24 horas por dia, exceto em períodos de manutenção.</w:t>
-            </w:r>
-          </w:p>
-        </w:tc>
-      </w:tr>
-      <w:tr>
-        <w:tblPrEx>
-          <w:tblBorders>
-            <w:top w:val="single" w:color="auto" w:sz="4" w:space="0"/>
-            <w:left w:val="single" w:color="auto" w:sz="4" w:space="0"/>
-            <w:bottom w:val="single" w:color="auto" w:sz="4" w:space="0"/>
-            <w:right w:val="single" w:color="auto" w:sz="4" w:space="0"/>
-            <w:insideH w:val="single" w:color="auto" w:sz="4" w:space="0"/>
-            <w:insideV w:val="single" w:color="auto" w:sz="4" w:space="0"/>
-          </w:tblBorders>
-          <w:tblCellMar>
-            <w:top w:w="28" w:type="dxa"/>
-            <w:left w:w="28" w:type="dxa"/>
-            <w:bottom w:w="28" w:type="dxa"/>
-            <w:right w:w="28" w:type="dxa"/>
-          </w:tblCellMar>
-        </w:tblPrEx>
-        <w:tc>
-          <w:tcPr>
-            <w:tcW w:w="1660" w:type="dxa"/>
-            <w:vAlign w:val="center"/>
-          </w:tcPr>
-          <w:p>
-            <w:pPr>
-              <w:pStyle w:val="38"/>
-              <w:spacing w:line="240" w:lineRule="auto"/>
-              <w:ind w:left="0" w:leftChars="0" w:firstLine="0" w:firstLineChars="0"/>
-            </w:pPr>
-            <w:r>
-              <w:t>RNF08</w:t>
-            </w:r>
-          </w:p>
-        </w:tc>
-        <w:tc>
-          <w:tcPr>
-            <w:tcW w:w="7411" w:type="dxa"/>
-            <w:vAlign w:val="center"/>
-          </w:tcPr>
-          <w:p>
-            <w:pPr>
-              <w:pStyle w:val="38"/>
-              <w:spacing w:line="240" w:lineRule="auto"/>
-              <w:ind w:left="0" w:leftChars="0" w:firstLine="0" w:firstLineChars="0"/>
-            </w:pPr>
-            <w:r>
-              <w:t>O sistema deve ser compatível com os principais navegadores (Google Chrome, Microsoft Edge e Mozilla Firefox).</w:t>
-            </w:r>
-          </w:p>
-        </w:tc>
-      </w:tr>
-      <w:tr>
-        <w:tblPrEx>
-          <w:tblBorders>
-            <w:top w:val="single" w:color="auto" w:sz="4" w:space="0"/>
-            <w:left w:val="single" w:color="auto" w:sz="4" w:space="0"/>
-            <w:bottom w:val="single" w:color="auto" w:sz="4" w:space="0"/>
-            <w:right w:val="single" w:color="auto" w:sz="4" w:space="0"/>
-            <w:insideH w:val="single" w:color="auto" w:sz="4" w:space="0"/>
-            <w:insideV w:val="single" w:color="auto" w:sz="4" w:space="0"/>
-          </w:tblBorders>
-          <w:tblCellMar>
-            <w:top w:w="28" w:type="dxa"/>
-            <w:left w:w="28" w:type="dxa"/>
-            <w:bottom w:w="28" w:type="dxa"/>
-            <w:right w:w="28" w:type="dxa"/>
-          </w:tblCellMar>
-        </w:tblPrEx>
-        <w:tc>
-          <w:tcPr>
-            <w:tcW w:w="1660" w:type="dxa"/>
-            <w:vAlign w:val="center"/>
-          </w:tcPr>
-          <w:p>
-            <w:pPr>
-              <w:pStyle w:val="38"/>
-              <w:spacing w:line="240" w:lineRule="auto"/>
-              <w:ind w:left="0" w:leftChars="0" w:firstLine="0" w:firstLineChars="0"/>
-            </w:pPr>
-            <w:r>
-              <w:t>RNF09</w:t>
-            </w:r>
-          </w:p>
-        </w:tc>
-        <w:tc>
-          <w:tcPr>
-            <w:tcW w:w="7411" w:type="dxa"/>
-            <w:vAlign w:val="center"/>
-          </w:tcPr>
-          <w:p>
-            <w:pPr>
-              <w:pStyle w:val="38"/>
-              <w:spacing w:line="240" w:lineRule="auto"/>
-              <w:ind w:left="0" w:leftChars="0" w:firstLine="0" w:firstLineChars="0"/>
-            </w:pPr>
-            <w:r>
-              <w:t>O sistema deve impedir acessos não autorizados às áreas administrativas.</w:t>
-            </w:r>
-          </w:p>
-        </w:tc>
-      </w:tr>
-      <w:tr>
-        <w:tblPrEx>
-          <w:tblBorders>
-            <w:top w:val="single" w:color="auto" w:sz="4" w:space="0"/>
-            <w:left w:val="single" w:color="auto" w:sz="4" w:space="0"/>
-            <w:bottom w:val="single" w:color="auto" w:sz="4" w:space="0"/>
-            <w:right w:val="single" w:color="auto" w:sz="4" w:space="0"/>
-            <w:insideH w:val="single" w:color="auto" w:sz="4" w:space="0"/>
-            <w:insideV w:val="single" w:color="auto" w:sz="4" w:space="0"/>
-          </w:tblBorders>
-          <w:tblCellMar>
-            <w:top w:w="28" w:type="dxa"/>
-            <w:left w:w="28" w:type="dxa"/>
-            <w:bottom w:w="28" w:type="dxa"/>
-            <w:right w:w="28" w:type="dxa"/>
-          </w:tblCellMar>
-        </w:tblPrEx>
-        <w:tc>
-          <w:tcPr>
-            <w:tcW w:w="1660" w:type="dxa"/>
-            <w:vAlign w:val="center"/>
-          </w:tcPr>
-          <w:p>
-            <w:pPr>
-              <w:pStyle w:val="38"/>
-              <w:spacing w:line="240" w:lineRule="auto"/>
-              <w:ind w:left="0" w:leftChars="0" w:firstLine="0" w:firstLineChars="0"/>
-            </w:pPr>
-            <w:r>
-              <w:t>RNF10</w:t>
-            </w:r>
-          </w:p>
-        </w:tc>
-        <w:tc>
-          <w:tcPr>
-            <w:tcW w:w="7411" w:type="dxa"/>
-            <w:vAlign w:val="center"/>
-          </w:tcPr>
-          <w:p>
-            <w:pPr>
-              <w:pStyle w:val="38"/>
-              <w:spacing w:line="240" w:lineRule="auto"/>
-              <w:ind w:left="0" w:leftChars="0" w:firstLine="0" w:firstLineChars="0"/>
-            </w:pPr>
-            <w:r>
-              <w:t>O sistema deve permitir futuras atualizações sem comprometer seu funcionamento.</w:t>
-            </w:r>
-          </w:p>
-        </w:tc>
-      </w:tr>
-    </w:tbl>
-    <w:p>
-      <w:pPr>
-        <w:widowControl/>
-        <w:spacing w:line="240" w:lineRule="auto"/>
-        <w:ind w:firstLine="0"/>
-        <w:jc w:val="left"/>
-        <w:rPr>
-          <w:rFonts w:ascii="Calibri" w:hAnsi="Calibri" w:eastAsia="Calibri" w:cs="Calibri"/>
-        </w:rPr>
-      </w:pPr>
-    </w:p>
-    <w:p>
-      <w:pPr>
-        <w:spacing w:line="360" w:lineRule="auto"/>
-        <w:ind w:firstLine="0"/>
-        <w:rPr>
-          <w:bCs/>
-        </w:rPr>
-      </w:pPr>
-    </w:p>
-    <w:p>
-      <w:pPr>
-        <w:ind w:firstLine="0"/>
-        <w:rPr>
-          <w:sz w:val="20"/>
-          <w:szCs w:val="20"/>
-          <w:lang w:val="pt-BR"/>
-        </w:rPr>
-      </w:pPr>
-      <w:r>
-        <w:rPr>
-          <w:sz w:val="20"/>
-          <w:szCs w:val="20"/>
-          <w:lang w:val="pt-BR"/>
-        </w:rPr>
-        <w:t>Fonte: Souza(2026).</w:t>
-      </w:r>
-    </w:p>
-    <w:p>
-      <w:pPr>
-        <w:spacing w:line="360" w:lineRule="auto"/>
-        <w:ind w:firstLine="0"/>
-        <w:rPr>
-          <w:bCs/>
-        </w:rPr>
-      </w:pPr>
-    </w:p>
-    <w:p>
-      <w:pPr>
-        <w:spacing w:line="360" w:lineRule="auto"/>
-        <w:ind w:firstLine="0"/>
-        <w:rPr>
-          <w:color w:val="000000"/>
-          <w:sz w:val="22"/>
-          <w:szCs w:val="22"/>
-        </w:rPr>
-      </w:pPr>
-    </w:p>
-    <w:p>
-      <w:pPr>
-        <w:spacing w:line="360" w:lineRule="auto"/>
-        <w:ind w:firstLine="0"/>
-        <w:rPr>
-          <w:color w:val="000000"/>
-          <w:sz w:val="22"/>
-          <w:szCs w:val="22"/>
-        </w:rPr>
-      </w:pPr>
-    </w:p>
-    <w:p>
-      <w:pPr>
-        <w:spacing w:line="360" w:lineRule="auto"/>
-        <w:ind w:firstLine="0"/>
-        <w:rPr>
-          <w:color w:val="000000"/>
-          <w:sz w:val="22"/>
-          <w:szCs w:val="22"/>
-        </w:rPr>
-      </w:pPr>
-    </w:p>
-    <w:p>
-      <w:pPr>
-        <w:spacing w:line="360" w:lineRule="auto"/>
-        <w:ind w:firstLine="0"/>
-        <w:rPr>
-          <w:color w:val="000000"/>
-          <w:sz w:val="22"/>
-          <w:szCs w:val="22"/>
-        </w:rPr>
-      </w:pPr>
-    </w:p>
-    <w:p>
-      <w:pPr>
-        <w:spacing w:line="360" w:lineRule="auto"/>
-        <w:ind w:firstLine="0"/>
-        <w:rPr>
-          <w:color w:val="000000"/>
-          <w:sz w:val="22"/>
-          <w:szCs w:val="22"/>
-        </w:rPr>
-      </w:pPr>
-    </w:p>
-    <w:p>
-      <w:pPr>
-        <w:spacing w:line="360" w:lineRule="auto"/>
-        <w:ind w:firstLine="0"/>
-        <w:rPr>
-          <w:color w:val="000000"/>
-          <w:sz w:val="22"/>
-          <w:szCs w:val="22"/>
-        </w:rPr>
-      </w:pPr>
-    </w:p>
-    <w:p>
-      <w:pPr>
-        <w:spacing w:line="360" w:lineRule="auto"/>
-        <w:ind w:firstLine="0"/>
-        <w:rPr>
-          <w:color w:val="000000"/>
-          <w:sz w:val="22"/>
-          <w:szCs w:val="22"/>
-        </w:rPr>
-      </w:pPr>
-    </w:p>
-    <w:p>
-      <w:pPr>
-        <w:spacing w:line="360" w:lineRule="auto"/>
-        <w:ind w:firstLine="0"/>
-        <w:rPr>
-          <w:color w:val="000000"/>
-          <w:sz w:val="22"/>
-          <w:szCs w:val="22"/>
-        </w:rPr>
-      </w:pPr>
-    </w:p>
-    <w:p>
-      <w:pPr>
-        <w:spacing w:line="360" w:lineRule="auto"/>
-        <w:ind w:firstLine="0"/>
-        <w:rPr>
-          <w:color w:val="000000"/>
-          <w:sz w:val="22"/>
-          <w:szCs w:val="22"/>
-        </w:rPr>
-      </w:pPr>
-    </w:p>
-    <w:p>
-      <w:pPr>
-        <w:spacing w:line="360" w:lineRule="auto"/>
-        <w:ind w:firstLine="0"/>
-        <w:rPr>
-          <w:color w:val="000000"/>
-          <w:sz w:val="22"/>
-          <w:szCs w:val="22"/>
-        </w:rPr>
-      </w:pPr>
-    </w:p>
-    <w:p>
-      <w:pPr>
-        <w:spacing w:line="360" w:lineRule="auto"/>
-        <w:ind w:firstLine="0"/>
-        <w:rPr>
-          <w:color w:val="000000"/>
-          <w:sz w:val="22"/>
-          <w:szCs w:val="22"/>
-        </w:rPr>
-      </w:pPr>
-    </w:p>
-    <w:p>
-      <w:pPr>
-        <w:spacing w:line="360" w:lineRule="auto"/>
-        <w:ind w:firstLine="0"/>
-        <w:rPr>
-          <w:color w:val="000000"/>
-          <w:sz w:val="22"/>
-          <w:szCs w:val="22"/>
-        </w:rPr>
-      </w:pPr>
-    </w:p>
-    <w:p>
-      <w:pPr>
-        <w:spacing w:line="360" w:lineRule="auto"/>
-        <w:ind w:firstLine="0"/>
-        <w:rPr>
-          <w:color w:val="000000"/>
-          <w:sz w:val="22"/>
-          <w:szCs w:val="22"/>
-        </w:rPr>
-      </w:pPr>
-    </w:p>
-    <w:p>
-      <w:pPr>
-        <w:spacing w:line="360" w:lineRule="auto"/>
-        <w:ind w:firstLine="0"/>
-        <w:rPr>
-          <w:color w:val="000000"/>
-          <w:sz w:val="22"/>
-          <w:szCs w:val="22"/>
-        </w:rPr>
-      </w:pPr>
-    </w:p>
-    <w:p>
-      <w:pPr>
-        <w:spacing w:line="360" w:lineRule="auto"/>
-        <w:ind w:firstLine="0"/>
-        <w:rPr>
-          <w:color w:val="000000"/>
-          <w:sz w:val="22"/>
-          <w:szCs w:val="22"/>
-        </w:rPr>
-      </w:pPr>
-    </w:p>
-    <w:p>
-      <w:pPr>
-        <w:spacing w:line="360" w:lineRule="auto"/>
-        <w:ind w:firstLine="0"/>
-        <w:rPr>
-          <w:color w:val="000000"/>
-          <w:sz w:val="22"/>
-          <w:szCs w:val="22"/>
-        </w:rPr>
-      </w:pPr>
-    </w:p>
-    <w:p>
-      <w:pPr>
-        <w:spacing w:line="360" w:lineRule="auto"/>
-        <w:ind w:firstLine="0"/>
-        <w:rPr>
-          <w:color w:val="000000"/>
-          <w:sz w:val="22"/>
-          <w:szCs w:val="22"/>
-        </w:rPr>
-      </w:pPr>
-    </w:p>
-    <w:p>
-      <w:pPr>
-        <w:spacing w:line="360" w:lineRule="auto"/>
-        <w:ind w:firstLine="0"/>
-        <w:rPr>
-          <w:color w:val="000000"/>
-          <w:sz w:val="22"/>
-          <w:szCs w:val="22"/>
-        </w:rPr>
-      </w:pPr>
-    </w:p>
-    <w:p>
-      <w:pPr>
-        <w:pStyle w:val="3"/>
-        <w:numPr>
-          <w:ilvl w:val="1"/>
-          <w:numId w:val="2"/>
-        </w:numPr>
-        <w:spacing w:before="0" w:after="0"/>
-      </w:pPr>
-      <w:r>
-        <w:t xml:space="preserve"> </w:t>
-      </w:r>
-      <w:bookmarkStart w:id="10" w:name="_Toc119164371"/>
-      <w:r>
-        <w:t>Diagrama de Contexto</w:t>
-      </w:r>
-      <w:bookmarkEnd w:id="10"/>
-    </w:p>
-    <w:p>
-      <w:pPr>
-        <w:tabs>
-          <w:tab w:val="left" w:pos="0"/>
-        </w:tabs>
-        <w:spacing w:line="360" w:lineRule="auto"/>
-        <w:ind w:firstLine="0"/>
-        <w:rPr>
-          <w:rFonts w:hint="default"/>
-          <w:b/>
-          <w:bCs/>
-          <w:color w:val="FF0000"/>
-          <w:lang w:val="pt-BR"/>
-        </w:rPr>
-      </w:pPr>
-      <w:r>
-        <w:rPr>
-          <w:rFonts w:hint="default"/>
-          <w:b/>
-          <w:bCs/>
-          <w:color w:val="FF0000"/>
-          <w:lang w:val="pt-BR"/>
-        </w:rPr>
-        <w:t>FALTA TEXTO E CITAÇÕES</w:t>
-      </w:r>
-    </w:p>
-    <w:p/>
-    <w:p>
-      <w:pPr>
-        <w:spacing w:line="360" w:lineRule="auto"/>
-        <w:ind w:firstLine="0"/>
-        <w:rPr>
-          <w:color w:val="000000"/>
-        </w:rPr>
-      </w:pPr>
-      <w:r>
-        <w:rPr>
-          <w:color w:val="000000"/>
-        </w:rPr>
-        <w:drawing>
-          <wp:anchor distT="0" distB="0" distL="0" distR="0" simplePos="0" relativeHeight="251659264" behindDoc="0" locked="0" layoutInCell="0" allowOverlap="1">
-            <wp:simplePos x="0" y="0"/>
-            <wp:positionH relativeFrom="column">
-              <wp:posOffset>-15240</wp:posOffset>
-            </wp:positionH>
-            <wp:positionV relativeFrom="paragraph">
-              <wp:posOffset>104775</wp:posOffset>
-            </wp:positionV>
-            <wp:extent cx="5723255" cy="3015615"/>
-            <wp:effectExtent l="0" t="0" r="10795" b="13335"/>
-            <wp:wrapSquare wrapText="largest"/>
-            <wp:docPr id="2" name="Figura1"/>
-            <wp:cNvGraphicFramePr>
-              <a:graphicFrameLocks xmlns:a="http://schemas.openxmlformats.org/drawingml/2006/main" noChangeAspect="1"/>
-            </wp:cNvGraphicFramePr>
-            <a:graphic xmlns:a="http://schemas.openxmlformats.org/drawingml/2006/main">
-              <a:graphicData uri="http://schemas.openxmlformats.org/drawingml/2006/picture">
-                <pic:pic xmlns:pic="http://schemas.openxmlformats.org/drawingml/2006/picture">
-                  <pic:nvPicPr>
-                    <pic:cNvPr id="2" name="Figura1"/>
-                    <pic:cNvPicPr>
-                      <a:picLocks noChangeAspect="1" noChangeArrowheads="1"/>
-                    </pic:cNvPicPr>
-                  </pic:nvPicPr>
-                  <pic:blipFill>
-                    <a:blip r:embed="rId9"/>
-                    <a:stretch>
-                      <a:fillRect/>
-                    </a:stretch>
-                  </pic:blipFill>
-                  <pic:spPr>
-                    <a:xfrm>
-                      <a:off x="0" y="0"/>
-                      <a:ext cx="5723255" cy="3015615"/>
-                    </a:xfrm>
-                    <a:prstGeom prst="rect">
-                      <a:avLst/>
-                    </a:prstGeom>
-                  </pic:spPr>
-                </pic:pic>
-              </a:graphicData>
-            </a:graphic>
-          </wp:anchor>
-        </w:drawing>
-      </w:r>
-    </w:p>
-    <w:p>
-      <w:pPr>
-        <w:ind w:firstLine="0"/>
-        <w:rPr>
-          <w:sz w:val="20"/>
-          <w:szCs w:val="20"/>
-          <w:lang w:val="pt-BR"/>
-        </w:rPr>
-      </w:pPr>
-      <w:r>
-        <w:rPr>
-          <w:sz w:val="20"/>
-          <w:szCs w:val="20"/>
-          <w:lang w:val="pt-BR"/>
-        </w:rPr>
-        <w:t>Fonte: Souza(2026).</w:t>
-      </w:r>
-    </w:p>
-    <w:p>
-      <w:pPr>
-        <w:ind w:firstLine="0"/>
-        <w:rPr>
-          <w:b/>
-          <w:sz w:val="20"/>
-          <w:szCs w:val="20"/>
-        </w:rPr>
-      </w:pPr>
-    </w:p>
-    <w:p>
-      <w:pPr>
-        <w:ind w:firstLine="0"/>
-        <w:rPr>
-          <w:b/>
-          <w:sz w:val="20"/>
-          <w:szCs w:val="20"/>
-        </w:rPr>
-      </w:pPr>
-    </w:p>
-    <w:p>
-      <w:pPr>
-        <w:ind w:firstLine="0"/>
-        <w:rPr>
-          <w:b/>
-          <w:sz w:val="20"/>
-          <w:szCs w:val="20"/>
-        </w:rPr>
-      </w:pPr>
-    </w:p>
-    <w:p>
-      <w:pPr>
-        <w:ind w:firstLine="0"/>
-        <w:rPr>
-          <w:b/>
-          <w:sz w:val="20"/>
-          <w:szCs w:val="20"/>
-        </w:rPr>
-      </w:pPr>
-    </w:p>
-    <w:p>
-      <w:pPr>
-        <w:ind w:firstLine="0"/>
-        <w:rPr>
-          <w:b/>
-          <w:sz w:val="20"/>
-          <w:szCs w:val="20"/>
-        </w:rPr>
-      </w:pPr>
-    </w:p>
-    <w:p>
-      <w:pPr>
-        <w:ind w:firstLine="0"/>
-        <w:rPr>
-          <w:b/>
-          <w:sz w:val="20"/>
-          <w:szCs w:val="20"/>
-        </w:rPr>
-      </w:pPr>
-    </w:p>
-    <w:p>
-      <w:pPr>
-        <w:ind w:firstLine="0"/>
-        <w:rPr>
-          <w:b/>
-          <w:sz w:val="20"/>
-          <w:szCs w:val="20"/>
-        </w:rPr>
-      </w:pPr>
-    </w:p>
-    <w:p>
-      <w:pPr>
-        <w:ind w:firstLine="0"/>
-        <w:rPr>
-          <w:b/>
-          <w:sz w:val="20"/>
-          <w:szCs w:val="20"/>
-        </w:rPr>
-      </w:pPr>
-    </w:p>
-    <w:p>
-      <w:pPr>
-        <w:ind w:firstLine="0"/>
-        <w:rPr>
-          <w:b/>
-          <w:sz w:val="20"/>
-          <w:szCs w:val="20"/>
-        </w:rPr>
-      </w:pPr>
-    </w:p>
-    <w:p>
-      <w:pPr>
-        <w:ind w:firstLine="0"/>
-        <w:rPr>
-          <w:b/>
-          <w:sz w:val="20"/>
-          <w:szCs w:val="20"/>
-        </w:rPr>
-      </w:pPr>
-    </w:p>
-    <w:p>
-      <w:pPr>
-        <w:ind w:firstLine="0"/>
-        <w:rPr>
-          <w:b/>
-          <w:sz w:val="20"/>
-          <w:szCs w:val="20"/>
-        </w:rPr>
-      </w:pPr>
-    </w:p>
-    <w:p>
-      <w:pPr>
-        <w:ind w:firstLine="0"/>
-        <w:rPr>
-          <w:b/>
-          <w:sz w:val="20"/>
-          <w:szCs w:val="20"/>
-        </w:rPr>
-      </w:pPr>
-    </w:p>
-    <w:p>
-      <w:pPr>
-        <w:ind w:firstLine="0"/>
-        <w:rPr>
-          <w:b/>
-          <w:sz w:val="20"/>
-          <w:szCs w:val="20"/>
-        </w:rPr>
-      </w:pPr>
-    </w:p>
-    <w:p>
-      <w:pPr>
-        <w:pStyle w:val="3"/>
-        <w:numPr>
-          <w:ilvl w:val="1"/>
-          <w:numId w:val="2"/>
-        </w:numPr>
-      </w:pPr>
-      <w:bookmarkStart w:id="11" w:name="_Toc119164372"/>
-      <w:r>
-        <w:t>Diagrama de Fluxo de dado</w:t>
-      </w:r>
-      <w:bookmarkEnd w:id="11"/>
-      <w:r>
-        <w:t>s</w:t>
-      </w:r>
-    </w:p>
-    <w:p>
-      <w:pPr>
-        <w:tabs>
-          <w:tab w:val="left" w:pos="0"/>
-        </w:tabs>
-        <w:spacing w:line="360" w:lineRule="auto"/>
-        <w:ind w:firstLine="0"/>
-        <w:rPr>
-          <w:rFonts w:hint="default"/>
-          <w:b/>
-          <w:bCs/>
-          <w:color w:val="FF0000"/>
-          <w:lang w:val="pt-BR"/>
-        </w:rPr>
-      </w:pPr>
-      <w:r>
-        <w:rPr>
-          <w:rFonts w:hint="default"/>
-          <w:b/>
-          <w:bCs/>
-          <w:color w:val="FF0000"/>
-          <w:lang w:val="pt-BR"/>
-        </w:rPr>
-        <w:t>FALTA TEXTO E CITAÇÕES</w:t>
-      </w:r>
-    </w:p>
-    <w:p>
-      <w:pPr>
-        <w:ind w:left="0" w:leftChars="0" w:firstLine="0" w:firstLineChars="0"/>
-      </w:pPr>
-    </w:p>
-    <w:p>
-      <w:pPr>
-        <w:ind w:left="0" w:leftChars="0" w:firstLine="0" w:firstLineChars="0"/>
-        <w:rPr>
-          <w:b/>
-          <w:sz w:val="20"/>
-          <w:szCs w:val="20"/>
-        </w:rPr>
-      </w:pPr>
-      <w:r>
-        <w:drawing>
-          <wp:inline distT="0" distB="0" distL="114300" distR="114300">
-            <wp:extent cx="5755640" cy="4382135"/>
-            <wp:effectExtent l="0" t="0" r="16510" b="18415"/>
-            <wp:docPr id="3" name="Imagem 1"/>
-            <wp:cNvGraphicFramePr>
-              <a:graphicFrameLocks xmlns:a="http://schemas.openxmlformats.org/drawingml/2006/main" noChangeAspect="1"/>
-            </wp:cNvGraphicFramePr>
-            <a:graphic xmlns:a="http://schemas.openxmlformats.org/drawingml/2006/main">
-              <a:graphicData uri="http://schemas.openxmlformats.org/drawingml/2006/picture">
-                <pic:pic xmlns:pic="http://schemas.openxmlformats.org/drawingml/2006/picture">
-                  <pic:nvPicPr>
-                    <pic:cNvPr id="3" name="Imagem 1"/>
-                    <pic:cNvPicPr>
-                      <a:picLocks noChangeAspect="1"/>
-                    </pic:cNvPicPr>
-                  </pic:nvPicPr>
-                  <pic:blipFill>
-                    <a:blip r:embed="rId10"/>
-                    <a:stretch>
-                      <a:fillRect/>
-                    </a:stretch>
-                  </pic:blipFill>
-                  <pic:spPr>
-                    <a:xfrm>
-                      <a:off x="0" y="0"/>
-                      <a:ext cx="5755640" cy="4382135"/>
-                    </a:xfrm>
-                    <a:prstGeom prst="rect">
-                      <a:avLst/>
-                    </a:prstGeom>
                     <a:noFill/>
                     <a:ln>
                       <a:noFill/>
@@ -4388,33 +2288,419 @@
     </w:p>
     <w:p>
       <w:pPr>
-        <w:ind w:left="0" w:leftChars="0" w:firstLine="0" w:firstLineChars="0"/>
-        <w:rPr>
-          <w:b/>
+        <w:ind w:firstLine="0"/>
+        <w:rPr>
+          <w:rFonts w:hint="default"/>
           <w:sz w:val="20"/>
           <w:szCs w:val="20"/>
-        </w:rPr>
-      </w:pPr>
-    </w:p>
-    <w:p>
-      <w:pPr>
-        <w:ind w:firstLine="0"/>
-        <w:rPr>
+          <w:lang w:val="pt-BR"/>
+        </w:rPr>
+      </w:pPr>
+      <w:r>
+        <w:rPr>
+          <w:rFonts w:hint="default"/>
           <w:sz w:val="20"/>
           <w:szCs w:val="20"/>
           <w:lang w:val="pt-BR"/>
         </w:rPr>
-      </w:pPr>
-      <w:r>
-        <w:rPr>
+        <w:t>Fonte: Souza(2026).</w:t>
+      </w:r>
+    </w:p>
+    <w:p>
+      <w:pPr>
+        <w:ind w:firstLine="0"/>
+        <w:rPr>
+          <w:b/>
+          <w:color w:val="FF0000"/>
+        </w:rPr>
+      </w:pPr>
+    </w:p>
+    <w:p>
+      <w:pPr>
+        <w:pStyle w:val="3"/>
+        <w:spacing w:before="0" w:after="0"/>
+      </w:pPr>
+      <w:bookmarkStart w:id="7" w:name="_Toc119164368"/>
+      <w:r>
+        <w:t>5.1 Requisitos</w:t>
+      </w:r>
+      <w:bookmarkEnd w:id="7"/>
+      <w:r>
+        <w:t xml:space="preserve"> </w:t>
+      </w:r>
+    </w:p>
+    <w:p>
+      <w:pPr>
+        <w:tabs>
+          <w:tab w:val="left" w:pos="0"/>
+        </w:tabs>
+        <w:spacing w:line="360" w:lineRule="auto"/>
+        <w:ind w:firstLine="0"/>
+      </w:pPr>
+      <w:r>
+        <w:tab/>
+      </w:r>
+    </w:p>
+    <w:p>
+      <w:pPr>
+        <w:tabs>
+          <w:tab w:val="left" w:pos="0"/>
+        </w:tabs>
+        <w:spacing w:line="360" w:lineRule="auto"/>
+        <w:ind w:firstLine="0"/>
+      </w:pPr>
+    </w:p>
+    <w:p>
+      <w:pPr>
+        <w:pStyle w:val="3"/>
+        <w:spacing w:before="0" w:after="0"/>
+      </w:pPr>
+      <w:bookmarkStart w:id="8" w:name="_Toc119164369"/>
+      <w:r>
+        <w:t>5.1.1 Requisitos funcionais</w:t>
+      </w:r>
+      <w:bookmarkEnd w:id="8"/>
+    </w:p>
+    <w:p>
+      <w:pPr>
+        <w:tabs>
+          <w:tab w:val="left" w:pos="0"/>
+        </w:tabs>
+        <w:spacing w:line="360" w:lineRule="auto"/>
+        <w:ind w:firstLine="0"/>
+        <w:rPr>
+          <w:color w:val="000000"/>
+          <w:sz w:val="22"/>
+          <w:szCs w:val="22"/>
+        </w:rPr>
+      </w:pPr>
+      <w:r>
+        <w:tab/>
+      </w:r>
+    </w:p>
+    <w:p>
+      <w:pPr>
+        <w:pStyle w:val="4"/>
+        <w:spacing w:before="0" w:after="0" w:line="360" w:lineRule="auto"/>
+        <w:rPr>
+          <w:b/>
+        </w:rPr>
+      </w:pPr>
+      <w:bookmarkStart w:id="9" w:name="_Toc119164370"/>
+      <w:r>
+        <w:rPr>
+          <w:b/>
+        </w:rPr>
+        <w:t>5.1.2 Requisitos não funcionais</w:t>
+      </w:r>
+      <w:bookmarkEnd w:id="9"/>
+      <w:r>
+        <w:rPr>
+          <w:b/>
+        </w:rPr>
+        <w:t xml:space="preserve"> </w:t>
+      </w:r>
+    </w:p>
+    <w:p>
+      <w:pPr>
+        <w:tabs>
+          <w:tab w:val="left" w:pos="0"/>
+        </w:tabs>
+        <w:spacing w:line="360" w:lineRule="auto"/>
+        <w:ind w:firstLine="0"/>
+      </w:pPr>
+      <w:r>
+        <w:tab/>
+      </w:r>
+    </w:p>
+    <w:p>
+      <w:pPr>
+        <w:widowControl/>
+        <w:spacing w:line="240" w:lineRule="auto"/>
+        <w:ind w:firstLine="0"/>
+        <w:jc w:val="left"/>
+        <w:rPr>
+          <w:rFonts w:ascii="Calibri" w:hAnsi="Calibri" w:eastAsia="Calibri" w:cs="Calibri"/>
+        </w:rPr>
+      </w:pPr>
+    </w:p>
+    <w:p>
+      <w:pPr>
+        <w:spacing w:line="360" w:lineRule="auto"/>
+        <w:ind w:firstLine="0"/>
+        <w:rPr>
+          <w:bCs/>
+        </w:rPr>
+      </w:pPr>
+    </w:p>
+    <w:p>
+      <w:pPr>
+        <w:spacing w:line="360" w:lineRule="auto"/>
+        <w:ind w:firstLine="0"/>
+        <w:rPr>
+          <w:bCs/>
+        </w:rPr>
+      </w:pPr>
+      <w:r>
+        <w:rPr>
+          <w:bCs/>
           <w:sz w:val="20"/>
           <w:szCs w:val="20"/>
-          <w:lang w:val="pt-BR"/>
-        </w:rPr>
-        <w:t>Fonte: Souza(2026).</w:t>
-      </w:r>
-      <w:bookmarkStart w:id="33" w:name="_GoBack"/>
-      <w:bookmarkEnd w:id="33"/>
+        </w:rPr>
+        <w:t>Fonte: O autor, 2026</w:t>
+      </w:r>
+    </w:p>
+    <w:p>
+      <w:pPr>
+        <w:spacing w:line="360" w:lineRule="auto"/>
+        <w:ind w:firstLine="0"/>
+        <w:rPr>
+          <w:bCs/>
+        </w:rPr>
+      </w:pPr>
+    </w:p>
+    <w:p>
+      <w:pPr>
+        <w:spacing w:line="360" w:lineRule="auto"/>
+        <w:ind w:firstLine="0"/>
+        <w:rPr>
+          <w:color w:val="000000"/>
+          <w:sz w:val="22"/>
+          <w:szCs w:val="22"/>
+        </w:rPr>
+      </w:pPr>
+    </w:p>
+    <w:p>
+      <w:pPr>
+        <w:spacing w:line="360" w:lineRule="auto"/>
+        <w:ind w:firstLine="0"/>
+        <w:rPr>
+          <w:color w:val="000000"/>
+          <w:sz w:val="22"/>
+          <w:szCs w:val="22"/>
+        </w:rPr>
+      </w:pPr>
+    </w:p>
+    <w:p>
+      <w:pPr>
+        <w:spacing w:line="360" w:lineRule="auto"/>
+        <w:ind w:firstLine="0"/>
+        <w:rPr>
+          <w:color w:val="000000"/>
+          <w:sz w:val="22"/>
+          <w:szCs w:val="22"/>
+        </w:rPr>
+      </w:pPr>
+    </w:p>
+    <w:p>
+      <w:pPr>
+        <w:spacing w:line="360" w:lineRule="auto"/>
+        <w:ind w:firstLine="0"/>
+        <w:rPr>
+          <w:color w:val="000000"/>
+          <w:sz w:val="22"/>
+          <w:szCs w:val="22"/>
+        </w:rPr>
+      </w:pPr>
+    </w:p>
+    <w:p>
+      <w:pPr>
+        <w:spacing w:line="360" w:lineRule="auto"/>
+        <w:ind w:firstLine="0"/>
+        <w:rPr>
+          <w:color w:val="000000"/>
+          <w:sz w:val="22"/>
+          <w:szCs w:val="22"/>
+        </w:rPr>
+      </w:pPr>
+    </w:p>
+    <w:p>
+      <w:pPr>
+        <w:spacing w:line="360" w:lineRule="auto"/>
+        <w:ind w:firstLine="0"/>
+        <w:rPr>
+          <w:color w:val="000000"/>
+          <w:sz w:val="22"/>
+          <w:szCs w:val="22"/>
+        </w:rPr>
+      </w:pPr>
+    </w:p>
+    <w:p>
+      <w:pPr>
+        <w:spacing w:line="360" w:lineRule="auto"/>
+        <w:ind w:firstLine="0"/>
+        <w:rPr>
+          <w:color w:val="000000"/>
+          <w:sz w:val="22"/>
+          <w:szCs w:val="22"/>
+        </w:rPr>
+      </w:pPr>
+    </w:p>
+    <w:p>
+      <w:pPr>
+        <w:pStyle w:val="3"/>
+        <w:numPr>
+          <w:ilvl w:val="1"/>
+          <w:numId w:val="2"/>
+        </w:numPr>
+        <w:spacing w:before="0" w:after="0"/>
+      </w:pPr>
+      <w:r>
+        <w:t xml:space="preserve"> </w:t>
+      </w:r>
+      <w:bookmarkStart w:id="10" w:name="_Toc119164371"/>
+      <w:r>
+        <w:t>Diagrama de Contexto</w:t>
+      </w:r>
+      <w:bookmarkEnd w:id="10"/>
+    </w:p>
+    <w:p>
+      <w:pPr>
+        <w:spacing w:line="360" w:lineRule="auto"/>
+        <w:rPr>
+          <w:color w:val="000000"/>
+        </w:rPr>
+      </w:pPr>
+    </w:p>
+    <w:p>
+      <w:pPr>
+        <w:spacing w:line="360" w:lineRule="auto"/>
+        <w:ind w:firstLine="141"/>
+        <w:rPr>
+          <w:color w:val="000000"/>
+        </w:rPr>
+      </w:pPr>
+    </w:p>
+    <w:p>
+      <w:pPr>
+        <w:ind w:firstLine="0"/>
+        <w:rPr>
+          <w:color w:val="000000"/>
+          <w:sz w:val="20"/>
+          <w:szCs w:val="20"/>
+        </w:rPr>
+      </w:pPr>
+      <w:r>
+        <w:rPr>
+          <w:b/>
+          <w:sz w:val="20"/>
+          <w:szCs w:val="20"/>
+        </w:rPr>
+        <w:t>Fonte: O autor, 2026</w:t>
+      </w:r>
+    </w:p>
+    <w:p/>
+    <w:p>
+      <w:pPr>
+        <w:ind w:firstLine="0"/>
+      </w:pPr>
+    </w:p>
+    <w:p>
+      <w:pPr>
+        <w:ind w:firstLine="0"/>
+      </w:pPr>
+    </w:p>
+    <w:p>
+      <w:pPr>
+        <w:pStyle w:val="3"/>
+        <w:numPr>
+          <w:ilvl w:val="1"/>
+          <w:numId w:val="2"/>
+        </w:numPr>
+      </w:pPr>
+      <w:bookmarkStart w:id="11" w:name="_Toc119164372"/>
+      <w:r>
+        <w:t>Diagrama de Fluxo de dados</w:t>
+      </w:r>
+      <w:bookmarkEnd w:id="11"/>
+    </w:p>
+    <w:p>
+      <w:pPr>
+        <w:ind w:firstLine="0"/>
+      </w:pPr>
+    </w:p>
+    <w:p>
+      <w:pPr>
+        <w:rPr>
+          <w:b/>
+          <w:sz w:val="20"/>
+          <w:szCs w:val="20"/>
+        </w:rPr>
+      </w:pPr>
+      <w:r>
+        <w:t xml:space="preserve">     </w:t>
+      </w:r>
+      <w:r>
+        <w:rPr>
+          <w:b/>
+          <w:sz w:val="20"/>
+          <w:szCs w:val="20"/>
+        </w:rPr>
+        <w:t>Fonte: O autor, 2026</w:t>
+      </w:r>
+    </w:p>
+    <w:p>
+      <w:pPr>
+        <w:rPr>
+          <w:b/>
+          <w:sz w:val="20"/>
+          <w:szCs w:val="20"/>
+        </w:rPr>
+      </w:pPr>
+    </w:p>
+    <w:p>
+      <w:pPr>
+        <w:rPr>
+          <w:b/>
+          <w:sz w:val="20"/>
+          <w:szCs w:val="20"/>
+        </w:rPr>
+      </w:pPr>
+    </w:p>
+    <w:p>
+      <w:pPr>
+        <w:rPr>
+          <w:b/>
+          <w:sz w:val="20"/>
+          <w:szCs w:val="20"/>
+        </w:rPr>
+      </w:pPr>
+    </w:p>
+    <w:p>
+      <w:pPr>
+        <w:rPr>
+          <w:b/>
+          <w:sz w:val="20"/>
+          <w:szCs w:val="20"/>
+        </w:rPr>
+      </w:pPr>
+    </w:p>
+    <w:p>
+      <w:pPr>
+        <w:rPr>
+          <w:b/>
+          <w:sz w:val="20"/>
+          <w:szCs w:val="20"/>
+        </w:rPr>
+      </w:pPr>
+    </w:p>
+    <w:p>
+      <w:pPr>
+        <w:rPr>
+          <w:b/>
+          <w:sz w:val="20"/>
+          <w:szCs w:val="20"/>
+        </w:rPr>
+      </w:pPr>
+    </w:p>
+    <w:p>
+      <w:pPr>
+        <w:rPr>
+          <w:b/>
+          <w:sz w:val="20"/>
+          <w:szCs w:val="20"/>
+        </w:rPr>
+      </w:pPr>
     </w:p>
     <w:p>
       <w:pPr>
@@ -4514,7 +2800,7 @@
         <w:tabs>
           <w:tab w:val="left" w:pos="0"/>
         </w:tabs>
-        <w:spacing w:before="240" w:after="0" w:line="360" w:lineRule="auto"/>
+        <w:spacing w:before="240" w:line="360" w:lineRule="auto"/>
         <w:ind w:firstLine="0"/>
       </w:pPr>
     </w:p>
@@ -4592,7 +2878,7 @@
           <w:szCs w:val="20"/>
         </w:rPr>
       </w:pPr>
-      <w:bookmarkStart w:id="15" w:name="_heading=h.44sinio"/>
+      <w:bookmarkStart w:id="15" w:name="_heading=h.44sinio" w:colFirst="0" w:colLast="0"/>
       <w:bookmarkEnd w:id="15"/>
       <w:r>
         <w:rPr>
@@ -4701,7 +2987,7 @@
           <w:numId w:val="3"/>
         </w:numPr>
       </w:pPr>
-      <w:bookmarkStart w:id="17" w:name="_heading=h.vsohz8hitavy"/>
+      <w:bookmarkStart w:id="17" w:name="_heading=h.vsohz8hitavy" w:colFirst="0" w:colLast="0"/>
       <w:bookmarkEnd w:id="17"/>
       <w:bookmarkStart w:id="18" w:name="_Toc119164377"/>
       <w:r>
@@ -4728,7 +3014,7 @@
           <w:numId w:val="3"/>
         </w:numPr>
       </w:pPr>
-      <w:bookmarkStart w:id="19" w:name="_heading=h.w4pjqu5od5l"/>
+      <w:bookmarkStart w:id="19" w:name="_heading=h.w4pjqu5od5l" w:colFirst="0" w:colLast="0"/>
       <w:bookmarkEnd w:id="19"/>
       <w:bookmarkStart w:id="20" w:name="_Toc119164378"/>
       <w:r>
@@ -4759,9 +3045,9 @@
           <w:ilvl w:val="2"/>
           <w:numId w:val="3"/>
         </w:numPr>
-        <w:spacing w:before="240" w:after="0" w:line="240" w:lineRule="auto"/>
-      </w:pPr>
-      <w:bookmarkStart w:id="21" w:name="_heading=h.iimt9dgudcin"/>
+        <w:spacing w:after="0" w:line="240" w:lineRule="auto"/>
+      </w:pPr>
+      <w:bookmarkStart w:id="21" w:name="_heading=h.iimt9dgudcin" w:colFirst="0" w:colLast="0"/>
       <w:bookmarkEnd w:id="21"/>
       <w:bookmarkStart w:id="22" w:name="_Toc119164379"/>
       <w:r>
@@ -4793,7 +3079,7 @@
           <w:numId w:val="3"/>
         </w:numPr>
       </w:pPr>
-      <w:bookmarkStart w:id="23" w:name="_heading=h.hyvwenoixavx"/>
+      <w:bookmarkStart w:id="23" w:name="_heading=h.hyvwenoixavx" w:colFirst="0" w:colLast="0"/>
       <w:bookmarkEnd w:id="23"/>
       <w:bookmarkStart w:id="24" w:name="_Toc119164380"/>
       <w:r>
@@ -5364,7 +3650,7 @@
         <w:spacing w:line="360" w:lineRule="auto"/>
         <w:ind w:left="709" w:firstLine="0"/>
       </w:pPr>
-      <w:bookmarkStart w:id="30" w:name="_heading=h.qsh70q"/>
+      <w:bookmarkStart w:id="30" w:name="_heading=h.qsh70q" w:colFirst="0" w:colLast="0"/>
       <w:bookmarkEnd w:id="30"/>
     </w:p>
     <w:p>
@@ -5405,23 +3691,31 @@
         <w:keepLines w:val="0"/>
         <w:pageBreakBefore w:val="0"/>
         <w:widowControl w:val="0"/>
-        <w:overflowPunct w:val="0"/>
+        <w:kinsoku/>
+        <w:wordWrap/>
+        <w:overflowPunct/>
+        <w:topLinePunct w:val="0"/>
+        <w:autoSpaceDE/>
+        <w:autoSpaceDN/>
         <w:bidi w:val="0"/>
+        <w:adjustRightInd/>
         <w:snapToGrid/>
         <w:spacing w:line="240" w:lineRule="auto"/>
         <w:ind w:firstLine="0"/>
         <w:jc w:val="both"/>
         <w:textAlignment w:val="auto"/>
         <w:rPr>
+          <w:rFonts w:hint="default"/>
           <w:color w:val="000000"/>
           <w:sz w:val="22"/>
           <w:szCs w:val="22"/>
         </w:rPr>
       </w:pPr>
-      <w:bookmarkStart w:id="32" w:name="_heading=h.1pxezwc"/>
+      <w:bookmarkStart w:id="32" w:name="_heading=h.1pxezwc" w:colFirst="0" w:colLast="0"/>
       <w:bookmarkEnd w:id="32"/>
       <w:r>
         <w:rPr>
+          <w:rFonts w:hint="default"/>
           <w:color w:val="000000"/>
           <w:sz w:val="22"/>
           <w:szCs w:val="22"/>
@@ -5435,14 +3729,21 @@
         <w:keepLines w:val="0"/>
         <w:pageBreakBefore w:val="0"/>
         <w:widowControl w:val="0"/>
-        <w:overflowPunct w:val="0"/>
+        <w:kinsoku/>
+        <w:wordWrap/>
+        <w:overflowPunct/>
+        <w:topLinePunct w:val="0"/>
+        <w:autoSpaceDE/>
+        <w:autoSpaceDN/>
         <w:bidi w:val="0"/>
+        <w:adjustRightInd/>
         <w:snapToGrid/>
         <w:spacing w:line="240" w:lineRule="auto"/>
         <w:ind w:firstLine="0"/>
         <w:jc w:val="both"/>
         <w:textAlignment w:val="auto"/>
         <w:rPr>
+          <w:rFonts w:hint="default"/>
           <w:color w:val="000000"/>
           <w:sz w:val="22"/>
           <w:szCs w:val="22"/>
@@ -5455,14 +3756,21 @@
         <w:keepLines w:val="0"/>
         <w:pageBreakBefore w:val="0"/>
         <w:widowControl w:val="0"/>
-        <w:overflowPunct w:val="0"/>
+        <w:kinsoku/>
+        <w:wordWrap/>
+        <w:overflowPunct/>
+        <w:topLinePunct w:val="0"/>
+        <w:autoSpaceDE/>
+        <w:autoSpaceDN/>
         <w:bidi w:val="0"/>
+        <w:adjustRightInd/>
         <w:snapToGrid/>
         <w:spacing w:line="240" w:lineRule="auto"/>
         <w:ind w:firstLine="0"/>
         <w:jc w:val="both"/>
         <w:textAlignment w:val="auto"/>
         <w:rPr>
+          <w:rFonts w:hint="default"/>
           <w:color w:val="000000"/>
           <w:sz w:val="22"/>
           <w:szCs w:val="22"/>
@@ -5470,6 +3778,7 @@
       </w:pPr>
       <w:r>
         <w:rPr>
+          <w:rFonts w:hint="default"/>
           <w:color w:val="000000"/>
           <w:sz w:val="22"/>
           <w:szCs w:val="22"/>
@@ -5483,14 +3792,21 @@
         <w:keepLines w:val="0"/>
         <w:pageBreakBefore w:val="0"/>
         <w:widowControl w:val="0"/>
-        <w:overflowPunct w:val="0"/>
+        <w:kinsoku/>
+        <w:wordWrap/>
+        <w:overflowPunct/>
+        <w:topLinePunct w:val="0"/>
+        <w:autoSpaceDE/>
+        <w:autoSpaceDN/>
         <w:bidi w:val="0"/>
+        <w:adjustRightInd/>
         <w:snapToGrid/>
         <w:spacing w:line="240" w:lineRule="auto"/>
         <w:ind w:firstLine="0"/>
         <w:jc w:val="both"/>
         <w:textAlignment w:val="auto"/>
         <w:rPr>
+          <w:rFonts w:hint="default"/>
           <w:color w:val="000000"/>
           <w:sz w:val="22"/>
           <w:szCs w:val="22"/>
@@ -5503,14 +3819,21 @@
         <w:keepLines w:val="0"/>
         <w:pageBreakBefore w:val="0"/>
         <w:widowControl w:val="0"/>
-        <w:overflowPunct w:val="0"/>
+        <w:kinsoku/>
+        <w:wordWrap/>
+        <w:overflowPunct/>
+        <w:topLinePunct w:val="0"/>
+        <w:autoSpaceDE/>
+        <w:autoSpaceDN/>
         <w:bidi w:val="0"/>
+        <w:adjustRightInd/>
         <w:snapToGrid/>
         <w:spacing w:line="240" w:lineRule="auto"/>
         <w:ind w:firstLine="0"/>
         <w:jc w:val="both"/>
         <w:textAlignment w:val="auto"/>
         <w:rPr>
+          <w:rFonts w:hint="default"/>
           <w:color w:val="000000"/>
           <w:sz w:val="22"/>
           <w:szCs w:val="22"/>
@@ -5518,6 +3841,7 @@
       </w:pPr>
       <w:r>
         <w:rPr>
+          <w:rFonts w:hint="default"/>
           <w:color w:val="000000"/>
           <w:sz w:val="22"/>
           <w:szCs w:val="22"/>
@@ -5531,14 +3855,21 @@
         <w:keepLines w:val="0"/>
         <w:pageBreakBefore w:val="0"/>
         <w:widowControl w:val="0"/>
-        <w:overflowPunct w:val="0"/>
+        <w:kinsoku/>
+        <w:wordWrap/>
+        <w:overflowPunct/>
+        <w:topLinePunct w:val="0"/>
+        <w:autoSpaceDE/>
+        <w:autoSpaceDN/>
         <w:bidi w:val="0"/>
+        <w:adjustRightInd/>
         <w:snapToGrid/>
         <w:spacing w:line="240" w:lineRule="auto"/>
         <w:ind w:firstLine="0"/>
         <w:jc w:val="both"/>
         <w:textAlignment w:val="auto"/>
         <w:rPr>
+          <w:rFonts w:hint="default"/>
           <w:color w:val="000000"/>
           <w:sz w:val="22"/>
           <w:szCs w:val="22"/>
@@ -5551,8 +3882,14 @@
         <w:keepLines w:val="0"/>
         <w:pageBreakBefore w:val="0"/>
         <w:widowControl w:val="0"/>
-        <w:overflowPunct w:val="0"/>
+        <w:kinsoku/>
+        <w:wordWrap/>
+        <w:overflowPunct/>
+        <w:topLinePunct w:val="0"/>
+        <w:autoSpaceDE/>
+        <w:autoSpaceDN/>
         <w:bidi w:val="0"/>
+        <w:adjustRightInd/>
         <w:snapToGrid/>
         <w:spacing w:line="240" w:lineRule="auto"/>
         <w:ind w:firstLine="0"/>
@@ -5566,6 +3903,7 @@
       </w:pPr>
       <w:r>
         <w:rPr>
+          <w:rFonts w:hint="default"/>
           <w:color w:val="000000"/>
           <w:sz w:val="22"/>
           <w:szCs w:val="22"/>
@@ -5576,15 +3914,10 @@
     <w:sectPr>
       <w:headerReference r:id="rId5" w:type="default"/>
       <w:footerReference r:id="rId6" w:type="default"/>
-      <w:footnotePr>
-        <w:numFmt w:val="decimal"/>
-      </w:footnotePr>
       <w:pgSz w:w="11906" w:h="16838"/>
       <w:pgMar w:top="1701" w:right="1134" w:bottom="1661" w:left="1701" w:header="794" w:footer="0" w:gutter="0"/>
-      <w:pgNumType w:fmt="decimal" w:start="1"/>
+      <w:pgNumType w:start="1"/>
       <w:cols w:space="720" w:num="1"/>
-      <w:formProt w:val="0"/>
-      <w:docGrid w:linePitch="100" w:charSpace="0"/>
     </w:sectPr>
   </w:body>
 </w:document>
@@ -5633,7 +3966,7 @@
   <w:footnote w:type="separator" w:id="2">
     <w:p>
       <w:pPr>
-        <w:spacing w:before="0" w:after="0" w:line="480" w:lineRule="auto"/>
+        <w:spacing w:line="480" w:lineRule="auto"/>
       </w:pPr>
       <w:r>
         <w:separator/>
@@ -5643,7 +3976,7 @@
   <w:footnote w:type="continuationSeparator" w:id="3">
     <w:p>
       <w:pPr>
-        <w:spacing w:before="0" w:after="0" w:line="480" w:lineRule="auto"/>
+        <w:spacing w:line="480" w:lineRule="auto"/>
       </w:pPr>
       <w:r>
         <w:continuationSeparator/>
@@ -5663,7 +3996,7 @@
       </w:pPr>
       <w:r>
         <w:rPr>
-          <w:rStyle w:val="25"/>
+          <w:vertAlign w:val="superscript"/>
         </w:rPr>
         <w:footnoteRef/>
       </w:r>
@@ -5752,7 +4085,7 @@
         <w:rFonts w:ascii="Times New Roman" w:hAnsi="Times New Roman" w:eastAsia="Times New Roman" w:cs="Times New Roman"/>
         <w:color w:val="000000"/>
       </w:rPr>
-      <w:instrText xml:space="preserve"> PAGE </w:instrText>
+      <w:instrText xml:space="preserve">PAGE</w:instrText>
     </w:r>
     <w:r>
       <w:rPr>
@@ -5766,7 +4099,7 @@
         <w:rFonts w:ascii="Times New Roman" w:hAnsi="Times New Roman" w:eastAsia="Times New Roman" w:cs="Times New Roman"/>
         <w:color w:val="000000"/>
       </w:rPr>
-      <w:t>15</w:t>
+      <w:t>9</w:t>
     </w:r>
     <w:r>
       <w:rPr>
@@ -5776,24 +4109,117 @@
       <w:fldChar w:fldCharType="end"/>
     </w:r>
   </w:p>
+  <w:p>
+    <w:pPr>
+      <w:widowControl/>
+      <w:ind w:firstLine="0"/>
+      <w:rPr>
+        <w:rFonts w:ascii="Times New Roman" w:hAnsi="Times New Roman" w:eastAsia="Times New Roman" w:cs="Times New Roman"/>
+        <w:color w:val="000000"/>
+      </w:rPr>
+    </w:pPr>
+  </w:p>
 </w:hdr>
 </file>
 
 <file path=word/numbering.xml><?xml version="1.0" encoding="utf-8"?>
 <w:numbering xmlns:wpc="http://schemas.microsoft.com/office/word/2010/wordprocessingCanvas" xmlns:mc="http://schemas.openxmlformats.org/markup-compatibility/2006" xmlns:o="urn:schemas-microsoft-com:office:office" xmlns:r="http://schemas.openxmlformats.org/officeDocument/2006/relationships" xmlns:m="http://schemas.openxmlformats.org/officeDocument/2006/math" xmlns:v="urn:schemas-microsoft-com:vml" xmlns:wp14="http://schemas.microsoft.com/office/word/2010/wordprocessingDrawing" xmlns:wp="http://schemas.openxmlformats.org/drawingml/2006/wordprocessingDrawing" xmlns:w10="urn:schemas-microsoft-com:office:word" xmlns:w="http://schemas.openxmlformats.org/wordprocessingml/2006/main" xmlns:w14="http://schemas.microsoft.com/office/word/2010/wordml" xmlns:wpg="http://schemas.microsoft.com/office/word/2010/wordprocessingGroup" xmlns:wpi="http://schemas.microsoft.com/office/word/2010/wordprocessingInk" xmlns:wne="http://schemas.microsoft.com/office/word/2006/wordml" xmlns:wps="http://schemas.microsoft.com/office/word/2010/wordprocessingShape" xmlns:wpsCustomData="http://www.wps.cn/officeDocument/2013/wpsCustomData" mc:Ignorable="w14 wp14">
   <w:abstractNum w:abstractNumId="0">
-    <w:nsid w:val="1135DDB1"/>
+    <w:nsid w:val="19FE4B5A"/>
     <w:multiLevelType w:val="multilevel"/>
-    <w:tmpl w:val="1135DDB1"/>
+    <w:tmpl w:val="19FE4B5A"/>
+    <w:lvl w:ilvl="0" w:tentative="0">
+      <w:start w:val="1"/>
+      <w:numFmt w:val="decimal"/>
+      <w:lvlText w:val=" %1 "/>
+      <w:lvlJc w:val="left"/>
+      <w:pPr>
+        <w:ind w:left="432" w:hanging="432"/>
+      </w:pPr>
+    </w:lvl>
+    <w:lvl w:ilvl="1" w:tentative="0">
+      <w:start w:val="1"/>
+      <w:numFmt w:val="decimal"/>
+      <w:lvlText w:val=" %1.%2 "/>
+      <w:lvlJc w:val="left"/>
+      <w:pPr>
+        <w:ind w:left="576" w:hanging="576"/>
+      </w:pPr>
+    </w:lvl>
+    <w:lvl w:ilvl="2" w:tentative="0">
+      <w:start w:val="1"/>
+      <w:numFmt w:val="decimal"/>
+      <w:lvlText w:val=" %1.%2.%3 "/>
+      <w:lvlJc w:val="left"/>
+      <w:pPr>
+        <w:ind w:left="720" w:hanging="720"/>
+      </w:pPr>
+    </w:lvl>
+    <w:lvl w:ilvl="3" w:tentative="0">
+      <w:start w:val="1"/>
+      <w:numFmt w:val="decimal"/>
+      <w:lvlText w:val=" %1.%2.%3.%4 "/>
+      <w:lvlJc w:val="left"/>
+      <w:pPr>
+        <w:ind w:left="864" w:hanging="864"/>
+      </w:pPr>
+    </w:lvl>
+    <w:lvl w:ilvl="4" w:tentative="0">
+      <w:start w:val="1"/>
+      <w:numFmt w:val="decimal"/>
+      <w:lvlText w:val=" %1.%2.%3.%4.%5 "/>
+      <w:lvlJc w:val="left"/>
+      <w:pPr>
+        <w:ind w:left="1008" w:hanging="1008"/>
+      </w:pPr>
+    </w:lvl>
+    <w:lvl w:ilvl="5" w:tentative="0">
+      <w:start w:val="1"/>
+      <w:numFmt w:val="decimal"/>
+      <w:lvlText w:val=" %1.%2.%3.%4.%5.%6 "/>
+      <w:lvlJc w:val="left"/>
+      <w:pPr>
+        <w:ind w:left="1152" w:hanging="1152"/>
+      </w:pPr>
+    </w:lvl>
+    <w:lvl w:ilvl="6" w:tentative="0">
+      <w:start w:val="1"/>
+      <w:numFmt w:val="decimal"/>
+      <w:lvlText w:val=" %1.%2.%3.%4.%5.%6.%7 "/>
+      <w:lvlJc w:val="left"/>
+      <w:pPr>
+        <w:ind w:left="1296" w:hanging="1296"/>
+      </w:pPr>
+    </w:lvl>
+    <w:lvl w:ilvl="7" w:tentative="0">
+      <w:start w:val="1"/>
+      <w:numFmt w:val="decimal"/>
+      <w:lvlText w:val=" %1.%2.%3.%4.%5.%6.%7.%8 "/>
+      <w:lvlJc w:val="left"/>
+      <w:pPr>
+        <w:ind w:left="1440" w:hanging="1440"/>
+      </w:pPr>
+    </w:lvl>
+    <w:lvl w:ilvl="8" w:tentative="0">
+      <w:start w:val="1"/>
+      <w:numFmt w:val="decimal"/>
+      <w:lvlText w:val=" %1.%2.%3.%4.%5.%6.%7.%8.%9 "/>
+      <w:lvlJc w:val="left"/>
+      <w:pPr>
+        <w:ind w:left="1584" w:hanging="1584"/>
+      </w:pPr>
+    </w:lvl>
+  </w:abstractNum>
+  <w:abstractNum w:abstractNumId="1">
+    <w:nsid w:val="1DDE17E7"/>
+    <w:multiLevelType w:val="multilevel"/>
+    <w:tmpl w:val="1DDE17E7"/>
     <w:lvl w:ilvl="0" w:tentative="0">
       <w:start w:val="5"/>
       <w:numFmt w:val="decimal"/>
       <w:lvlText w:val="%1"/>
       <w:lvlJc w:val="left"/>
       <w:pPr>
-        <w:tabs>
-          <w:tab w:val="left" w:pos="0"/>
-        </w:tabs>
         <w:ind w:left="360" w:hanging="360"/>
       </w:pPr>
     </w:lvl>
@@ -5803,9 +4229,6 @@
       <w:lvlText w:val="%1.%2"/>
       <w:lvlJc w:val="left"/>
       <w:pPr>
-        <w:tabs>
-          <w:tab w:val="left" w:pos="0"/>
-        </w:tabs>
         <w:ind w:left="360" w:hanging="360"/>
       </w:pPr>
     </w:lvl>
@@ -5815,9 +4238,6 @@
       <w:lvlText w:val="%1.%2.%3"/>
       <w:lvlJc w:val="left"/>
       <w:pPr>
-        <w:tabs>
-          <w:tab w:val="left" w:pos="0"/>
-        </w:tabs>
         <w:ind w:left="720" w:hanging="720"/>
       </w:pPr>
     </w:lvl>
@@ -5827,9 +4247,6 @@
       <w:lvlText w:val="%1.%2.%3.%4"/>
       <w:lvlJc w:val="left"/>
       <w:pPr>
-        <w:tabs>
-          <w:tab w:val="left" w:pos="0"/>
-        </w:tabs>
         <w:ind w:left="1080" w:hanging="1080"/>
       </w:pPr>
     </w:lvl>
@@ -5839,9 +4256,6 @@
       <w:lvlText w:val="%1.%2.%3.%4.%5"/>
       <w:lvlJc w:val="left"/>
       <w:pPr>
-        <w:tabs>
-          <w:tab w:val="left" w:pos="0"/>
-        </w:tabs>
         <w:ind w:left="1080" w:hanging="1080"/>
       </w:pPr>
     </w:lvl>
@@ -5851,9 +4265,6 @@
       <w:lvlText w:val="%1.%2.%3.%4.%5.%6"/>
       <w:lvlJc w:val="left"/>
       <w:pPr>
-        <w:tabs>
-          <w:tab w:val="left" w:pos="0"/>
-        </w:tabs>
         <w:ind w:left="1440" w:hanging="1440"/>
       </w:pPr>
     </w:lvl>
@@ -5863,9 +4274,6 @@
       <w:lvlText w:val="%1.%2.%3.%4.%5.%6.%7"/>
       <w:lvlJc w:val="left"/>
       <w:pPr>
-        <w:tabs>
-          <w:tab w:val="left" w:pos="0"/>
-        </w:tabs>
         <w:ind w:left="1440" w:hanging="1440"/>
       </w:pPr>
     </w:lvl>
@@ -5875,9 +4283,6 @@
       <w:lvlText w:val="%1.%2.%3.%4.%5.%6.%7.%8"/>
       <w:lvlJc w:val="left"/>
       <w:pPr>
-        <w:tabs>
-          <w:tab w:val="left" w:pos="0"/>
-        </w:tabs>
         <w:ind w:left="1800" w:hanging="1800"/>
       </w:pPr>
     </w:lvl>
@@ -5887,139 +4292,20 @@
       <w:lvlText w:val="%1.%2.%3.%4.%5.%6.%7.%8.%9"/>
       <w:lvlJc w:val="left"/>
       <w:pPr>
-        <w:tabs>
-          <w:tab w:val="left" w:pos="0"/>
-        </w:tabs>
         <w:ind w:left="1800" w:hanging="1800"/>
-      </w:pPr>
-    </w:lvl>
-  </w:abstractNum>
-  <w:abstractNum w:abstractNumId="1">
-    <w:nsid w:val="12849D29"/>
-    <w:multiLevelType w:val="multilevel"/>
-    <w:tmpl w:val="12849D29"/>
-    <w:lvl w:ilvl="0" w:tentative="0">
-      <w:start w:val="1"/>
-      <w:numFmt w:val="decimal"/>
-      <w:lvlText w:val=" %1 "/>
-      <w:lvlJc w:val="left"/>
-      <w:pPr>
-        <w:tabs>
-          <w:tab w:val="left" w:pos="0"/>
-        </w:tabs>
-        <w:ind w:left="432" w:hanging="432"/>
-      </w:pPr>
-    </w:lvl>
-    <w:lvl w:ilvl="1" w:tentative="0">
-      <w:start w:val="1"/>
-      <w:numFmt w:val="decimal"/>
-      <w:lvlText w:val=" %1.%2 "/>
-      <w:lvlJc w:val="left"/>
-      <w:pPr>
-        <w:tabs>
-          <w:tab w:val="left" w:pos="0"/>
-        </w:tabs>
-        <w:ind w:left="576" w:hanging="576"/>
-      </w:pPr>
-    </w:lvl>
-    <w:lvl w:ilvl="2" w:tentative="0">
-      <w:start w:val="1"/>
-      <w:numFmt w:val="decimal"/>
-      <w:lvlText w:val=" %1.%2.%3 "/>
-      <w:lvlJc w:val="left"/>
-      <w:pPr>
-        <w:tabs>
-          <w:tab w:val="left" w:pos="0"/>
-        </w:tabs>
-        <w:ind w:left="720" w:hanging="720"/>
-      </w:pPr>
-    </w:lvl>
-    <w:lvl w:ilvl="3" w:tentative="0">
-      <w:start w:val="1"/>
-      <w:numFmt w:val="decimal"/>
-      <w:lvlText w:val=" %1.%2.%3.%4 "/>
-      <w:lvlJc w:val="left"/>
-      <w:pPr>
-        <w:tabs>
-          <w:tab w:val="left" w:pos="0"/>
-        </w:tabs>
-        <w:ind w:left="864" w:hanging="864"/>
-      </w:pPr>
-    </w:lvl>
-    <w:lvl w:ilvl="4" w:tentative="0">
-      <w:start w:val="1"/>
-      <w:numFmt w:val="decimal"/>
-      <w:lvlText w:val=" %1.%2.%3.%4.%5 "/>
-      <w:lvlJc w:val="left"/>
-      <w:pPr>
-        <w:tabs>
-          <w:tab w:val="left" w:pos="0"/>
-        </w:tabs>
-        <w:ind w:left="1008" w:hanging="1008"/>
-      </w:pPr>
-    </w:lvl>
-    <w:lvl w:ilvl="5" w:tentative="0">
-      <w:start w:val="1"/>
-      <w:numFmt w:val="decimal"/>
-      <w:lvlText w:val=" %1.%2.%3.%4.%5.%6 "/>
-      <w:lvlJc w:val="left"/>
-      <w:pPr>
-        <w:tabs>
-          <w:tab w:val="left" w:pos="0"/>
-        </w:tabs>
-        <w:ind w:left="1152" w:hanging="1152"/>
-      </w:pPr>
-    </w:lvl>
-    <w:lvl w:ilvl="6" w:tentative="0">
-      <w:start w:val="1"/>
-      <w:numFmt w:val="decimal"/>
-      <w:lvlText w:val=" %1.%2.%3.%4.%5.%6.%7 "/>
-      <w:lvlJc w:val="left"/>
-      <w:pPr>
-        <w:tabs>
-          <w:tab w:val="left" w:pos="0"/>
-        </w:tabs>
-        <w:ind w:left="1296" w:hanging="1296"/>
-      </w:pPr>
-    </w:lvl>
-    <w:lvl w:ilvl="7" w:tentative="0">
-      <w:start w:val="1"/>
-      <w:numFmt w:val="decimal"/>
-      <w:lvlText w:val=" %1.%2.%3.%4.%5.%6.%7.%8 "/>
-      <w:lvlJc w:val="left"/>
-      <w:pPr>
-        <w:tabs>
-          <w:tab w:val="left" w:pos="0"/>
-        </w:tabs>
-        <w:ind w:left="1440" w:hanging="1440"/>
-      </w:pPr>
-    </w:lvl>
-    <w:lvl w:ilvl="8" w:tentative="0">
-      <w:start w:val="1"/>
-      <w:numFmt w:val="decimal"/>
-      <w:lvlText w:val=" %1.%2.%3.%4.%5.%6.%7.%8.%9 "/>
-      <w:lvlJc w:val="left"/>
-      <w:pPr>
-        <w:tabs>
-          <w:tab w:val="left" w:pos="0"/>
-        </w:tabs>
-        <w:ind w:left="1584" w:hanging="1584"/>
       </w:pPr>
     </w:lvl>
   </w:abstractNum>
   <w:abstractNum w:abstractNumId="2">
-    <w:nsid w:val="43B24740"/>
+    <w:nsid w:val="1FCD37C9"/>
     <w:multiLevelType w:val="multilevel"/>
-    <w:tmpl w:val="43B24740"/>
+    <w:tmpl w:val="1FCD37C9"/>
     <w:lvl w:ilvl="0" w:tentative="0">
       <w:start w:val="5"/>
       <w:numFmt w:val="decimal"/>
       <w:lvlText w:val="%1"/>
       <w:lvlJc w:val="left"/>
       <w:pPr>
-        <w:tabs>
-          <w:tab w:val="left" w:pos="0"/>
-        </w:tabs>
         <w:ind w:left="360" w:hanging="360"/>
       </w:pPr>
     </w:lvl>
@@ -6029,9 +4315,6 @@
       <w:lvlText w:val="%1.%2"/>
       <w:lvlJc w:val="left"/>
       <w:pPr>
-        <w:tabs>
-          <w:tab w:val="left" w:pos="0"/>
-        </w:tabs>
         <w:ind w:left="360" w:hanging="360"/>
       </w:pPr>
     </w:lvl>
@@ -6041,9 +4324,6 @@
       <w:lvlText w:val="%1.%2.%3"/>
       <w:lvlJc w:val="left"/>
       <w:pPr>
-        <w:tabs>
-          <w:tab w:val="left" w:pos="0"/>
-        </w:tabs>
         <w:ind w:left="720" w:hanging="720"/>
       </w:pPr>
     </w:lvl>
@@ -6053,9 +4333,6 @@
       <w:lvlText w:val="%1.%2.%3.%4"/>
       <w:lvlJc w:val="left"/>
       <w:pPr>
-        <w:tabs>
-          <w:tab w:val="left" w:pos="0"/>
-        </w:tabs>
         <w:ind w:left="1080" w:hanging="1080"/>
       </w:pPr>
     </w:lvl>
@@ -6065,9 +4342,6 @@
       <w:lvlText w:val="%1.%2.%3.%4.%5"/>
       <w:lvlJc w:val="left"/>
       <w:pPr>
-        <w:tabs>
-          <w:tab w:val="left" w:pos="0"/>
-        </w:tabs>
         <w:ind w:left="1080" w:hanging="1080"/>
       </w:pPr>
     </w:lvl>
@@ -6077,9 +4351,6 @@
       <w:lvlText w:val="%1.%2.%3.%4.%5.%6"/>
       <w:lvlJc w:val="left"/>
       <w:pPr>
-        <w:tabs>
-          <w:tab w:val="left" w:pos="0"/>
-        </w:tabs>
         <w:ind w:left="1440" w:hanging="1440"/>
       </w:pPr>
     </w:lvl>
@@ -6089,9 +4360,6 @@
       <w:lvlText w:val="%1.%2.%3.%4.%5.%6.%7"/>
       <w:lvlJc w:val="left"/>
       <w:pPr>
-        <w:tabs>
-          <w:tab w:val="left" w:pos="0"/>
-        </w:tabs>
         <w:ind w:left="1440" w:hanging="1440"/>
       </w:pPr>
     </w:lvl>
@@ -6101,9 +4369,6 @@
       <w:lvlText w:val="%1.%2.%3.%4.%5.%6.%7.%8"/>
       <w:lvlJc w:val="left"/>
       <w:pPr>
-        <w:tabs>
-          <w:tab w:val="left" w:pos="0"/>
-        </w:tabs>
         <w:ind w:left="1800" w:hanging="1800"/>
       </w:pPr>
     </w:lvl>
@@ -6113,18 +4378,15 @@
       <w:lvlText w:val="%1.%2.%3.%4.%5.%6.%7.%8.%9"/>
       <w:lvlJc w:val="left"/>
       <w:pPr>
-        <w:tabs>
-          <w:tab w:val="left" w:pos="0"/>
-        </w:tabs>
         <w:ind w:left="1800" w:hanging="1800"/>
       </w:pPr>
     </w:lvl>
   </w:abstractNum>
   <w:num w:numId="1">
-    <w:abstractNumId w:val="1"/>
+    <w:abstractNumId w:val="0"/>
   </w:num>
   <w:num w:numId="2">
-    <w:abstractNumId w:val="0"/>
+    <w:abstractNumId w:val="1"/>
   </w:num>
   <w:num w:numId="3">
     <w:abstractNumId w:val="2"/>
@@ -6175,9 +4437,9 @@
     <w:lsdException w:qFormat="1" w:unhideWhenUsed="0" w:uiPriority="0" w:semiHidden="0" w:name="footnote text"/>
     <w:lsdException w:uiPriority="99" w:name="annotation text"/>
     <w:lsdException w:qFormat="1" w:unhideWhenUsed="0" w:uiPriority="0" w:semiHidden="0" w:name="header"/>
-    <w:lsdException w:qFormat="1" w:unhideWhenUsed="0" w:uiPriority="0" w:semiHidden="0" w:name="footer"/>
+    <w:lsdException w:uiPriority="99" w:name="footer"/>
     <w:lsdException w:uiPriority="99" w:name="index heading"/>
-    <w:lsdException w:qFormat="1" w:unhideWhenUsed="0" w:uiPriority="0" w:semiHidden="0" w:name="caption"/>
+    <w:lsdException w:qFormat="1" w:uiPriority="35" w:name="caption"/>
     <w:lsdException w:uiPriority="99" w:name="table of figures"/>
     <w:lsdException w:uiPriority="99" w:name="envelope address"/>
     <w:lsdException w:uiPriority="99" w:name="envelope return"/>
@@ -6190,7 +4452,7 @@
     <w:lsdException w:uiPriority="99" w:name="table of authorities"/>
     <w:lsdException w:uiPriority="99" w:name="macro"/>
     <w:lsdException w:uiPriority="99" w:name="toa heading"/>
-    <w:lsdException w:qFormat="1" w:unhideWhenUsed="0" w:uiPriority="0" w:semiHidden="0" w:name="List"/>
+    <w:lsdException w:uiPriority="99" w:name="List"/>
     <w:lsdException w:uiPriority="99" w:name="List Bullet"/>
     <w:lsdException w:uiPriority="99" w:name="List Number"/>
     <w:lsdException w:uiPriority="99" w:name="List 2"/>
@@ -6208,8 +4470,8 @@
     <w:lsdException w:qFormat="1" w:unhideWhenUsed="0" w:uiPriority="10" w:semiHidden="0" w:name="Title"/>
     <w:lsdException w:uiPriority="99" w:name="Closing"/>
     <w:lsdException w:uiPriority="99" w:name="Signature"/>
-    <w:lsdException w:qFormat="1" w:uiPriority="1" w:name="Default Paragraph Font"/>
-    <w:lsdException w:qFormat="1" w:unhideWhenUsed="0" w:uiPriority="0" w:semiHidden="0" w:name="Body Text"/>
+    <w:lsdException w:uiPriority="1" w:name="Default Paragraph Font"/>
+    <w:lsdException w:uiPriority="99" w:name="Body Text"/>
     <w:lsdException w:uiPriority="99" w:name="Body Text Indent"/>
     <w:lsdException w:uiPriority="99" w:name="List Continue"/>
     <w:lsdException w:uiPriority="99" w:name="List Continue 2"/>
@@ -6302,16 +4564,12 @@
     <w:uiPriority w:val="0"/>
     <w:pPr>
       <w:widowControl w:val="0"/>
-      <w:suppressAutoHyphens/>
-      <w:bidi w:val="0"/>
-      <w:spacing w:before="0" w:after="0" w:line="480" w:lineRule="auto"/>
+      <w:spacing w:line="480" w:lineRule="auto"/>
       <w:ind w:firstLine="709"/>
       <w:jc w:val="both"/>
     </w:pPr>
     <w:rPr>
       <w:rFonts w:ascii="Arial" w:hAnsi="Arial" w:eastAsia="Arial" w:cs="Arial"/>
-      <w:color w:val="auto"/>
-      <w:kern w:val="0"/>
       <w:sz w:val="24"/>
       <w:szCs w:val="24"/>
       <w:lang w:val="pt-BR" w:eastAsia="pt-BR" w:bidi="ar-SA"/>
@@ -6443,7 +4701,6 @@
     <w:name w:val="Default Paragraph Font"/>
     <w:semiHidden/>
     <w:unhideWhenUsed/>
-    <w:qFormat/>
     <w:uiPriority w:val="1"/>
   </w:style>
   <w:style w:type="table" w:default="1" w:styleId="9">
@@ -6471,7 +4728,33 @@
       <w:bCs/>
     </w:rPr>
   </w:style>
-  <w:style w:type="paragraph" w:styleId="11">
+  <w:style w:type="character" w:styleId="11">
+    <w:name w:val="footnote reference"/>
+    <w:semiHidden/>
+    <w:unhideWhenUsed/>
+    <w:qFormat/>
+    <w:uiPriority w:val="99"/>
+    <w:rPr>
+      <w:vertAlign w:val="superscript"/>
+    </w:rPr>
+  </w:style>
+  <w:style w:type="character" w:styleId="12">
+    <w:name w:val="Hyperlink"/>
+    <w:basedOn w:val="8"/>
+    <w:unhideWhenUsed/>
+    <w:qFormat/>
+    <w:uiPriority w:val="99"/>
+    <w:rPr>
+      <w:color w:val="0000FF" w:themeColor="hyperlink"/>
+      <w:u w:val="single"/>
+      <w14:textFill>
+        <w14:solidFill>
+          <w14:schemeClr w14:val="hlink"/>
+        </w14:solidFill>
+      </w14:textFill>
+    </w:rPr>
+  </w:style>
+  <w:style w:type="paragraph" w:styleId="13">
     <w:name w:val="toc 2"/>
     <w:basedOn w:val="1"/>
     <w:next w:val="1"/>
@@ -6480,26 +4763,8 @@
     <w:qFormat/>
     <w:uiPriority w:val="39"/>
     <w:pPr>
-      <w:spacing w:before="0" w:after="100"/>
-      <w:ind w:left="240" w:firstLine="709"/>
-    </w:pPr>
-  </w:style>
-  <w:style w:type="paragraph" w:styleId="12">
-    <w:name w:val="List"/>
-    <w:basedOn w:val="13"/>
-    <w:qFormat/>
-    <w:uiPriority w:val="0"/>
-    <w:rPr>
-      <w:rFonts w:cs="Lohit Devanagari"/>
-    </w:rPr>
-  </w:style>
-  <w:style w:type="paragraph" w:styleId="13">
-    <w:name w:val="Body Text"/>
-    <w:basedOn w:val="1"/>
-    <w:qFormat/>
-    <w:uiPriority w:val="0"/>
-    <w:pPr>
-      <w:spacing w:before="0" w:after="140" w:line="276" w:lineRule="auto"/>
+      <w:spacing w:after="100"/>
+      <w:ind w:left="240"/>
     </w:pPr>
   </w:style>
   <w:style w:type="paragraph" w:styleId="14">
@@ -6528,7 +4793,7 @@
     <w:uiPriority w:val="99"/>
     <w:pPr>
       <w:widowControl/>
-      <w:spacing w:beforeAutospacing="1" w:afterAutospacing="1" w:line="240" w:lineRule="auto"/>
+      <w:spacing w:before="100" w:beforeAutospacing="1" w:after="100" w:afterAutospacing="1" w:line="240" w:lineRule="auto"/>
       <w:ind w:firstLine="0"/>
       <w:jc w:val="left"/>
     </w:pPr>
@@ -6539,7 +4804,7 @@
   <w:style w:type="paragraph" w:styleId="16">
     <w:name w:val="header"/>
     <w:basedOn w:val="1"/>
-    <w:link w:val="29"/>
+    <w:link w:val="36"/>
     <w:qFormat/>
     <w:uiPriority w:val="0"/>
     <w:pPr>
@@ -6560,35 +4825,6 @@
     </w:rPr>
   </w:style>
   <w:style w:type="paragraph" w:styleId="17">
-    <w:name w:val="footer"/>
-    <w:basedOn w:val="18"/>
-    <w:qFormat/>
-    <w:uiPriority w:val="0"/>
-  </w:style>
-  <w:style w:type="paragraph" w:customStyle="1" w:styleId="18">
-    <w:name w:val="Cabeçalho e Rodapé"/>
-    <w:basedOn w:val="1"/>
-    <w:qFormat/>
-    <w:uiPriority w:val="0"/>
-  </w:style>
-  <w:style w:type="paragraph" w:styleId="19">
-    <w:name w:val="caption"/>
-    <w:basedOn w:val="1"/>
-    <w:qFormat/>
-    <w:uiPriority w:val="0"/>
-    <w:pPr>
-      <w:suppressLineNumbers/>
-      <w:spacing w:before="120" w:after="120"/>
-    </w:pPr>
-    <w:rPr>
-      <w:rFonts w:cs="Lohit Devanagari"/>
-      <w:i/>
-      <w:iCs/>
-      <w:sz w:val="24"/>
-      <w:szCs w:val="24"/>
-    </w:rPr>
-  </w:style>
-  <w:style w:type="paragraph" w:styleId="20">
     <w:name w:val="toc 3"/>
     <w:basedOn w:val="1"/>
     <w:next w:val="1"/>
@@ -6597,11 +4833,11 @@
     <w:qFormat/>
     <w:uiPriority w:val="39"/>
     <w:pPr>
-      <w:spacing w:before="0" w:after="100"/>
-      <w:ind w:left="480" w:firstLine="709"/>
+      <w:spacing w:after="100"/>
+      <w:ind w:left="480"/>
     </w:pPr>
   </w:style>
-  <w:style w:type="paragraph" w:styleId="21">
+  <w:style w:type="paragraph" w:styleId="18">
     <w:name w:val="Subtitle"/>
     <w:basedOn w:val="1"/>
     <w:next w:val="1"/>
@@ -6618,10 +4854,10 @@
       <w:szCs w:val="28"/>
     </w:rPr>
   </w:style>
-  <w:style w:type="paragraph" w:styleId="22">
+  <w:style w:type="paragraph" w:styleId="19">
     <w:name w:val="footnote text"/>
     <w:basedOn w:val="1"/>
-    <w:link w:val="28"/>
+    <w:link w:val="23"/>
     <w:qFormat/>
     <w:uiPriority w:val="0"/>
     <w:pPr>
@@ -6635,7 +4871,7 @@
       <w:lang w:eastAsia="zh-CN"/>
     </w:rPr>
   </w:style>
-  <w:style w:type="paragraph" w:styleId="23">
+  <w:style w:type="paragraph" w:styleId="20">
     <w:name w:val="toc 1"/>
     <w:basedOn w:val="1"/>
     <w:next w:val="1"/>
@@ -6651,7 +4887,7 @@
       <w:spacing w:line="360" w:lineRule="auto"/>
     </w:pPr>
   </w:style>
-  <w:style w:type="table" w:styleId="24">
+  <w:style w:type="table" w:styleId="21">
     <w:name w:val="Table Grid"/>
     <w:basedOn w:val="9"/>
     <w:qFormat/>
@@ -6667,44 +4903,23 @@
       </w:tblBorders>
     </w:tblPr>
   </w:style>
-  <w:style w:type="character" w:customStyle="1" w:styleId="25">
-    <w:name w:val="Caracteres de nota de rodapé"/>
-    <w:semiHidden/>
-    <w:unhideWhenUsed/>
-    <w:qFormat/>
-    <w:uiPriority w:val="99"/>
-    <w:rPr>
-      <w:vertAlign w:val="superscript"/>
-    </w:rPr>
-  </w:style>
-  <w:style w:type="character" w:customStyle="1" w:styleId="26">
-    <w:name w:val="Âncora da nota de rodapé"/>
+  <w:style w:type="table" w:customStyle="1" w:styleId="22">
+    <w:name w:val="Table Normal"/>
     <w:qFormat/>
     <w:uiPriority w:val="0"/>
-    <w:rPr>
-      <w:vertAlign w:val="superscript"/>
-    </w:rPr>
+    <w:tblPr>
+      <w:tblCellMar>
+        <w:top w:w="0" w:type="dxa"/>
+        <w:left w:w="0" w:type="dxa"/>
+        <w:bottom w:w="0" w:type="dxa"/>
+        <w:right w:w="0" w:type="dxa"/>
+      </w:tblCellMar>
+    </w:tblPr>
   </w:style>
-  <w:style w:type="character" w:customStyle="1" w:styleId="27">
-    <w:name w:val="Link da Internet"/>
-    <w:basedOn w:val="8"/>
-    <w:unhideWhenUsed/>
-    <w:qFormat/>
-    <w:uiPriority w:val="99"/>
-    <w:rPr>
-      <w:color w:val="0000FF" w:themeColor="hyperlink"/>
-      <w:u w:val="single"/>
-      <w14:textFill>
-        <w14:solidFill>
-          <w14:schemeClr w14:val="hlink"/>
-        </w14:solidFill>
-      </w14:textFill>
-    </w:rPr>
-  </w:style>
-  <w:style w:type="character" w:customStyle="1" w:styleId="28">
+  <w:style w:type="character" w:customStyle="1" w:styleId="23">
     <w:name w:val="Texto de nota de rodapé Char"/>
     <w:basedOn w:val="8"/>
-    <w:link w:val="22"/>
+    <w:link w:val="19"/>
     <w:qFormat/>
     <w:uiPriority w:val="0"/>
     <w:rPr>
@@ -6714,61 +4929,7 @@
       <w:lang w:eastAsia="zh-CN"/>
     </w:rPr>
   </w:style>
-  <w:style w:type="character" w:customStyle="1" w:styleId="29">
-    <w:name w:val="Cabeçalho Char"/>
-    <w:basedOn w:val="8"/>
-    <w:link w:val="16"/>
-    <w:qFormat/>
-    <w:uiPriority w:val="0"/>
-    <w:rPr>
-      <w:rFonts w:asciiTheme="minorHAnsi" w:hAnsiTheme="minorHAnsi" w:eastAsiaTheme="minorEastAsia" w:cstheme="minorBidi"/>
-      <w:sz w:val="20"/>
-      <w:szCs w:val="20"/>
-      <w:lang w:val="en-US" w:eastAsia="zh-CN"/>
-    </w:rPr>
-  </w:style>
-  <w:style w:type="character" w:customStyle="1" w:styleId="30">
-    <w:name w:val="Âncora da nota de fim"/>
-    <w:qFormat/>
-    <w:uiPriority w:val="0"/>
-    <w:rPr>
-      <w:vertAlign w:val="superscript"/>
-    </w:rPr>
-  </w:style>
-  <w:style w:type="character" w:customStyle="1" w:styleId="31">
-    <w:name w:val="Caracteres de nota de fim"/>
-    <w:qFormat/>
-    <w:uiPriority w:val="0"/>
-  </w:style>
-  <w:style w:type="paragraph" w:customStyle="1" w:styleId="32">
-    <w:name w:val="Título1"/>
-    <w:basedOn w:val="1"/>
-    <w:next w:val="13"/>
-    <w:qFormat/>
-    <w:uiPriority w:val="0"/>
-    <w:pPr>
-      <w:keepNext/>
-      <w:spacing w:before="240" w:after="120"/>
-    </w:pPr>
-    <w:rPr>
-      <w:rFonts w:ascii="Liberation Sans" w:hAnsi="Liberation Sans" w:eastAsia="Noto Sans CJK SC" w:cs="Lohit Devanagari"/>
-      <w:sz w:val="28"/>
-      <w:szCs w:val="28"/>
-    </w:rPr>
-  </w:style>
-  <w:style w:type="paragraph" w:customStyle="1" w:styleId="33">
-    <w:name w:val="Índice"/>
-    <w:basedOn w:val="1"/>
-    <w:qFormat/>
-    <w:uiPriority w:val="0"/>
-    <w:pPr>
-      <w:suppressLineNumbers/>
-    </w:pPr>
-    <w:rPr>
-      <w:rFonts w:cs="Lohit Devanagari"/>
-    </w:rPr>
-  </w:style>
-  <w:style w:type="paragraph" w:customStyle="1" w:styleId="34">
+  <w:style w:type="paragraph" w:customStyle="1" w:styleId="24">
     <w:name w:val="Agradecimento/dedicatória/epígrafe"/>
     <w:basedOn w:val="1"/>
     <w:qFormat/>
@@ -6786,39 +4947,34 @@
       <w:lang w:eastAsia="zh-CN"/>
     </w:rPr>
   </w:style>
-  <w:style w:type="paragraph" w:styleId="35">
+  <w:style w:type="paragraph" w:styleId="25">
     <w:name w:val="List Paragraph"/>
     <w:basedOn w:val="1"/>
     <w:qFormat/>
     <w:uiPriority w:val="34"/>
     <w:pPr>
-      <w:spacing w:before="0" w:after="0"/>
-      <w:ind w:left="720" w:firstLine="709"/>
+      <w:ind w:left="720"/>
       <w:contextualSpacing/>
     </w:pPr>
   </w:style>
-  <w:style w:type="paragraph" w:styleId="36">
+  <w:style w:type="paragraph" w:styleId="26">
     <w:name w:val="No Spacing"/>
     <w:qFormat/>
     <w:uiPriority w:val="0"/>
     <w:pPr>
       <w:widowControl w:val="0"/>
       <w:suppressAutoHyphens/>
-      <w:bidi w:val="0"/>
-      <w:spacing w:before="0" w:after="0"/>
       <w:ind w:firstLine="709"/>
       <w:jc w:val="both"/>
     </w:pPr>
     <w:rPr>
       <w:rFonts w:ascii="Arial" w:hAnsi="Arial" w:eastAsia="Arial" w:cs="Arial"/>
-      <w:color w:val="auto"/>
-      <w:kern w:val="0"/>
       <w:sz w:val="24"/>
       <w:szCs w:val="24"/>
       <w:lang w:val="pt-BR" w:eastAsia="zh-CN" w:bidi="ar-SA"/>
     </w:rPr>
   </w:style>
-  <w:style w:type="paragraph" w:customStyle="1" w:styleId="37">
+  <w:style w:type="paragraph" w:customStyle="1" w:styleId="27">
     <w:name w:val="Cabeçalho do Sumário1"/>
     <w:basedOn w:val="2"/>
     <w:next w:val="1"/>
@@ -6831,7 +4987,7 @@
       <w:tabs>
         <w:tab w:val="clear" w:pos="709"/>
       </w:tabs>
-      <w:spacing w:before="240" w:after="0" w:line="259" w:lineRule="auto"/>
+      <w:spacing w:before="240" w:line="259" w:lineRule="auto"/>
       <w:outlineLvl w:val="9"/>
     </w:pPr>
     <w:rPr>
@@ -6843,46 +4999,9 @@
       <w:szCs w:val="32"/>
     </w:rPr>
   </w:style>
-  <w:style w:type="paragraph" w:customStyle="1" w:styleId="38">
-    <w:name w:val="Conteúdo da tabela"/>
-    <w:basedOn w:val="1"/>
-    <w:qFormat/>
-    <w:uiPriority w:val="0"/>
-    <w:pPr>
-      <w:widowControl w:val="0"/>
-      <w:suppressLineNumbers/>
-    </w:pPr>
-  </w:style>
-  <w:style w:type="paragraph" w:customStyle="1" w:styleId="39">
-    <w:name w:val="Título de tabela"/>
-    <w:basedOn w:val="38"/>
-    <w:qFormat/>
-    <w:uiPriority w:val="0"/>
-    <w:pPr>
-      <w:suppressLineNumbers/>
-      <w:jc w:val="center"/>
-    </w:pPr>
-    <w:rPr>
-      <w:b/>
-      <w:bCs/>
-    </w:rPr>
-  </w:style>
-  <w:style w:type="table" w:customStyle="1" w:styleId="40">
-    <w:name w:val="Table Normal"/>
-    <w:qFormat/>
-    <w:uiPriority w:val="0"/>
-    <w:tblPr>
-      <w:tblCellMar>
-        <w:top w:w="0" w:type="dxa"/>
-        <w:left w:w="0" w:type="dxa"/>
-        <w:bottom w:w="0" w:type="dxa"/>
-        <w:right w:w="0" w:type="dxa"/>
-      </w:tblCellMar>
-    </w:tblPr>
-  </w:style>
-  <w:style w:type="table" w:customStyle="1" w:styleId="41">
+  <w:style w:type="table" w:customStyle="1" w:styleId="28">
     <w:name w:val="_Style 26"/>
-    <w:basedOn w:val="40"/>
+    <w:basedOn w:val="22"/>
     <w:qFormat/>
     <w:uiPriority w:val="0"/>
     <w:tblPr>
@@ -6892,9 +5011,9 @@
       </w:tblCellMar>
     </w:tblPr>
   </w:style>
-  <w:style w:type="table" w:customStyle="1" w:styleId="42">
+  <w:style w:type="table" w:customStyle="1" w:styleId="29">
     <w:name w:val="_Style 27"/>
-    <w:basedOn w:val="40"/>
+    <w:basedOn w:val="22"/>
     <w:qFormat/>
     <w:uiPriority w:val="0"/>
     <w:tblPr>
@@ -6904,9 +5023,9 @@
       </w:tblCellMar>
     </w:tblPr>
   </w:style>
-  <w:style w:type="table" w:customStyle="1" w:styleId="43">
+  <w:style w:type="table" w:customStyle="1" w:styleId="30">
     <w:name w:val="_Style 28"/>
-    <w:basedOn w:val="40"/>
+    <w:basedOn w:val="22"/>
     <w:qFormat/>
     <w:uiPriority w:val="0"/>
     <w:tblPr>
@@ -6916,9 +5035,9 @@
       </w:tblCellMar>
     </w:tblPr>
   </w:style>
-  <w:style w:type="table" w:customStyle="1" w:styleId="44">
+  <w:style w:type="table" w:customStyle="1" w:styleId="31">
     <w:name w:val="_Style 29"/>
-    <w:basedOn w:val="40"/>
+    <w:basedOn w:val="22"/>
     <w:qFormat/>
     <w:uiPriority w:val="0"/>
     <w:tblPr>
@@ -6930,9 +5049,9 @@
       </w:tblCellMar>
     </w:tblPr>
   </w:style>
-  <w:style w:type="table" w:customStyle="1" w:styleId="45">
+  <w:style w:type="table" w:customStyle="1" w:styleId="32">
     <w:name w:val="_Style 30"/>
-    <w:basedOn w:val="40"/>
+    <w:basedOn w:val="22"/>
     <w:qFormat/>
     <w:uiPriority w:val="0"/>
     <w:tblPr>
@@ -6944,9 +5063,9 @@
       </w:tblCellMar>
     </w:tblPr>
   </w:style>
-  <w:style w:type="table" w:customStyle="1" w:styleId="46">
+  <w:style w:type="table" w:customStyle="1" w:styleId="33">
     <w:name w:val="_Style 31"/>
-    <w:basedOn w:val="40"/>
+    <w:basedOn w:val="22"/>
     <w:qFormat/>
     <w:uiPriority w:val="0"/>
     <w:tblPr>
@@ -6958,9 +5077,9 @@
       </w:tblCellMar>
     </w:tblPr>
   </w:style>
-  <w:style w:type="table" w:customStyle="1" w:styleId="47">
+  <w:style w:type="table" w:customStyle="1" w:styleId="34">
     <w:name w:val="_Style 32"/>
-    <w:basedOn w:val="40"/>
+    <w:basedOn w:val="22"/>
     <w:qFormat/>
     <w:uiPriority w:val="0"/>
     <w:tblPr>
@@ -6972,9 +5091,9 @@
       </w:tblCellMar>
     </w:tblPr>
   </w:style>
-  <w:style w:type="table" w:customStyle="1" w:styleId="48">
+  <w:style w:type="table" w:customStyle="1" w:styleId="35">
     <w:name w:val="_Style 33"/>
-    <w:basedOn w:val="40"/>
+    <w:basedOn w:val="22"/>
     <w:qFormat/>
     <w:uiPriority w:val="0"/>
     <w:tblPr>
@@ -6985,6 +5104,19 @@
         <w:right w:w="100" w:type="dxa"/>
       </w:tblCellMar>
     </w:tblPr>
+  </w:style>
+  <w:style w:type="character" w:customStyle="1" w:styleId="36">
+    <w:name w:val="Cabeçalho Char"/>
+    <w:basedOn w:val="8"/>
+    <w:link w:val="16"/>
+    <w:qFormat/>
+    <w:uiPriority w:val="0"/>
+    <w:rPr>
+      <w:rFonts w:asciiTheme="minorHAnsi" w:hAnsiTheme="minorHAnsi" w:eastAsiaTheme="minorEastAsia" w:cstheme="minorBidi"/>
+      <w:sz w:val="20"/>
+      <w:szCs w:val="20"/>
+      <w:lang w:val="en-US" w:eastAsia="zh-CN"/>
+    </w:rPr>
   </w:style>
 </w:styles>
 </file>
@@ -7310,7 +5442,7 @@
 
 <file path=customXml/item1.xml><?xml version="1.0" encoding="utf-8"?>
 <go:gDocsCustomXmlDataStorage xmlns:go="http://customooxmlschemas.google.com/" xmlns:r="http://schemas.openxmlformats.org/officeDocument/2006/relationships">
-  <go:docsCustomData roundtripDataSignature="AMtx7mhmYM5NVS9zJpgBtSiycZe0q0HKmQ==">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</go:docsCustomData>
+  <go:docsCustomData xmlns:go="http://customooxmlschemas.google.com/" roundtripDataSignature="AMtx7mhmYM5NVS9zJpgBtSiycZe0q0HKmQ==">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</go:docsCustomData>
 </go:gDocsCustomXmlDataStorage>
 </file>
 
